--- a/kursach/Курсач новый.docx
+++ b/kursach/Курсач новый.docx
@@ -4,213 +4,487 @@
   <w:body>
     <w:p>
       <w:pPr>
-        <w:pStyle w:val="1"/>
-      </w:pPr>
-      <w:bookmarkStart w:id="0" w:name="_GoBack"/>
-      <w:bookmarkEnd w:id="0"/>
-      <w:r>
-        <w:rPr>
-          <w:rFonts w:ascii="Segoe UI Symbol" w:hAnsi="Segoe UI Symbol" w:cs="Segoe UI Symbol"/>
-        </w:rPr>
-        <w:t>📖</w:t>
-      </w:r>
-      <w:r>
-        <w:t xml:space="preserve"> Курсовая работа</w:t>
+        <w:pStyle w:val="2"/>
+        <w:rPr>
+          <w:color w:val="000000" w:themeColor="text1"/>
+          <w:sz w:val="32"/>
+          <w:szCs w:val="32"/>
+        </w:rPr>
+      </w:pPr>
+      <w:r>
+        <w:rPr>
+          <w:color w:val="000000" w:themeColor="text1"/>
+          <w:sz w:val="32"/>
+          <w:szCs w:val="32"/>
+        </w:rPr>
+        <w:t>Введение</w:t>
       </w:r>
     </w:p>
     <w:p>
       <w:pPr>
         <w:pStyle w:val="a3"/>
-      </w:pPr>
-      <w:r>
-        <w:rPr>
-          <w:rStyle w:val="a4"/>
-        </w:rPr>
-        <w:t>Тема:</w:t>
-      </w:r>
-      <w:r>
-        <w:t xml:space="preserve"> Разработка веб-приложения для управления календарём с использованием </w:t>
-      </w:r>
-      <w:proofErr w:type="spellStart"/>
-      <w:r>
-        <w:t>FastAPI</w:t>
-      </w:r>
-      <w:proofErr w:type="spellEnd"/>
-      <w:r>
-        <w:t xml:space="preserve"> и хранения данных в CSV</w:t>
+        <w:rPr>
+          <w:color w:val="000000" w:themeColor="text1"/>
+          <w:sz w:val="30"/>
+          <w:szCs w:val="30"/>
+        </w:rPr>
+      </w:pPr>
+      <w:r>
+        <w:rPr>
+          <w:color w:val="000000" w:themeColor="text1"/>
+          <w:sz w:val="30"/>
+          <w:szCs w:val="30"/>
+        </w:rPr>
+        <w:t>Современные веб-приложения играют ключевую роль в организации времени и управления событиями. Календарные сервисы стали неотъемлемой частью повседневной жизни: они помогают планировать встречи, напоминать о задачах и структурировать рабочие процессы.</w:t>
       </w:r>
     </w:p>
     <w:p>
-      <w:r>
-        <w:pict>
-          <v:rect id="_x0000_i1025" style="width:0;height:1.5pt" o:hralign="center" o:hrstd="t" o:hr="t" fillcolor="#a0a0a0" stroked="f"/>
-        </w:pict>
+      <w:pPr>
+        <w:pStyle w:val="a3"/>
+        <w:rPr>
+          <w:color w:val="000000" w:themeColor="text1"/>
+          <w:sz w:val="30"/>
+          <w:szCs w:val="30"/>
+        </w:rPr>
+      </w:pPr>
+      <w:r>
+        <w:rPr>
+          <w:color w:val="000000" w:themeColor="text1"/>
+          <w:sz w:val="30"/>
+          <w:szCs w:val="30"/>
+        </w:rPr>
+        <w:t xml:space="preserve">В рамках данной работы разработано учебное веб-приложение на языке </w:t>
+      </w:r>
+      <w:proofErr w:type="spellStart"/>
+      <w:r>
+        <w:rPr>
+          <w:rStyle w:val="a4"/>
+          <w:color w:val="000000" w:themeColor="text1"/>
+          <w:sz w:val="30"/>
+          <w:szCs w:val="30"/>
+        </w:rPr>
+        <w:t>Python</w:t>
+      </w:r>
+      <w:proofErr w:type="spellEnd"/>
+      <w:r>
+        <w:rPr>
+          <w:color w:val="000000" w:themeColor="text1"/>
+          <w:sz w:val="30"/>
+          <w:szCs w:val="30"/>
+        </w:rPr>
+        <w:t xml:space="preserve"> с использованием </w:t>
+      </w:r>
+      <w:proofErr w:type="spellStart"/>
+      <w:r>
+        <w:rPr>
+          <w:color w:val="000000" w:themeColor="text1"/>
+          <w:sz w:val="30"/>
+          <w:szCs w:val="30"/>
+        </w:rPr>
+        <w:t>фреймворка</w:t>
+      </w:r>
+      <w:proofErr w:type="spellEnd"/>
+      <w:r>
+        <w:rPr>
+          <w:color w:val="000000" w:themeColor="text1"/>
+          <w:sz w:val="30"/>
+          <w:szCs w:val="30"/>
+        </w:rPr>
+        <w:t xml:space="preserve"> </w:t>
+      </w:r>
+      <w:proofErr w:type="spellStart"/>
+      <w:r>
+        <w:rPr>
+          <w:rStyle w:val="a4"/>
+          <w:color w:val="000000" w:themeColor="text1"/>
+          <w:sz w:val="30"/>
+          <w:szCs w:val="30"/>
+        </w:rPr>
+        <w:t>FastAPI</w:t>
+      </w:r>
+      <w:proofErr w:type="spellEnd"/>
+      <w:r>
+        <w:rPr>
+          <w:color w:val="000000" w:themeColor="text1"/>
+          <w:sz w:val="30"/>
+          <w:szCs w:val="30"/>
+        </w:rPr>
+        <w:t xml:space="preserve">. В качестве хранилища данных выбран формат </w:t>
+      </w:r>
+      <w:r>
+        <w:rPr>
+          <w:rStyle w:val="a4"/>
+          <w:color w:val="000000" w:themeColor="text1"/>
+          <w:sz w:val="30"/>
+          <w:szCs w:val="30"/>
+        </w:rPr>
+        <w:t>CSV</w:t>
+      </w:r>
+      <w:r>
+        <w:rPr>
+          <w:color w:val="000000" w:themeColor="text1"/>
+          <w:sz w:val="30"/>
+          <w:szCs w:val="30"/>
+        </w:rPr>
+        <w:t>, что обеспечивает простоту настройки и прозрачность хранения информации. Такой подход делает проект лёгким для понимания и удобным для демонстрации базовых принципов веб-разработки.</w:t>
       </w:r>
     </w:p>
     <w:p>
       <w:pPr>
         <w:pStyle w:val="2"/>
-      </w:pPr>
-      <w:r>
-        <w:rPr>
-          <w:rFonts w:ascii="Segoe UI Symbol" w:hAnsi="Segoe UI Symbol" w:cs="Segoe UI Symbol"/>
-        </w:rPr>
-        <w:t>🔹</w:t>
-      </w:r>
-      <w:r>
-        <w:t xml:space="preserve"> Введение</w:t>
+        <w:rPr>
+          <w:color w:val="000000" w:themeColor="text1"/>
+          <w:sz w:val="32"/>
+          <w:szCs w:val="32"/>
+        </w:rPr>
+      </w:pPr>
+      <w:r>
+        <w:rPr>
+          <w:color w:val="000000" w:themeColor="text1"/>
+          <w:sz w:val="32"/>
+          <w:szCs w:val="32"/>
+        </w:rPr>
+        <w:t>Цели и задачи</w:t>
       </w:r>
     </w:p>
     <w:p>
       <w:pPr>
         <w:pStyle w:val="a3"/>
-      </w:pPr>
-      <w:r>
-        <w:t>Современные веб-приложения позволяют пользователям эффективно управлять своим временем и событиями. Календарные сервисы стали неотъемлемой частью повседневной жизни, будь то планирование встреч, напоминания о задачах или организация мероприятий.</w:t>
+        <w:rPr>
+          <w:color w:val="000000" w:themeColor="text1"/>
+          <w:sz w:val="30"/>
+          <w:szCs w:val="30"/>
+        </w:rPr>
+      </w:pPr>
+      <w:r>
+        <w:rPr>
+          <w:rStyle w:val="a4"/>
+          <w:color w:val="000000" w:themeColor="text1"/>
+          <w:sz w:val="30"/>
+          <w:szCs w:val="30"/>
+        </w:rPr>
+        <w:t>Цель работы:</w:t>
+      </w:r>
+      <w:r>
+        <w:rPr>
+          <w:color w:val="000000" w:themeColor="text1"/>
+          <w:sz w:val="30"/>
+          <w:szCs w:val="30"/>
+        </w:rPr>
+        <w:t xml:space="preserve"> создать веб-приложение для управления событиями календаря, позволяющее добавлять, просматривать и удалять записи.</w:t>
       </w:r>
     </w:p>
     <w:p>
       <w:pPr>
         <w:pStyle w:val="a3"/>
-      </w:pPr>
-      <w:r>
-        <w:t xml:space="preserve">В данной работе рассматривается разработка простого календарного веб-приложения, реализованного на языке </w:t>
-      </w:r>
-      <w:proofErr w:type="spellStart"/>
+        <w:rPr>
+          <w:color w:val="000000" w:themeColor="text1"/>
+          <w:sz w:val="32"/>
+          <w:szCs w:val="32"/>
+        </w:rPr>
+      </w:pPr>
       <w:r>
         <w:rPr>
           <w:rStyle w:val="a4"/>
-        </w:rPr>
-        <w:t>Python</w:t>
-      </w:r>
-      <w:proofErr w:type="spellEnd"/>
-      <w:r>
-        <w:t xml:space="preserve"> с использованием </w:t>
-      </w:r>
-      <w:proofErr w:type="spellStart"/>
-      <w:r>
-        <w:t>фреймворка</w:t>
-      </w:r>
-      <w:proofErr w:type="spellEnd"/>
-      <w:r>
-        <w:t xml:space="preserve"> </w:t>
-      </w:r>
-      <w:proofErr w:type="spellStart"/>
-      <w:r>
-        <w:rPr>
-          <w:rStyle w:val="a4"/>
-        </w:rPr>
-        <w:t>FastAPI</w:t>
-      </w:r>
-      <w:proofErr w:type="spellEnd"/>
-      <w:r>
-        <w:t xml:space="preserve">. В качестве хранилища данных используется файл формата </w:t>
-      </w:r>
-      <w:r>
-        <w:rPr>
-          <w:rStyle w:val="a4"/>
-        </w:rPr>
-        <w:t>CSV</w:t>
-      </w:r>
-      <w:r>
-        <w:t>, что делает проект лёгким в настройке и удобным для учебных целей.</w:t>
+          <w:color w:val="000000" w:themeColor="text1"/>
+          <w:sz w:val="32"/>
+          <w:szCs w:val="32"/>
+        </w:rPr>
+        <w:t>Задачи проекта:</w:t>
       </w:r>
     </w:p>
     <w:p>
-      <w:r>
-        <w:pict>
-          <v:rect id="_x0000_i1026" style="width:0;height:1.5pt" o:hralign="center" o:hrstd="t" o:hr="t" fillcolor="#a0a0a0" stroked="f"/>
-        </w:pict>
+      <w:pPr>
+        <w:numPr>
+          <w:ilvl w:val="0"/>
+          <w:numId w:val="14"/>
+        </w:numPr>
+        <w:spacing w:before="100" w:beforeAutospacing="1" w:after="100" w:afterAutospacing="1" w:line="240" w:lineRule="auto"/>
+        <w:rPr>
+          <w:color w:val="000000" w:themeColor="text1"/>
+          <w:sz w:val="30"/>
+          <w:szCs w:val="30"/>
+        </w:rPr>
+      </w:pPr>
+      <w:r>
+        <w:rPr>
+          <w:color w:val="000000" w:themeColor="text1"/>
+          <w:sz w:val="30"/>
+          <w:szCs w:val="30"/>
+        </w:rPr>
+        <w:t xml:space="preserve">Изучить возможности </w:t>
+      </w:r>
+      <w:proofErr w:type="spellStart"/>
+      <w:r>
+        <w:rPr>
+          <w:color w:val="000000" w:themeColor="text1"/>
+          <w:sz w:val="30"/>
+          <w:szCs w:val="30"/>
+        </w:rPr>
+        <w:t>FastAPI</w:t>
+      </w:r>
+      <w:proofErr w:type="spellEnd"/>
+      <w:r>
+        <w:rPr>
+          <w:color w:val="000000" w:themeColor="text1"/>
+          <w:sz w:val="30"/>
+          <w:szCs w:val="30"/>
+        </w:rPr>
+        <w:t xml:space="preserve"> для построения REST API.</w:t>
       </w:r>
     </w:p>
     <w:p>
       <w:pPr>
-        <w:pStyle w:val="2"/>
-      </w:pPr>
-      <w:r>
-        <w:rPr>
-          <w:rFonts w:ascii="Segoe UI Symbol" w:hAnsi="Segoe UI Symbol" w:cs="Segoe UI Symbol"/>
-        </w:rPr>
-        <w:t>🎯</w:t>
-      </w:r>
-      <w:r>
-        <w:t xml:space="preserve"> Цели и задачи</w:t>
+        <w:numPr>
+          <w:ilvl w:val="0"/>
+          <w:numId w:val="14"/>
+        </w:numPr>
+        <w:spacing w:before="100" w:beforeAutospacing="1" w:after="100" w:afterAutospacing="1" w:line="240" w:lineRule="auto"/>
+        <w:rPr>
+          <w:color w:val="000000" w:themeColor="text1"/>
+          <w:sz w:val="30"/>
+          <w:szCs w:val="30"/>
+        </w:rPr>
+      </w:pPr>
+      <w:r>
+        <w:rPr>
+          <w:color w:val="000000" w:themeColor="text1"/>
+          <w:sz w:val="30"/>
+          <w:szCs w:val="30"/>
+        </w:rPr>
+        <w:t>Реализовать хранение данных в формате CSV.</w:t>
       </w:r>
     </w:p>
     <w:p>
       <w:pPr>
-        <w:pStyle w:val="a3"/>
-      </w:pPr>
-      <w:r>
-        <w:rPr>
-          <w:rStyle w:val="a4"/>
-        </w:rPr>
-        <w:t>Цель работы:</w:t>
-      </w:r>
-      <w:r>
-        <w:t xml:space="preserve"> разработать веб-приложение для управления событиями календаря, обеспечивающее добавление, просмотр и удаление событий.</w:t>
+        <w:numPr>
+          <w:ilvl w:val="0"/>
+          <w:numId w:val="14"/>
+        </w:numPr>
+        <w:spacing w:before="100" w:beforeAutospacing="1" w:after="100" w:afterAutospacing="1" w:line="240" w:lineRule="auto"/>
+        <w:rPr>
+          <w:color w:val="000000" w:themeColor="text1"/>
+          <w:sz w:val="30"/>
+          <w:szCs w:val="30"/>
+        </w:rPr>
+      </w:pPr>
+      <w:r>
+        <w:rPr>
+          <w:color w:val="000000" w:themeColor="text1"/>
+          <w:sz w:val="30"/>
+          <w:szCs w:val="30"/>
+        </w:rPr>
+        <w:t>Обеспечить базовые операции CRUD (</w:t>
+      </w:r>
+      <w:proofErr w:type="spellStart"/>
+      <w:r>
+        <w:rPr>
+          <w:color w:val="000000" w:themeColor="text1"/>
+          <w:sz w:val="30"/>
+          <w:szCs w:val="30"/>
+        </w:rPr>
+        <w:t>Create</w:t>
+      </w:r>
+      <w:proofErr w:type="spellEnd"/>
+      <w:r>
+        <w:rPr>
+          <w:color w:val="000000" w:themeColor="text1"/>
+          <w:sz w:val="30"/>
+          <w:szCs w:val="30"/>
+        </w:rPr>
+        <w:t xml:space="preserve">, </w:t>
+      </w:r>
+      <w:proofErr w:type="spellStart"/>
+      <w:r>
+        <w:rPr>
+          <w:color w:val="000000" w:themeColor="text1"/>
+          <w:sz w:val="30"/>
+          <w:szCs w:val="30"/>
+        </w:rPr>
+        <w:t>Read</w:t>
+      </w:r>
+      <w:proofErr w:type="spellEnd"/>
+      <w:r>
+        <w:rPr>
+          <w:color w:val="000000" w:themeColor="text1"/>
+          <w:sz w:val="30"/>
+          <w:szCs w:val="30"/>
+        </w:rPr>
+        <w:t xml:space="preserve">, </w:t>
+      </w:r>
+      <w:proofErr w:type="spellStart"/>
+      <w:r>
+        <w:rPr>
+          <w:color w:val="000000" w:themeColor="text1"/>
+          <w:sz w:val="30"/>
+          <w:szCs w:val="30"/>
+        </w:rPr>
+        <w:t>Delete</w:t>
+      </w:r>
+      <w:proofErr w:type="spellEnd"/>
+      <w:r>
+        <w:rPr>
+          <w:color w:val="000000" w:themeColor="text1"/>
+          <w:sz w:val="30"/>
+          <w:szCs w:val="30"/>
+        </w:rPr>
+        <w:t>).</w:t>
       </w:r>
     </w:p>
     <w:p>
       <w:pPr>
-        <w:pStyle w:val="a3"/>
-      </w:pPr>
-      <w:r>
-        <w:rPr>
-          <w:rStyle w:val="a4"/>
-        </w:rPr>
-        <w:t>Задачи:</w:t>
+        <w:numPr>
+          <w:ilvl w:val="0"/>
+          <w:numId w:val="14"/>
+        </w:numPr>
+        <w:spacing w:before="100" w:beforeAutospacing="1" w:after="100" w:afterAutospacing="1" w:line="240" w:lineRule="auto"/>
+        <w:rPr>
+          <w:color w:val="000000" w:themeColor="text1"/>
+          <w:sz w:val="30"/>
+          <w:szCs w:val="30"/>
+        </w:rPr>
+      </w:pPr>
+      <w:r>
+        <w:rPr>
+          <w:color w:val="000000" w:themeColor="text1"/>
+          <w:sz w:val="30"/>
+          <w:szCs w:val="30"/>
+        </w:rPr>
+        <w:t>Подключить статический интерфейс для взаимодействия с пользователем.</w:t>
       </w:r>
     </w:p>
     <w:p>
       <w:pPr>
         <w:numPr>
           <w:ilvl w:val="0"/>
-          <w:numId w:val="9"/>
+          <w:numId w:val="14"/>
         </w:numPr>
         <w:spacing w:before="100" w:beforeAutospacing="1" w:after="100" w:afterAutospacing="1" w:line="240" w:lineRule="auto"/>
-      </w:pPr>
-      <w:r>
-        <w:t xml:space="preserve">Изучить возможности </w:t>
-      </w:r>
-      <w:proofErr w:type="spellStart"/>
-      <w:r>
-        <w:t>фреймворка</w:t>
-      </w:r>
-      <w:proofErr w:type="spellEnd"/>
-      <w:r>
-        <w:t xml:space="preserve"> </w:t>
-      </w:r>
-      <w:proofErr w:type="spellStart"/>
-      <w:r>
-        <w:rPr>
-          <w:rStyle w:val="a4"/>
-        </w:rPr>
-        <w:t>FastAPI</w:t>
-      </w:r>
-      <w:proofErr w:type="spellEnd"/>
-      <w:r>
-        <w:t xml:space="preserve"> для создания REST API.</w:t>
+        <w:rPr>
+          <w:color w:val="000000" w:themeColor="text1"/>
+          <w:sz w:val="30"/>
+          <w:szCs w:val="30"/>
+        </w:rPr>
+      </w:pPr>
+      <w:r>
+        <w:rPr>
+          <w:color w:val="000000" w:themeColor="text1"/>
+          <w:sz w:val="30"/>
+          <w:szCs w:val="30"/>
+        </w:rPr>
+        <w:t>Обосновать выбор технологий и архитектуры приложения.</w:t>
       </w:r>
     </w:p>
     <w:p>
       <w:pPr>
+        <w:pStyle w:val="2"/>
+        <w:rPr>
+          <w:color w:val="000000" w:themeColor="text1"/>
+          <w:sz w:val="32"/>
+          <w:szCs w:val="32"/>
+        </w:rPr>
+      </w:pPr>
+      <w:r>
+        <w:rPr>
+          <w:color w:val="000000" w:themeColor="text1"/>
+          <w:sz w:val="32"/>
+          <w:szCs w:val="32"/>
+        </w:rPr>
+        <w:t>Архитектура приложения</w:t>
+      </w:r>
+    </w:p>
+    <w:p>
+      <w:pPr>
+        <w:pStyle w:val="a3"/>
+        <w:rPr>
+          <w:color w:val="000000" w:themeColor="text1"/>
+          <w:sz w:val="30"/>
+          <w:szCs w:val="30"/>
+        </w:rPr>
+      </w:pPr>
+      <w:r>
+        <w:rPr>
+          <w:color w:val="000000" w:themeColor="text1"/>
+          <w:sz w:val="30"/>
+          <w:szCs w:val="30"/>
+        </w:rPr>
+        <w:t xml:space="preserve">Архитектура построена по принципу </w:t>
+      </w:r>
+      <w:r>
+        <w:rPr>
+          <w:rStyle w:val="a4"/>
+          <w:color w:val="000000" w:themeColor="text1"/>
+          <w:sz w:val="30"/>
+          <w:szCs w:val="30"/>
+        </w:rPr>
+        <w:t>клиент–сервер</w:t>
+      </w:r>
+      <w:r>
+        <w:rPr>
+          <w:color w:val="000000" w:themeColor="text1"/>
+          <w:sz w:val="30"/>
+          <w:szCs w:val="30"/>
+        </w:rPr>
+        <w:t>:</w:t>
+      </w:r>
+    </w:p>
+    <w:p>
+      <w:pPr>
         <w:numPr>
           <w:ilvl w:val="0"/>
-          <w:numId w:val="9"/>
+          <w:numId w:val="15"/>
         </w:numPr>
         <w:spacing w:before="100" w:beforeAutospacing="1" w:after="100" w:afterAutospacing="1" w:line="240" w:lineRule="auto"/>
-      </w:pPr>
-      <w:r>
-        <w:t xml:space="preserve">Реализовать хранение данных в формате </w:t>
-      </w:r>
+        <w:rPr>
+          <w:color w:val="000000" w:themeColor="text1"/>
+          <w:sz w:val="30"/>
+          <w:szCs w:val="30"/>
+        </w:rPr>
+      </w:pPr>
+      <w:proofErr w:type="spellStart"/>
       <w:r>
         <w:rPr>
           <w:rStyle w:val="a4"/>
-        </w:rPr>
-        <w:t>CSV</w:t>
-      </w:r>
-      <w:r>
+          <w:color w:val="000000" w:themeColor="text1"/>
+          <w:sz w:val="30"/>
+          <w:szCs w:val="30"/>
+        </w:rPr>
+        <w:t>Frontend</w:t>
+      </w:r>
+      <w:proofErr w:type="spellEnd"/>
+      <w:r>
+        <w:rPr>
+          <w:rStyle w:val="a4"/>
+          <w:color w:val="000000" w:themeColor="text1"/>
+          <w:sz w:val="30"/>
+          <w:szCs w:val="30"/>
+        </w:rPr>
+        <w:t xml:space="preserve"> (Клиент):</w:t>
+      </w:r>
+      <w:r>
+        <w:rPr>
+          <w:color w:val="000000" w:themeColor="text1"/>
+          <w:sz w:val="30"/>
+          <w:szCs w:val="30"/>
+        </w:rPr>
+        <w:t xml:space="preserve"> статическая HTML-страница </w:t>
+      </w:r>
+      <w:r>
+        <w:rPr>
+          <w:rStyle w:val="HTML"/>
+          <w:rFonts w:eastAsiaTheme="minorHAnsi"/>
+          <w:color w:val="000000" w:themeColor="text1"/>
+          <w:sz w:val="30"/>
+          <w:szCs w:val="30"/>
+        </w:rPr>
+        <w:t>index.html</w:t>
+      </w:r>
+      <w:r>
+        <w:rPr>
+          <w:color w:val="000000" w:themeColor="text1"/>
+          <w:sz w:val="30"/>
+          <w:szCs w:val="30"/>
+        </w:rPr>
         <w:t>.</w:t>
       </w:r>
     </w:p>
@@ -218,521 +492,294 @@
       <w:pPr>
         <w:numPr>
           <w:ilvl w:val="0"/>
-          <w:numId w:val="9"/>
+          <w:numId w:val="15"/>
         </w:numPr>
         <w:spacing w:before="100" w:beforeAutospacing="1" w:after="100" w:afterAutospacing="1" w:line="240" w:lineRule="auto"/>
-      </w:pPr>
-      <w:r>
-        <w:t>Обеспечить базовые операции CRUD (</w:t>
-      </w:r>
+        <w:rPr>
+          <w:color w:val="000000" w:themeColor="text1"/>
+          <w:sz w:val="30"/>
+          <w:szCs w:val="30"/>
+        </w:rPr>
+      </w:pPr>
       <w:proofErr w:type="spellStart"/>
       <w:r>
-        <w:t>Create</w:t>
+        <w:rPr>
+          <w:rStyle w:val="a4"/>
+          <w:color w:val="000000" w:themeColor="text1"/>
+          <w:sz w:val="30"/>
+          <w:szCs w:val="30"/>
+        </w:rPr>
+        <w:t>Backend</w:t>
       </w:r>
       <w:proofErr w:type="spellEnd"/>
       <w:r>
-        <w:t xml:space="preserve">, </w:t>
+        <w:rPr>
+          <w:rStyle w:val="a4"/>
+          <w:color w:val="000000" w:themeColor="text1"/>
+          <w:sz w:val="30"/>
+          <w:szCs w:val="30"/>
+        </w:rPr>
+        <w:t xml:space="preserve"> (Сервер):</w:t>
+      </w:r>
+      <w:r>
+        <w:rPr>
+          <w:color w:val="000000" w:themeColor="text1"/>
+          <w:sz w:val="30"/>
+          <w:szCs w:val="30"/>
+        </w:rPr>
+        <w:t xml:space="preserve"> приложение на </w:t>
       </w:r>
       <w:proofErr w:type="spellStart"/>
       <w:r>
-        <w:t>Read</w:t>
+        <w:rPr>
+          <w:color w:val="000000" w:themeColor="text1"/>
+          <w:sz w:val="30"/>
+          <w:szCs w:val="30"/>
+        </w:rPr>
+        <w:t>FastAPI</w:t>
       </w:r>
       <w:proofErr w:type="spellEnd"/>
       <w:r>
-        <w:t xml:space="preserve">, </w:t>
-      </w:r>
-      <w:proofErr w:type="spellStart"/>
-      <w:r>
-        <w:t>Delete</w:t>
-      </w:r>
-      <w:proofErr w:type="spellEnd"/>
-      <w:r>
-        <w:t>).</w:t>
+        <w:rPr>
+          <w:color w:val="000000" w:themeColor="text1"/>
+          <w:sz w:val="30"/>
+          <w:szCs w:val="30"/>
+        </w:rPr>
+        <w:t>, обрабатывающее запросы.</w:t>
       </w:r>
     </w:p>
     <w:p>
       <w:pPr>
         <w:numPr>
           <w:ilvl w:val="0"/>
-          <w:numId w:val="9"/>
+          <w:numId w:val="15"/>
         </w:numPr>
         <w:spacing w:before="100" w:beforeAutospacing="1" w:after="100" w:afterAutospacing="1" w:line="240" w:lineRule="auto"/>
-      </w:pPr>
-      <w:r>
-        <w:t>Подключить статический интерфейс для взаимодействия с пользователем.</w:t>
+        <w:rPr>
+          <w:color w:val="000000" w:themeColor="text1"/>
+          <w:sz w:val="30"/>
+          <w:szCs w:val="30"/>
+          <w:lang w:val="en-US"/>
+        </w:rPr>
+      </w:pPr>
+      <w:r>
+        <w:rPr>
+          <w:rStyle w:val="a4"/>
+          <w:color w:val="000000" w:themeColor="text1"/>
+          <w:sz w:val="30"/>
+          <w:szCs w:val="30"/>
+        </w:rPr>
+        <w:t>Хранилище</w:t>
+      </w:r>
+      <w:r>
+        <w:rPr>
+          <w:rStyle w:val="a4"/>
+          <w:color w:val="000000" w:themeColor="text1"/>
+          <w:sz w:val="30"/>
+          <w:szCs w:val="30"/>
+          <w:lang w:val="en-US"/>
+        </w:rPr>
+        <w:t>:</w:t>
+      </w:r>
+      <w:r>
+        <w:rPr>
+          <w:color w:val="000000" w:themeColor="text1"/>
+          <w:sz w:val="30"/>
+          <w:szCs w:val="30"/>
+          <w:lang w:val="en-US"/>
+        </w:rPr>
+        <w:t xml:space="preserve"> CSV-</w:t>
+      </w:r>
+      <w:r>
+        <w:rPr>
+          <w:color w:val="000000" w:themeColor="text1"/>
+          <w:sz w:val="30"/>
+          <w:szCs w:val="30"/>
+        </w:rPr>
+        <w:t>файл</w:t>
+      </w:r>
+      <w:r>
+        <w:rPr>
+          <w:color w:val="000000" w:themeColor="text1"/>
+          <w:sz w:val="30"/>
+          <w:szCs w:val="30"/>
+          <w:lang w:val="en-US"/>
+        </w:rPr>
+        <w:t xml:space="preserve"> </w:t>
+      </w:r>
+      <w:r>
+        <w:rPr>
+          <w:rStyle w:val="HTML"/>
+          <w:rFonts w:eastAsiaTheme="minorHAnsi"/>
+          <w:color w:val="000000" w:themeColor="text1"/>
+          <w:sz w:val="30"/>
+          <w:szCs w:val="30"/>
+          <w:lang w:val="en-US"/>
+        </w:rPr>
+        <w:t>calendar_data.csv</w:t>
+      </w:r>
+      <w:r>
+        <w:rPr>
+          <w:color w:val="000000" w:themeColor="text1"/>
+          <w:sz w:val="30"/>
+          <w:szCs w:val="30"/>
+          <w:lang w:val="en-US"/>
+        </w:rPr>
+        <w:t>.</w:t>
       </w:r>
     </w:p>
     <w:p>
       <w:pPr>
-        <w:numPr>
-          <w:ilvl w:val="0"/>
-          <w:numId w:val="9"/>
-        </w:numPr>
         <w:spacing w:before="100" w:beforeAutospacing="1" w:after="100" w:afterAutospacing="1" w:line="240" w:lineRule="auto"/>
-      </w:pPr>
-      <w:r>
-        <w:t>Обосновать выбор технологий и архитектуры приложения.</w:t>
+        <w:rPr>
+          <w:b/>
+          <w:sz w:val="32"/>
+          <w:szCs w:val="32"/>
+        </w:rPr>
+      </w:pPr>
+      <w:r>
+        <w:rPr>
+          <w:b/>
+          <w:sz w:val="32"/>
+          <w:szCs w:val="32"/>
+        </w:rPr>
+        <w:t>Схема архитектуры</w:t>
       </w:r>
     </w:p>
     <w:p>
       <w:pPr>
-        <w:spacing w:after="0"/>
-      </w:pPr>
-      <w:r>
-        <w:pict>
-          <v:rect id="_x0000_i1027" style="width:0;height:1.5pt" o:hralign="center" o:hrstd="t" o:hr="t" fillcolor="#a0a0a0" stroked="f"/>
-        </w:pict>
+        <w:spacing w:before="100" w:beforeAutospacing="1" w:after="100" w:afterAutospacing="1" w:line="240" w:lineRule="auto"/>
+        <w:rPr>
+          <w:color w:val="000000" w:themeColor="text1"/>
+          <w:sz w:val="30"/>
+          <w:szCs w:val="30"/>
+          <w:lang w:val="en-US"/>
+        </w:rPr>
+      </w:pPr>
+      <w:r>
+        <w:object w:dxaOrig="14505" w:dyaOrig="1545">
+          <v:shapetype id="_x0000_t75" coordsize="21600,21600" o:spt="75" o:preferrelative="t" path="m@4@5l@4@11@9@11@9@5xe" filled="f" stroked="f">
+            <v:stroke joinstyle="miter"/>
+            <v:formulas>
+              <v:f eqn="if lineDrawn pixelLineWidth 0"/>
+              <v:f eqn="sum @0 1 0"/>
+              <v:f eqn="sum 0 0 @1"/>
+              <v:f eqn="prod @2 1 2"/>
+              <v:f eqn="prod @3 21600 pixelWidth"/>
+              <v:f eqn="prod @3 21600 pixelHeight"/>
+              <v:f eqn="sum @0 0 1"/>
+              <v:f eqn="prod @6 1 2"/>
+              <v:f eqn="prod @7 21600 pixelWidth"/>
+              <v:f eqn="sum @8 21600 0"/>
+              <v:f eqn="prod @7 21600 pixelHeight"/>
+              <v:f eqn="sum @10 21600 0"/>
+            </v:formulas>
+            <v:path o:extrusionok="f" gradientshapeok="t" o:connecttype="rect"/>
+            <o:lock v:ext="edit" aspectratio="t"/>
+          </v:shapetype>
+          <v:shape id="_x0000_i1025" type="#_x0000_t75" style="width:467.25pt;height:49.5pt" o:ole="">
+            <v:imagedata r:id="rId5" o:title=""/>
+          </v:shape>
+          <o:OLEObject Type="Embed" ProgID="Visio.Drawing.15" ShapeID="_x0000_i1025" DrawAspect="Content" ObjectID="_1825228663" r:id="rId6"/>
+        </w:object>
       </w:r>
     </w:p>
     <w:p>
       <w:pPr>
         <w:pStyle w:val="2"/>
-      </w:pPr>
-      <w:r>
-        <w:rPr>
-          <w:rFonts w:ascii="Segoe UI Symbol" w:hAnsi="Segoe UI Symbol" w:cs="Segoe UI Symbol"/>
-        </w:rPr>
-        <w:t>🏗</w:t>
-      </w:r>
-      <w:r>
-        <w:t>️ Архитектура приложения</w:t>
+        <w:rPr>
+          <w:color w:val="000000" w:themeColor="text1"/>
+          <w:sz w:val="32"/>
+          <w:szCs w:val="32"/>
+        </w:rPr>
+      </w:pPr>
+      <w:r>
+        <w:rPr>
+          <w:color w:val="000000" w:themeColor="text1"/>
+          <w:sz w:val="32"/>
+          <w:szCs w:val="32"/>
+        </w:rPr>
+        <w:lastRenderedPageBreak/>
+        <w:t>Обоснование выбора технологий</w:t>
       </w:r>
     </w:p>
     <w:p>
       <w:pPr>
-        <w:pStyle w:val="a3"/>
-      </w:pPr>
-      <w:r>
-        <w:t xml:space="preserve">Архитектура построена по принципу </w:t>
-      </w:r>
-      <w:r>
-        <w:rPr>
-          <w:rStyle w:val="a4"/>
-        </w:rPr>
-        <w:t>клиент–сервер</w:t>
-      </w:r>
-      <w:r>
-        <w:t>:</w:t>
-      </w:r>
-    </w:p>
-    <w:p>
-      <w:pPr>
-        <w:numPr>
-          <w:ilvl w:val="0"/>
-          <w:numId w:val="10"/>
-        </w:numPr>
-        <w:spacing w:before="100" w:beforeAutospacing="1" w:after="100" w:afterAutospacing="1" w:line="240" w:lineRule="auto"/>
-      </w:pPr>
-      <w:r>
-        <w:rPr>
-          <w:rStyle w:val="a4"/>
-        </w:rPr>
-        <w:t>Клиентская часть (</w:t>
+        <w:pStyle w:val="3"/>
+        <w:rPr>
+          <w:color w:val="000000" w:themeColor="text1"/>
+          <w:sz w:val="30"/>
+          <w:szCs w:val="30"/>
+        </w:rPr>
+      </w:pPr>
+      <w:r>
+        <w:rPr>
+          <w:color w:val="000000" w:themeColor="text1"/>
+          <w:sz w:val="30"/>
+          <w:szCs w:val="30"/>
+        </w:rPr>
+        <w:t xml:space="preserve">1. </w:t>
       </w:r>
       <w:proofErr w:type="spellStart"/>
       <w:r>
         <w:rPr>
-          <w:rStyle w:val="a4"/>
-        </w:rPr>
-        <w:t>Frontend</w:t>
+          <w:color w:val="000000" w:themeColor="text1"/>
+          <w:sz w:val="30"/>
+          <w:szCs w:val="30"/>
+        </w:rPr>
+        <w:t>FastAPI</w:t>
       </w:r>
       <w:proofErr w:type="spellEnd"/>
       <w:r>
         <w:rPr>
-          <w:rStyle w:val="a4"/>
-        </w:rPr>
-        <w:t>):</w:t>
-      </w:r>
-      <w:r>
-        <w:t xml:space="preserve"> HTML-страница (</w:t>
-      </w:r>
-      <w:r>
-        <w:rPr>
-          <w:rStyle w:val="HTML"/>
-          <w:rFonts w:eastAsiaTheme="minorHAnsi"/>
-        </w:rPr>
-        <w:t>index.html</w:t>
-      </w:r>
-      <w:r>
-        <w:t xml:space="preserve">) из папки </w:t>
+          <w:color w:val="000000" w:themeColor="text1"/>
+          <w:sz w:val="30"/>
+          <w:szCs w:val="30"/>
+        </w:rPr>
+        <w:t xml:space="preserve"> </w:t>
       </w:r>
       <w:proofErr w:type="spellStart"/>
       <w:r>
         <w:rPr>
-          <w:rStyle w:val="HTML"/>
-          <w:rFonts w:eastAsiaTheme="minorHAnsi"/>
-        </w:rPr>
-        <w:t>static</w:t>
+          <w:color w:val="000000" w:themeColor="text1"/>
+          <w:sz w:val="30"/>
+          <w:szCs w:val="30"/>
+        </w:rPr>
+        <w:t>vs</w:t>
       </w:r>
       <w:proofErr w:type="spellEnd"/>
       <w:r>
-        <w:t>.</w:t>
-      </w:r>
-    </w:p>
-    <w:p>
-      <w:pPr>
-        <w:numPr>
-          <w:ilvl w:val="0"/>
-          <w:numId w:val="10"/>
-        </w:numPr>
-        <w:spacing w:before="100" w:beforeAutospacing="1" w:after="100" w:afterAutospacing="1" w:line="240" w:lineRule="auto"/>
-      </w:pPr>
-      <w:r>
-        <w:rPr>
-          <w:rStyle w:val="a4"/>
-        </w:rPr>
-        <w:t>Серверная часть (</w:t>
+        <w:rPr>
+          <w:color w:val="000000" w:themeColor="text1"/>
+          <w:sz w:val="30"/>
+          <w:szCs w:val="30"/>
+        </w:rPr>
+        <w:t xml:space="preserve"> </w:t>
       </w:r>
       <w:proofErr w:type="spellStart"/>
       <w:r>
         <w:rPr>
-          <w:rStyle w:val="a4"/>
-        </w:rPr>
-        <w:t>Backend</w:t>
+          <w:color w:val="000000" w:themeColor="text1"/>
+          <w:sz w:val="30"/>
+          <w:szCs w:val="30"/>
+        </w:rPr>
+        <w:t>Flask</w:t>
       </w:r>
       <w:proofErr w:type="spellEnd"/>
       <w:r>
         <w:rPr>
-          <w:rStyle w:val="a4"/>
-        </w:rPr>
-        <w:t>):</w:t>
-      </w:r>
-      <w:r>
-        <w:t xml:space="preserve"> </w:t>
+          <w:color w:val="000000" w:themeColor="text1"/>
+          <w:sz w:val="30"/>
+          <w:szCs w:val="30"/>
+        </w:rPr>
+        <w:t>/</w:t>
       </w:r>
       <w:proofErr w:type="spellStart"/>
       <w:r>
-        <w:t>FastAPI</w:t>
-      </w:r>
-      <w:proofErr w:type="spellEnd"/>
-      <w:r>
-        <w:t>-приложение, обрабатывающее запросы.</w:t>
-      </w:r>
-    </w:p>
-    <w:p>
-      <w:pPr>
-        <w:numPr>
-          <w:ilvl w:val="0"/>
-          <w:numId w:val="10"/>
-        </w:numPr>
-        <w:spacing w:before="100" w:beforeAutospacing="1" w:after="100" w:afterAutospacing="1" w:line="240" w:lineRule="auto"/>
-      </w:pPr>
-      <w:r>
-        <w:rPr>
-          <w:rStyle w:val="a4"/>
-        </w:rPr>
-        <w:t>Хранилище данных:</w:t>
-      </w:r>
-      <w:r>
-        <w:t xml:space="preserve"> CSV-файл </w:t>
-      </w:r>
-      <w:r>
-        <w:rPr>
-          <w:rStyle w:val="HTML"/>
-          <w:rFonts w:eastAsiaTheme="minorHAnsi"/>
-        </w:rPr>
-        <w:t>calendar_data.csv</w:t>
-      </w:r>
-      <w:r>
-        <w:t>.</w:t>
-      </w:r>
-    </w:p>
-    <w:p>
-      <w:pPr>
-        <w:pStyle w:val="3"/>
-      </w:pPr>
-      <w:r>
-        <w:t>Схема архитектуры:</w:t>
-      </w:r>
-    </w:p>
-    <w:p>
-      <w:pPr>
-        <w:pStyle w:val="HTML0"/>
-        <w:rPr>
-          <w:rStyle w:val="HTML"/>
-        </w:rPr>
-      </w:pPr>
-      <w:r>
-        <w:rPr>
-          <w:rStyle w:val="HTML"/>
-        </w:rPr>
-        <w:t xml:space="preserve"> ┌───────────────┐        HTTP-запросы        ┌───────────────┐</w:t>
-      </w:r>
-    </w:p>
-    <w:p>
-      <w:pPr>
-        <w:pStyle w:val="HTML0"/>
-        <w:rPr>
-          <w:rStyle w:val="HTML"/>
-        </w:rPr>
-      </w:pPr>
-      <w:r>
-        <w:rPr>
-          <w:rStyle w:val="HTML"/>
-        </w:rPr>
-        <w:t xml:space="preserve"> │   Клиент      │ &lt;------------------------&gt; │   </w:t>
-      </w:r>
-      <w:proofErr w:type="spellStart"/>
-      <w:r>
-        <w:rPr>
-          <w:rStyle w:val="HTML"/>
-        </w:rPr>
-        <w:t>FastAPI</w:t>
-      </w:r>
-      <w:proofErr w:type="spellEnd"/>
-      <w:r>
-        <w:rPr>
-          <w:rStyle w:val="HTML"/>
-        </w:rPr>
-        <w:t xml:space="preserve"> API │</w:t>
-      </w:r>
-    </w:p>
-    <w:p>
-      <w:pPr>
-        <w:pStyle w:val="HTML0"/>
-        <w:rPr>
-          <w:rStyle w:val="HTML"/>
-        </w:rPr>
-      </w:pPr>
-      <w:r>
-        <w:rPr>
-          <w:rStyle w:val="HTML"/>
-        </w:rPr>
-        <w:t xml:space="preserve"> │ (</w:t>
-      </w:r>
-      <w:proofErr w:type="gramStart"/>
-      <w:r>
-        <w:rPr>
-          <w:rStyle w:val="HTML"/>
-        </w:rPr>
-        <w:t>index.html)  │</w:t>
-      </w:r>
-      <w:proofErr w:type="gramEnd"/>
-      <w:r>
-        <w:rPr>
-          <w:rStyle w:val="HTML"/>
-        </w:rPr>
-        <w:t xml:space="preserve">                            │   (</w:t>
-      </w:r>
-      <w:proofErr w:type="spellStart"/>
-      <w:r>
-        <w:rPr>
-          <w:rStyle w:val="HTML"/>
-        </w:rPr>
-        <w:t>Backend</w:t>
-      </w:r>
-      <w:proofErr w:type="spellEnd"/>
-      <w:r>
-        <w:rPr>
-          <w:rStyle w:val="HTML"/>
-        </w:rPr>
-        <w:t>)   │</w:t>
-      </w:r>
-    </w:p>
-    <w:p>
-      <w:pPr>
-        <w:pStyle w:val="HTML0"/>
-        <w:rPr>
-          <w:rStyle w:val="HTML"/>
-        </w:rPr>
-      </w:pPr>
-      <w:r>
-        <w:rPr>
-          <w:rStyle w:val="HTML"/>
-        </w:rPr>
-        <w:t xml:space="preserve"> └───────────────┘                            └───────┬───────┘</w:t>
-      </w:r>
-    </w:p>
-    <w:p>
-      <w:pPr>
-        <w:pStyle w:val="HTML0"/>
-        <w:rPr>
-          <w:rStyle w:val="HTML"/>
-        </w:rPr>
-      </w:pPr>
-      <w:r>
-        <w:rPr>
-          <w:rStyle w:val="HTML"/>
-        </w:rPr>
-        <w:lastRenderedPageBreak/>
-        <w:t xml:space="preserve">                                                     │</w:t>
-      </w:r>
-    </w:p>
-    <w:p>
-      <w:pPr>
-        <w:pStyle w:val="HTML0"/>
-        <w:rPr>
-          <w:rStyle w:val="HTML"/>
-        </w:rPr>
-      </w:pPr>
-      <w:r>
-        <w:rPr>
-          <w:rStyle w:val="HTML"/>
-        </w:rPr>
-        <w:t xml:space="preserve">                                                     ▼</w:t>
-      </w:r>
-    </w:p>
-    <w:p>
-      <w:pPr>
-        <w:pStyle w:val="HTML0"/>
-        <w:rPr>
-          <w:rStyle w:val="HTML"/>
-        </w:rPr>
-      </w:pPr>
-      <w:r>
-        <w:rPr>
-          <w:rStyle w:val="HTML"/>
-        </w:rPr>
-        <w:t xml:space="preserve">                                           ┌─────────────────┐</w:t>
-      </w:r>
-    </w:p>
-    <w:p>
-      <w:pPr>
-        <w:pStyle w:val="HTML0"/>
-        <w:rPr>
-          <w:rStyle w:val="HTML"/>
-        </w:rPr>
-      </w:pPr>
-      <w:r>
-        <w:rPr>
-          <w:rStyle w:val="HTML"/>
-        </w:rPr>
-        <w:t xml:space="preserve">                                           │   CSV-файл      │</w:t>
-      </w:r>
-    </w:p>
-    <w:p>
-      <w:pPr>
-        <w:pStyle w:val="HTML0"/>
-        <w:rPr>
-          <w:rStyle w:val="HTML"/>
-        </w:rPr>
-      </w:pPr>
-      <w:r>
-        <w:rPr>
-          <w:rStyle w:val="HTML"/>
-        </w:rPr>
-        <w:t xml:space="preserve">                                           │ </w:t>
-      </w:r>
-      <w:proofErr w:type="spellStart"/>
-      <w:r>
-        <w:rPr>
-          <w:rStyle w:val="HTML"/>
-        </w:rPr>
-        <w:t>calendar_data</w:t>
-      </w:r>
-      <w:proofErr w:type="spellEnd"/>
-      <w:r>
-        <w:rPr>
-          <w:rStyle w:val="HTML"/>
-        </w:rPr>
-        <w:t xml:space="preserve">   │</w:t>
-      </w:r>
-    </w:p>
-    <w:p>
-      <w:pPr>
-        <w:pStyle w:val="HTML0"/>
-        <w:rPr>
-          <w:rStyle w:val="HTML"/>
-        </w:rPr>
-      </w:pPr>
-      <w:r>
-        <w:rPr>
-          <w:rStyle w:val="HTML"/>
-        </w:rPr>
-        <w:t xml:space="preserve">                                           └─────────────────┘</w:t>
-      </w:r>
-    </w:p>
-    <w:p>
-      <w:pPr>
-        <w:pStyle w:val="HTML0"/>
-        <w:rPr>
-          <w:rStyle w:val="HTML"/>
-        </w:rPr>
-      </w:pPr>
-    </w:p>
-    <w:p>
-      <w:pPr>
-        <w:pStyle w:val="HTML0"/>
-        <w:rPr>
-          <w:rStyle w:val="HTML"/>
-        </w:rPr>
-      </w:pPr>
-    </w:p>
-    <w:p>
-      <w:pPr>
-        <w:pStyle w:val="HTML0"/>
-        <w:rPr>
-          <w:rStyle w:val="HTML"/>
-        </w:rPr>
-      </w:pPr>
-    </w:p>
-    <w:p>
-      <w:pPr>
-        <w:pStyle w:val="3"/>
-      </w:pPr>
-      <w:r>
-        <w:t xml:space="preserve">1. </w:t>
-      </w:r>
-      <w:proofErr w:type="spellStart"/>
-      <w:r>
-        <w:rPr>
-          <w:rStyle w:val="a4"/>
-          <w:b w:val="0"/>
-          <w:bCs w:val="0"/>
-        </w:rPr>
-        <w:t>FastAPI</w:t>
-      </w:r>
-      <w:proofErr w:type="spellEnd"/>
-      <w:r>
-        <w:rPr>
-          <w:rStyle w:val="a4"/>
-          <w:b w:val="0"/>
-          <w:bCs w:val="0"/>
-        </w:rPr>
-        <w:t xml:space="preserve"> </w:t>
-      </w:r>
-      <w:proofErr w:type="spellStart"/>
-      <w:r>
-        <w:rPr>
-          <w:rStyle w:val="a4"/>
-          <w:b w:val="0"/>
-          <w:bCs w:val="0"/>
-        </w:rPr>
-        <w:t>vs</w:t>
-      </w:r>
-      <w:proofErr w:type="spellEnd"/>
-      <w:r>
-        <w:rPr>
-          <w:rStyle w:val="a4"/>
-          <w:b w:val="0"/>
-          <w:bCs w:val="0"/>
-        </w:rPr>
-        <w:t xml:space="preserve"> </w:t>
-      </w:r>
-      <w:proofErr w:type="spellStart"/>
-      <w:r>
-        <w:rPr>
-          <w:rStyle w:val="a4"/>
-          <w:b w:val="0"/>
-          <w:bCs w:val="0"/>
-        </w:rPr>
-        <w:t>Flask</w:t>
-      </w:r>
-      <w:proofErr w:type="spellEnd"/>
-      <w:r>
-        <w:rPr>
-          <w:rStyle w:val="a4"/>
-          <w:b w:val="0"/>
-          <w:bCs w:val="0"/>
-        </w:rPr>
-        <w:t>/</w:t>
-      </w:r>
-      <w:proofErr w:type="spellStart"/>
-      <w:r>
-        <w:rPr>
-          <w:rStyle w:val="a4"/>
-          <w:b w:val="0"/>
-          <w:bCs w:val="0"/>
+        <w:rPr>
+          <w:color w:val="000000" w:themeColor="text1"/>
+          <w:sz w:val="30"/>
+          <w:szCs w:val="30"/>
         </w:rPr>
         <w:t>Django</w:t>
       </w:r>
@@ -742,917 +789,694 @@
       <w:pPr>
         <w:numPr>
           <w:ilvl w:val="0"/>
-          <w:numId w:val="4"/>
+          <w:numId w:val="16"/>
         </w:numPr>
         <w:spacing w:before="100" w:beforeAutospacing="1" w:after="100" w:afterAutospacing="1" w:line="240" w:lineRule="auto"/>
-      </w:pPr>
+        <w:rPr>
+          <w:color w:val="000000" w:themeColor="text1"/>
+          <w:sz w:val="30"/>
+          <w:szCs w:val="30"/>
+        </w:rPr>
+      </w:pPr>
+      <w:proofErr w:type="spellStart"/>
       <w:r>
         <w:rPr>
           <w:rStyle w:val="a4"/>
-        </w:rPr>
-        <w:t xml:space="preserve">Почему выбрали </w:t>
+          <w:color w:val="000000" w:themeColor="text1"/>
+          <w:sz w:val="30"/>
+          <w:szCs w:val="30"/>
+        </w:rPr>
+        <w:t>FastAPI</w:t>
+      </w:r>
+      <w:proofErr w:type="spellEnd"/>
+      <w:r>
+        <w:rPr>
+          <w:color w:val="000000" w:themeColor="text1"/>
+          <w:sz w:val="30"/>
+          <w:szCs w:val="30"/>
+        </w:rPr>
+        <w:t>: асинхронность, автоматическая документация (</w:t>
       </w:r>
       <w:proofErr w:type="spellStart"/>
       <w:r>
         <w:rPr>
-          <w:rStyle w:val="a4"/>
-        </w:rPr>
-        <w:t>FastAPI</w:t>
+          <w:color w:val="000000" w:themeColor="text1"/>
+          <w:sz w:val="30"/>
+          <w:szCs w:val="30"/>
+        </w:rPr>
+        <w:t>Swagger</w:t>
       </w:r>
       <w:proofErr w:type="spellEnd"/>
       <w:r>
         <w:rPr>
-          <w:rStyle w:val="a4"/>
-        </w:rPr>
-        <w:t>:</w:t>
-      </w:r>
-      <w:r>
-        <w:t xml:space="preserve"> </w:t>
+          <w:color w:val="000000" w:themeColor="text1"/>
+          <w:sz w:val="30"/>
+          <w:szCs w:val="30"/>
+        </w:rPr>
+        <w:t xml:space="preserve">, </w:t>
+      </w:r>
+      <w:proofErr w:type="spellStart"/>
+      <w:r>
+        <w:rPr>
+          <w:color w:val="000000" w:themeColor="text1"/>
+          <w:sz w:val="30"/>
+          <w:szCs w:val="30"/>
+        </w:rPr>
+        <w:t>Redoc</w:t>
+      </w:r>
+      <w:proofErr w:type="spellEnd"/>
+      <w:r>
+        <w:rPr>
+          <w:color w:val="000000" w:themeColor="text1"/>
+          <w:sz w:val="30"/>
+          <w:szCs w:val="30"/>
+        </w:rPr>
+        <w:t xml:space="preserve">), интеграция с </w:t>
+      </w:r>
+      <w:proofErr w:type="spellStart"/>
+      <w:r>
+        <w:rPr>
+          <w:color w:val="000000" w:themeColor="text1"/>
+          <w:sz w:val="30"/>
+          <w:szCs w:val="30"/>
+        </w:rPr>
+        <w:t>Pydantic</w:t>
+      </w:r>
+      <w:proofErr w:type="spellEnd"/>
+      <w:r>
+        <w:rPr>
+          <w:color w:val="000000" w:themeColor="text1"/>
+          <w:sz w:val="30"/>
+          <w:szCs w:val="30"/>
+        </w:rPr>
+        <w:t>.</w:t>
       </w:r>
     </w:p>
     <w:p>
       <w:pPr>
         <w:numPr>
-          <w:ilvl w:val="1"/>
-          <w:numId w:val="4"/>
+          <w:ilvl w:val="0"/>
+          <w:numId w:val="16"/>
         </w:numPr>
         <w:spacing w:before="100" w:beforeAutospacing="1" w:after="100" w:afterAutospacing="1" w:line="240" w:lineRule="auto"/>
-      </w:pPr>
-      <w:r>
-        <w:t>Поддержка асинхронности «из коробки» → приложение работает быстрее при большом числе запросов.</w:t>
+        <w:rPr>
+          <w:color w:val="000000" w:themeColor="text1"/>
+          <w:sz w:val="30"/>
+          <w:szCs w:val="30"/>
+        </w:rPr>
+      </w:pPr>
+      <w:proofErr w:type="spellStart"/>
+      <w:r>
+        <w:rPr>
+          <w:rStyle w:val="a4"/>
+          <w:color w:val="000000" w:themeColor="text1"/>
+          <w:sz w:val="30"/>
+          <w:szCs w:val="30"/>
+        </w:rPr>
+        <w:t>Flask</w:t>
+      </w:r>
+      <w:proofErr w:type="spellEnd"/>
+      <w:r>
+        <w:rPr>
+          <w:color w:val="000000" w:themeColor="text1"/>
+          <w:sz w:val="30"/>
+          <w:szCs w:val="30"/>
+        </w:rPr>
+        <w:t xml:space="preserve">: лёгкий, но без встроенной </w:t>
+      </w:r>
+      <w:proofErr w:type="spellStart"/>
+      <w:r>
+        <w:rPr>
+          <w:color w:val="000000" w:themeColor="text1"/>
+          <w:sz w:val="30"/>
+          <w:szCs w:val="30"/>
+        </w:rPr>
+        <w:t>валидации</w:t>
+      </w:r>
+      <w:proofErr w:type="spellEnd"/>
+      <w:r>
+        <w:rPr>
+          <w:color w:val="000000" w:themeColor="text1"/>
+          <w:sz w:val="30"/>
+          <w:szCs w:val="30"/>
+        </w:rPr>
+        <w:t xml:space="preserve"> и асинхронности.</w:t>
       </w:r>
     </w:p>
     <w:p>
       <w:pPr>
         <w:numPr>
-          <w:ilvl w:val="1"/>
-          <w:numId w:val="4"/>
+          <w:ilvl w:val="0"/>
+          <w:numId w:val="16"/>
         </w:numPr>
         <w:spacing w:before="100" w:beforeAutospacing="1" w:after="100" w:afterAutospacing="1" w:line="240" w:lineRule="auto"/>
-      </w:pPr>
-      <w:r>
-        <w:t xml:space="preserve">Автоматическая генерация документации </w:t>
-      </w:r>
+        <w:rPr>
+          <w:color w:val="000000" w:themeColor="text1"/>
+          <w:sz w:val="30"/>
+          <w:szCs w:val="30"/>
+        </w:rPr>
+      </w:pPr>
       <w:proofErr w:type="spellStart"/>
       <w:r>
-        <w:t>Swagger</w:t>
+        <w:rPr>
+          <w:rStyle w:val="a4"/>
+          <w:color w:val="000000" w:themeColor="text1"/>
+          <w:sz w:val="30"/>
+          <w:szCs w:val="30"/>
+        </w:rPr>
+        <w:t>Django</w:t>
       </w:r>
       <w:proofErr w:type="spellEnd"/>
       <w:r>
-        <w:t xml:space="preserve"> и </w:t>
+        <w:rPr>
+          <w:color w:val="000000" w:themeColor="text1"/>
+          <w:sz w:val="30"/>
+          <w:szCs w:val="30"/>
+        </w:rPr>
+        <w:t>: мощный, но избыточный для учебного проекта.</w:t>
+      </w:r>
+      <w:r>
+        <w:rPr>
+          <w:color w:val="000000" w:themeColor="text1"/>
+          <w:sz w:val="30"/>
+          <w:szCs w:val="30"/>
+        </w:rPr>
+        <w:br/>
+        <w:t xml:space="preserve">Вывод: </w:t>
       </w:r>
       <w:proofErr w:type="spellStart"/>
       <w:r>
-        <w:t>Redoc</w:t>
+        <w:rPr>
+          <w:color w:val="000000" w:themeColor="text1"/>
+          <w:sz w:val="30"/>
+          <w:szCs w:val="30"/>
+        </w:rPr>
+        <w:t>FastAPI</w:t>
       </w:r>
       <w:proofErr w:type="spellEnd"/>
       <w:r>
-        <w:t xml:space="preserve"> → удобно тестировать API.</w:t>
+        <w:rPr>
+          <w:color w:val="000000" w:themeColor="text1"/>
+          <w:sz w:val="30"/>
+          <w:szCs w:val="30"/>
+        </w:rPr>
+        <w:t xml:space="preserve"> — оптимальный баланс простоты и современности.</w:t>
       </w:r>
     </w:p>
     <w:p>
       <w:pPr>
+        <w:pStyle w:val="3"/>
+        <w:rPr>
+          <w:color w:val="000000" w:themeColor="text1"/>
+          <w:sz w:val="30"/>
+          <w:szCs w:val="30"/>
+        </w:rPr>
+      </w:pPr>
+      <w:r>
+        <w:rPr>
+          <w:color w:val="000000" w:themeColor="text1"/>
+          <w:sz w:val="30"/>
+          <w:szCs w:val="30"/>
+        </w:rPr>
+        <w:t xml:space="preserve">2. CSV </w:t>
+      </w:r>
+      <w:proofErr w:type="spellStart"/>
+      <w:r>
+        <w:rPr>
+          <w:color w:val="000000" w:themeColor="text1"/>
+          <w:sz w:val="30"/>
+          <w:szCs w:val="30"/>
+        </w:rPr>
+        <w:t>vs</w:t>
+      </w:r>
+      <w:proofErr w:type="spellEnd"/>
+      <w:r>
+        <w:rPr>
+          <w:color w:val="000000" w:themeColor="text1"/>
+          <w:sz w:val="30"/>
+          <w:szCs w:val="30"/>
+        </w:rPr>
+        <w:t xml:space="preserve"> базы данных</w:t>
+      </w:r>
+    </w:p>
+    <w:p>
+      <w:pPr>
         <w:numPr>
-          <w:ilvl w:val="1"/>
-          <w:numId w:val="4"/>
+          <w:ilvl w:val="0"/>
+          <w:numId w:val="17"/>
         </w:numPr>
         <w:spacing w:before="100" w:beforeAutospacing="1" w:after="100" w:afterAutospacing="1" w:line="240" w:lineRule="auto"/>
-      </w:pPr>
-      <w:r>
-        <w:t xml:space="preserve">Простая интеграция с </w:t>
-      </w:r>
-      <w:proofErr w:type="spellStart"/>
-      <w:r>
-        <w:t>Pydantic</w:t>
-      </w:r>
-      <w:proofErr w:type="spellEnd"/>
-      <w:r>
-        <w:t xml:space="preserve"> для </w:t>
-      </w:r>
-      <w:proofErr w:type="spellStart"/>
-      <w:r>
-        <w:t>валидации</w:t>
-      </w:r>
-      <w:proofErr w:type="spellEnd"/>
-      <w:r>
-        <w:t xml:space="preserve"> данных.</w:t>
+        <w:rPr>
+          <w:color w:val="000000" w:themeColor="text1"/>
+          <w:sz w:val="30"/>
+          <w:szCs w:val="30"/>
+        </w:rPr>
+      </w:pPr>
+      <w:r>
+        <w:rPr>
+          <w:rStyle w:val="a4"/>
+          <w:color w:val="000000" w:themeColor="text1"/>
+          <w:sz w:val="30"/>
+          <w:szCs w:val="30"/>
+        </w:rPr>
+        <w:t>CSV</w:t>
+      </w:r>
+      <w:r>
+        <w:rPr>
+          <w:color w:val="000000" w:themeColor="text1"/>
+          <w:sz w:val="30"/>
+          <w:szCs w:val="30"/>
+        </w:rPr>
+        <w:t>: простота, прозрачность, минимум настроек.</w:t>
       </w:r>
     </w:p>
     <w:p>
       <w:pPr>
         <w:numPr>
           <w:ilvl w:val="0"/>
-          <w:numId w:val="4"/>
+          <w:numId w:val="17"/>
         </w:numPr>
         <w:spacing w:before="100" w:beforeAutospacing="1" w:after="100" w:afterAutospacing="1" w:line="240" w:lineRule="auto"/>
-      </w:pPr>
+        <w:rPr>
+          <w:color w:val="000000" w:themeColor="text1"/>
+          <w:sz w:val="30"/>
+          <w:szCs w:val="30"/>
+        </w:rPr>
+      </w:pPr>
+      <w:proofErr w:type="spellStart"/>
       <w:r>
         <w:rPr>
           <w:rStyle w:val="a4"/>
-        </w:rPr>
-        <w:t>Альтернативы:</w:t>
-      </w:r>
-      <w:r>
-        <w:t xml:space="preserve"> </w:t>
+          <w:color w:val="000000" w:themeColor="text1"/>
+          <w:sz w:val="30"/>
+          <w:szCs w:val="30"/>
+        </w:rPr>
+        <w:t>SQLite</w:t>
+      </w:r>
+      <w:proofErr w:type="spellEnd"/>
+      <w:r>
+        <w:rPr>
+          <w:rStyle w:val="a4"/>
+          <w:color w:val="000000" w:themeColor="text1"/>
+          <w:sz w:val="30"/>
+          <w:szCs w:val="30"/>
+        </w:rPr>
+        <w:t>/</w:t>
+      </w:r>
+      <w:proofErr w:type="spellStart"/>
+      <w:r>
+        <w:rPr>
+          <w:rStyle w:val="a4"/>
+          <w:color w:val="000000" w:themeColor="text1"/>
+          <w:sz w:val="30"/>
+          <w:szCs w:val="30"/>
+        </w:rPr>
+        <w:t>PostgreSQL</w:t>
+      </w:r>
+      <w:proofErr w:type="spellEnd"/>
+      <w:r>
+        <w:rPr>
+          <w:rStyle w:val="a4"/>
+          <w:color w:val="000000" w:themeColor="text1"/>
+          <w:sz w:val="30"/>
+          <w:szCs w:val="30"/>
+        </w:rPr>
+        <w:t>/</w:t>
+      </w:r>
+      <w:proofErr w:type="spellStart"/>
+      <w:r>
+        <w:rPr>
+          <w:rStyle w:val="a4"/>
+          <w:color w:val="000000" w:themeColor="text1"/>
+          <w:sz w:val="30"/>
+          <w:szCs w:val="30"/>
+        </w:rPr>
+        <w:t>MySQL</w:t>
+      </w:r>
+      <w:proofErr w:type="spellEnd"/>
+      <w:r>
+        <w:rPr>
+          <w:color w:val="000000" w:themeColor="text1"/>
+          <w:sz w:val="30"/>
+          <w:szCs w:val="30"/>
+        </w:rPr>
+        <w:t>: мощнее, но требуют знания SQL и настройки.</w:t>
+      </w:r>
+      <w:r>
+        <w:rPr>
+          <w:color w:val="000000" w:themeColor="text1"/>
+          <w:sz w:val="30"/>
+          <w:szCs w:val="30"/>
+        </w:rPr>
+        <w:br/>
+        <w:t>Вывод: CSV идеально подходит для учебного проекта.</w:t>
       </w:r>
     </w:p>
     <w:p>
       <w:pPr>
+        <w:pStyle w:val="3"/>
+        <w:rPr>
+          <w:color w:val="000000" w:themeColor="text1"/>
+          <w:sz w:val="30"/>
+          <w:szCs w:val="30"/>
+        </w:rPr>
+      </w:pPr>
+      <w:r>
+        <w:rPr>
+          <w:color w:val="000000" w:themeColor="text1"/>
+          <w:sz w:val="30"/>
+          <w:szCs w:val="30"/>
+        </w:rPr>
+        <w:t xml:space="preserve">3. </w:t>
+      </w:r>
+      <w:proofErr w:type="spellStart"/>
+      <w:r>
+        <w:rPr>
+          <w:color w:val="000000" w:themeColor="text1"/>
+          <w:sz w:val="30"/>
+          <w:szCs w:val="30"/>
+        </w:rPr>
+        <w:t>Pydantic</w:t>
+      </w:r>
+      <w:proofErr w:type="spellEnd"/>
+      <w:r>
+        <w:rPr>
+          <w:color w:val="000000" w:themeColor="text1"/>
+          <w:sz w:val="30"/>
+          <w:szCs w:val="30"/>
+        </w:rPr>
+        <w:t xml:space="preserve"> </w:t>
+      </w:r>
+      <w:proofErr w:type="spellStart"/>
+      <w:r>
+        <w:rPr>
+          <w:color w:val="000000" w:themeColor="text1"/>
+          <w:sz w:val="30"/>
+          <w:szCs w:val="30"/>
+        </w:rPr>
+        <w:t>vs</w:t>
+      </w:r>
+      <w:proofErr w:type="spellEnd"/>
+      <w:r>
+        <w:rPr>
+          <w:color w:val="000000" w:themeColor="text1"/>
+          <w:sz w:val="30"/>
+          <w:szCs w:val="30"/>
+        </w:rPr>
+        <w:t xml:space="preserve"> ручная проверка</w:t>
+      </w:r>
+    </w:p>
+    <w:p>
+      <w:pPr>
         <w:numPr>
-          <w:ilvl w:val="1"/>
-          <w:numId w:val="4"/>
+          <w:ilvl w:val="0"/>
+          <w:numId w:val="18"/>
         </w:numPr>
         <w:spacing w:before="100" w:beforeAutospacing="1" w:after="100" w:afterAutospacing="1" w:line="240" w:lineRule="auto"/>
+        <w:rPr>
+          <w:color w:val="000000" w:themeColor="text1"/>
+          <w:sz w:val="30"/>
+          <w:szCs w:val="30"/>
+        </w:rPr>
       </w:pPr>
       <w:proofErr w:type="spellStart"/>
       <w:r>
-        <w:t>Flask</w:t>
+        <w:rPr>
+          <w:rStyle w:val="a4"/>
+          <w:color w:val="000000" w:themeColor="text1"/>
+          <w:sz w:val="30"/>
+          <w:szCs w:val="30"/>
+        </w:rPr>
+        <w:t>Pydantic</w:t>
       </w:r>
       <w:proofErr w:type="spellEnd"/>
       <w:r>
-        <w:t xml:space="preserve">: проще, но нет встроенной </w:t>
+        <w:rPr>
+          <w:color w:val="000000" w:themeColor="text1"/>
+          <w:sz w:val="30"/>
+          <w:szCs w:val="30"/>
+        </w:rPr>
+        <w:t xml:space="preserve">: автоматическая </w:t>
       </w:r>
       <w:proofErr w:type="spellStart"/>
       <w:r>
-        <w:t>валидации</w:t>
+        <w:rPr>
+          <w:color w:val="000000" w:themeColor="text1"/>
+          <w:sz w:val="30"/>
+          <w:szCs w:val="30"/>
+        </w:rPr>
+        <w:t>валидация</w:t>
       </w:r>
       <w:proofErr w:type="spellEnd"/>
       <w:r>
-        <w:t xml:space="preserve"> и асинхронности.</w:t>
+        <w:rPr>
+          <w:color w:val="000000" w:themeColor="text1"/>
+          <w:sz w:val="30"/>
+          <w:szCs w:val="30"/>
+        </w:rPr>
+        <w:t>, удобные модели, меньше ошибок.</w:t>
       </w:r>
     </w:p>
     <w:p>
       <w:pPr>
         <w:numPr>
-          <w:ilvl w:val="1"/>
-          <w:numId w:val="4"/>
+          <w:ilvl w:val="0"/>
+          <w:numId w:val="18"/>
         </w:numPr>
         <w:spacing w:before="100" w:beforeAutospacing="1" w:after="100" w:afterAutospacing="1" w:line="240" w:lineRule="auto"/>
-      </w:pPr>
+        <w:rPr>
+          <w:color w:val="000000" w:themeColor="text1"/>
+          <w:sz w:val="30"/>
+          <w:szCs w:val="30"/>
+        </w:rPr>
+      </w:pPr>
+      <w:r>
+        <w:rPr>
+          <w:rStyle w:val="a4"/>
+          <w:color w:val="000000" w:themeColor="text1"/>
+          <w:sz w:val="30"/>
+          <w:szCs w:val="30"/>
+        </w:rPr>
+        <w:t>Ручная проверка</w:t>
+      </w:r>
+      <w:r>
+        <w:rPr>
+          <w:color w:val="000000" w:themeColor="text1"/>
+          <w:sz w:val="30"/>
+          <w:szCs w:val="30"/>
+        </w:rPr>
+        <w:t>: больше кода, выше риск ошибок.</w:t>
+      </w:r>
+      <w:r>
+        <w:rPr>
+          <w:color w:val="000000" w:themeColor="text1"/>
+          <w:sz w:val="30"/>
+          <w:szCs w:val="30"/>
+        </w:rPr>
+        <w:br/>
+        <w:t xml:space="preserve">Вывод: </w:t>
+      </w:r>
       <w:proofErr w:type="spellStart"/>
       <w:r>
-        <w:t>Django</w:t>
+        <w:rPr>
+          <w:color w:val="000000" w:themeColor="text1"/>
+          <w:sz w:val="30"/>
+          <w:szCs w:val="30"/>
+        </w:rPr>
+        <w:t>Pydantic</w:t>
       </w:r>
       <w:proofErr w:type="spellEnd"/>
       <w:r>
-        <w:t xml:space="preserve">: мощный </w:t>
-      </w:r>
-      <w:proofErr w:type="spellStart"/>
-      <w:r>
-        <w:t>фреймворк</w:t>
-      </w:r>
-      <w:proofErr w:type="spellEnd"/>
-      <w:r>
-        <w:t>, но слишком тяжёлый для маленького проекта.</w:t>
+        <w:rPr>
+          <w:color w:val="000000" w:themeColor="text1"/>
+          <w:sz w:val="30"/>
+          <w:szCs w:val="30"/>
+        </w:rPr>
+        <w:t xml:space="preserve"> делает проект современным и надёжным.</w:t>
       </w:r>
     </w:p>
     <w:p>
       <w:pPr>
+        <w:pStyle w:val="3"/>
+        <w:rPr>
+          <w:color w:val="000000" w:themeColor="text1"/>
+          <w:sz w:val="30"/>
+          <w:szCs w:val="30"/>
+        </w:rPr>
+      </w:pPr>
+      <w:r>
+        <w:rPr>
+          <w:color w:val="000000" w:themeColor="text1"/>
+          <w:sz w:val="30"/>
+          <w:szCs w:val="30"/>
+        </w:rPr>
+        <w:t xml:space="preserve">4. </w:t>
+      </w:r>
+      <w:proofErr w:type="spellStart"/>
+      <w:r>
+        <w:rPr>
+          <w:color w:val="000000" w:themeColor="text1"/>
+          <w:sz w:val="30"/>
+          <w:szCs w:val="30"/>
+        </w:rPr>
+        <w:t>StaticFiles</w:t>
+      </w:r>
+      <w:proofErr w:type="spellEnd"/>
+      <w:r>
+        <w:rPr>
+          <w:color w:val="000000" w:themeColor="text1"/>
+          <w:sz w:val="30"/>
+          <w:szCs w:val="30"/>
+        </w:rPr>
+        <w:t xml:space="preserve"> </w:t>
+      </w:r>
+      <w:proofErr w:type="spellStart"/>
+      <w:r>
+        <w:rPr>
+          <w:color w:val="000000" w:themeColor="text1"/>
+          <w:sz w:val="30"/>
+          <w:szCs w:val="30"/>
+        </w:rPr>
+        <w:t>vs</w:t>
+      </w:r>
+      <w:proofErr w:type="spellEnd"/>
+      <w:r>
+        <w:rPr>
+          <w:color w:val="000000" w:themeColor="text1"/>
+          <w:sz w:val="30"/>
+          <w:szCs w:val="30"/>
+        </w:rPr>
+        <w:t xml:space="preserve"> </w:t>
+      </w:r>
+      <w:proofErr w:type="spellStart"/>
+      <w:r>
+        <w:rPr>
+          <w:color w:val="000000" w:themeColor="text1"/>
+          <w:sz w:val="30"/>
+          <w:szCs w:val="30"/>
+        </w:rPr>
+        <w:t>шаблонизаторы</w:t>
+      </w:r>
+      <w:proofErr w:type="spellEnd"/>
+    </w:p>
+    <w:p>
+      <w:pPr>
         <w:numPr>
           <w:ilvl w:val="0"/>
-          <w:numId w:val="4"/>
+          <w:numId w:val="19"/>
         </w:numPr>
         <w:spacing w:before="100" w:beforeAutospacing="1" w:after="100" w:afterAutospacing="1" w:line="240" w:lineRule="auto"/>
-      </w:pPr>
+        <w:rPr>
+          <w:color w:val="000000" w:themeColor="text1"/>
+          <w:sz w:val="30"/>
+          <w:szCs w:val="30"/>
+        </w:rPr>
+      </w:pPr>
+      <w:proofErr w:type="spellStart"/>
       <w:r>
         <w:rPr>
           <w:rStyle w:val="a4"/>
-        </w:rPr>
-        <w:t>Вывод:</w:t>
-      </w:r>
-      <w:r>
-        <w:t xml:space="preserve"> </w:t>
-      </w:r>
-      <w:proofErr w:type="spellStart"/>
-      <w:r>
-        <w:t>FastAPI</w:t>
+          <w:color w:val="000000" w:themeColor="text1"/>
+          <w:sz w:val="30"/>
+          <w:szCs w:val="30"/>
+        </w:rPr>
+        <w:t>StaticFiles</w:t>
       </w:r>
       <w:proofErr w:type="spellEnd"/>
       <w:r>
-        <w:t xml:space="preserve"> — золотая середина: лёгкий, современный и быстрый. Для учебного проекта это оптимальный выбор.</w:t>
+        <w:rPr>
+          <w:color w:val="000000" w:themeColor="text1"/>
+          <w:sz w:val="30"/>
+          <w:szCs w:val="30"/>
+        </w:rPr>
+        <w:t>: простая отдача готового HTML.</w:t>
       </w:r>
     </w:p>
     <w:p>
       <w:pPr>
-        <w:spacing w:after="0"/>
-      </w:pPr>
-      <w:r>
-        <w:pict>
-          <v:rect id="_x0000_i1032" style="width:0;height:1.5pt" o:hralign="center" o:hrstd="t" o:hr="t" fillcolor="#a0a0a0" stroked="f"/>
-        </w:pict>
+        <w:numPr>
+          <w:ilvl w:val="0"/>
+          <w:numId w:val="19"/>
+        </w:numPr>
+        <w:spacing w:before="100" w:beforeAutospacing="1" w:after="100" w:afterAutospacing="1" w:line="240" w:lineRule="auto"/>
+        <w:rPr>
+          <w:color w:val="000000" w:themeColor="text1"/>
+          <w:sz w:val="30"/>
+          <w:szCs w:val="30"/>
+        </w:rPr>
+      </w:pPr>
+      <w:r>
+        <w:rPr>
+          <w:rStyle w:val="a4"/>
+          <w:color w:val="000000" w:themeColor="text1"/>
+          <w:sz w:val="30"/>
+          <w:szCs w:val="30"/>
+        </w:rPr>
+        <w:t>Jinja2/</w:t>
+      </w:r>
+      <w:proofErr w:type="spellStart"/>
+      <w:r>
+        <w:rPr>
+          <w:rStyle w:val="a4"/>
+          <w:color w:val="000000" w:themeColor="text1"/>
+          <w:sz w:val="30"/>
+          <w:szCs w:val="30"/>
+        </w:rPr>
+        <w:t>Mako</w:t>
+      </w:r>
+      <w:proofErr w:type="spellEnd"/>
+      <w:r>
+        <w:rPr>
+          <w:color w:val="000000" w:themeColor="text1"/>
+          <w:sz w:val="30"/>
+          <w:szCs w:val="30"/>
+        </w:rPr>
+        <w:t>: мощные, но избыточные для маленького проекта.</w:t>
+      </w:r>
+      <w:r>
+        <w:rPr>
+          <w:color w:val="000000" w:themeColor="text1"/>
+          <w:sz w:val="30"/>
+          <w:szCs w:val="30"/>
+        </w:rPr>
+        <w:br/>
+        <w:t xml:space="preserve">Вывод: </w:t>
+      </w:r>
+      <w:proofErr w:type="spellStart"/>
+      <w:r>
+        <w:rPr>
+          <w:color w:val="000000" w:themeColor="text1"/>
+          <w:sz w:val="30"/>
+          <w:szCs w:val="30"/>
+        </w:rPr>
+        <w:t>StaticFiles</w:t>
+      </w:r>
+      <w:proofErr w:type="spellEnd"/>
+      <w:r>
+        <w:rPr>
+          <w:color w:val="000000" w:themeColor="text1"/>
+          <w:sz w:val="30"/>
+          <w:szCs w:val="30"/>
+        </w:rPr>
+        <w:t xml:space="preserve"> — минимализм и скорость.</w:t>
       </w:r>
     </w:p>
     <w:p>
       <w:pPr>
-        <w:pStyle w:val="3"/>
-      </w:pPr>
-      <w:r>
-        <w:t xml:space="preserve">2. </w:t>
-      </w:r>
-      <w:r>
-        <w:rPr>
-          <w:rStyle w:val="a4"/>
-          <w:b w:val="0"/>
-          <w:bCs w:val="0"/>
-        </w:rPr>
-        <w:t xml:space="preserve">CSV </w:t>
-      </w:r>
-      <w:proofErr w:type="spellStart"/>
-      <w:r>
-        <w:rPr>
-          <w:rStyle w:val="a4"/>
-          <w:b w:val="0"/>
-          <w:bCs w:val="0"/>
-        </w:rPr>
-        <w:t>vs</w:t>
-      </w:r>
-      <w:proofErr w:type="spellEnd"/>
-      <w:r>
-        <w:rPr>
-          <w:rStyle w:val="a4"/>
-          <w:b w:val="0"/>
-          <w:bCs w:val="0"/>
-        </w:rPr>
-        <w:t xml:space="preserve"> База данных (</w:t>
-      </w:r>
-      <w:proofErr w:type="spellStart"/>
-      <w:r>
-        <w:rPr>
-          <w:rStyle w:val="a4"/>
-          <w:b w:val="0"/>
-          <w:bCs w:val="0"/>
-        </w:rPr>
-        <w:t>SQLite</w:t>
-      </w:r>
-      <w:proofErr w:type="spellEnd"/>
-      <w:r>
-        <w:rPr>
-          <w:rStyle w:val="a4"/>
-          <w:b w:val="0"/>
-          <w:bCs w:val="0"/>
-        </w:rPr>
-        <w:t>/</w:t>
-      </w:r>
-      <w:proofErr w:type="spellStart"/>
-      <w:r>
-        <w:rPr>
-          <w:rStyle w:val="a4"/>
-          <w:b w:val="0"/>
-          <w:bCs w:val="0"/>
-        </w:rPr>
-        <w:t>PostgreSQL</w:t>
-      </w:r>
-      <w:proofErr w:type="spellEnd"/>
-      <w:r>
-        <w:rPr>
-          <w:rStyle w:val="a4"/>
-          <w:b w:val="0"/>
-          <w:bCs w:val="0"/>
-        </w:rPr>
-        <w:t>/</w:t>
-      </w:r>
-      <w:proofErr w:type="spellStart"/>
-      <w:r>
-        <w:rPr>
-          <w:rStyle w:val="a4"/>
-          <w:b w:val="0"/>
-          <w:bCs w:val="0"/>
-        </w:rPr>
-        <w:t>MySQL</w:t>
-      </w:r>
-      <w:proofErr w:type="spellEnd"/>
-      <w:r>
-        <w:rPr>
-          <w:rStyle w:val="a4"/>
-          <w:b w:val="0"/>
-          <w:bCs w:val="0"/>
-        </w:rPr>
-        <w:t>)</w:t>
-      </w:r>
-    </w:p>
-    <w:p>
-      <w:pPr>
-        <w:numPr>
-          <w:ilvl w:val="0"/>
-          <w:numId w:val="5"/>
-        </w:numPr>
-        <w:spacing w:before="100" w:beforeAutospacing="1" w:after="100" w:afterAutospacing="1" w:line="240" w:lineRule="auto"/>
-      </w:pPr>
-      <w:r>
-        <w:rPr>
-          <w:rStyle w:val="a4"/>
-        </w:rPr>
-        <w:t>Почему выбрали CSV:</w:t>
-      </w:r>
-      <w:r>
-        <w:t xml:space="preserve"> </w:t>
-      </w:r>
-    </w:p>
-    <w:p>
-      <w:pPr>
-        <w:numPr>
-          <w:ilvl w:val="1"/>
-          <w:numId w:val="5"/>
-        </w:numPr>
-        <w:spacing w:before="100" w:beforeAutospacing="1" w:after="100" w:afterAutospacing="1" w:line="240" w:lineRule="auto"/>
-      </w:pPr>
-      <w:r>
-        <w:t>Простота: не нужно настраивать сервер БД.</w:t>
-      </w:r>
-    </w:p>
-    <w:p>
-      <w:pPr>
-        <w:numPr>
-          <w:ilvl w:val="1"/>
-          <w:numId w:val="5"/>
-        </w:numPr>
-        <w:spacing w:before="100" w:beforeAutospacing="1" w:after="100" w:afterAutospacing="1" w:line="240" w:lineRule="auto"/>
-      </w:pPr>
-      <w:r>
-        <w:t xml:space="preserve">Лёгкость в использовании: достаточно стандартной библиотеки </w:t>
-      </w:r>
-      <w:proofErr w:type="spellStart"/>
-      <w:r>
-        <w:rPr>
-          <w:rStyle w:val="HTML"/>
-          <w:rFonts w:eastAsiaTheme="minorHAnsi"/>
-        </w:rPr>
-        <w:t>csv</w:t>
-      </w:r>
-      <w:proofErr w:type="spellEnd"/>
-      <w:r>
-        <w:t>.</w:t>
-      </w:r>
-    </w:p>
-    <w:p>
-      <w:pPr>
-        <w:numPr>
-          <w:ilvl w:val="1"/>
-          <w:numId w:val="5"/>
-        </w:numPr>
-        <w:spacing w:before="100" w:beforeAutospacing="1" w:after="100" w:afterAutospacing="1" w:line="240" w:lineRule="auto"/>
-      </w:pPr>
-      <w:r>
-        <w:t>Удобно для небольших учебных проектов.</w:t>
-      </w:r>
-    </w:p>
-    <w:p>
-      <w:pPr>
-        <w:numPr>
-          <w:ilvl w:val="0"/>
-          <w:numId w:val="5"/>
-        </w:numPr>
-        <w:spacing w:before="100" w:beforeAutospacing="1" w:after="100" w:afterAutospacing="1" w:line="240" w:lineRule="auto"/>
-      </w:pPr>
-      <w:r>
-        <w:rPr>
-          <w:rStyle w:val="a4"/>
-        </w:rPr>
-        <w:t>Альтернативы:</w:t>
-      </w:r>
-      <w:r>
-        <w:t xml:space="preserve"> </w:t>
-      </w:r>
-    </w:p>
-    <w:p>
-      <w:pPr>
-        <w:numPr>
-          <w:ilvl w:val="1"/>
-          <w:numId w:val="5"/>
-        </w:numPr>
-        <w:spacing w:before="100" w:beforeAutospacing="1" w:after="100" w:afterAutospacing="1" w:line="240" w:lineRule="auto"/>
-      </w:pPr>
-      <w:proofErr w:type="spellStart"/>
-      <w:r>
-        <w:t>SQLite</w:t>
-      </w:r>
-      <w:proofErr w:type="spellEnd"/>
-      <w:r>
-        <w:t>: встроенная база данных, но требует знания SQL.</w:t>
-      </w:r>
-    </w:p>
-    <w:p>
-      <w:pPr>
-        <w:numPr>
-          <w:ilvl w:val="1"/>
-          <w:numId w:val="5"/>
-        </w:numPr>
-        <w:spacing w:before="100" w:beforeAutospacing="1" w:after="100" w:afterAutospacing="1" w:line="240" w:lineRule="auto"/>
-      </w:pPr>
-      <w:proofErr w:type="spellStart"/>
-      <w:r>
-        <w:t>PostgreSQL</w:t>
-      </w:r>
-      <w:proofErr w:type="spellEnd"/>
-      <w:r>
-        <w:t>/</w:t>
-      </w:r>
-      <w:proofErr w:type="spellStart"/>
-      <w:r>
-        <w:t>MySQL</w:t>
-      </w:r>
-      <w:proofErr w:type="spellEnd"/>
-      <w:r>
-        <w:t>: мощные решения, но сложные для начального уровня.</w:t>
-      </w:r>
-    </w:p>
-    <w:p>
-      <w:pPr>
-        <w:numPr>
-          <w:ilvl w:val="0"/>
-          <w:numId w:val="5"/>
-        </w:numPr>
-        <w:spacing w:before="100" w:beforeAutospacing="1" w:after="100" w:afterAutospacing="1" w:line="240" w:lineRule="auto"/>
-      </w:pPr>
-      <w:r>
-        <w:rPr>
-          <w:rStyle w:val="a4"/>
-        </w:rPr>
-        <w:t>Вывод:</w:t>
-      </w:r>
-      <w:r>
-        <w:t xml:space="preserve"> CSV-файл — это минимализм и прозрачность. Для курсовой работы это плюс: видно, как данные реально хранятся, и не нужно тратить время на настройку БД.</w:t>
-      </w:r>
-    </w:p>
-    <w:p>
-      <w:pPr>
-        <w:spacing w:after="0"/>
-      </w:pPr>
-      <w:r>
-        <w:pict>
-          <v:rect id="_x0000_i1033" style="width:0;height:1.5pt" o:hralign="center" o:hrstd="t" o:hr="t" fillcolor="#a0a0a0" stroked="f"/>
-        </w:pict>
-      </w:r>
-    </w:p>
-    <w:p>
-      <w:pPr>
-        <w:pStyle w:val="3"/>
-      </w:pPr>
-      <w:r>
-        <w:t xml:space="preserve">3. </w:t>
-      </w:r>
-      <w:proofErr w:type="spellStart"/>
-      <w:r>
-        <w:rPr>
-          <w:rStyle w:val="a4"/>
-          <w:b w:val="0"/>
-          <w:bCs w:val="0"/>
-        </w:rPr>
-        <w:t>Pydantic</w:t>
-      </w:r>
-      <w:proofErr w:type="spellEnd"/>
-      <w:r>
-        <w:rPr>
-          <w:rStyle w:val="a4"/>
-          <w:b w:val="0"/>
-          <w:bCs w:val="0"/>
-        </w:rPr>
-        <w:t xml:space="preserve"> </w:t>
-      </w:r>
-      <w:proofErr w:type="spellStart"/>
-      <w:r>
-        <w:rPr>
-          <w:rStyle w:val="a4"/>
-          <w:b w:val="0"/>
-          <w:bCs w:val="0"/>
-        </w:rPr>
-        <w:t>vs</w:t>
-      </w:r>
-      <w:proofErr w:type="spellEnd"/>
-      <w:r>
-        <w:rPr>
-          <w:rStyle w:val="a4"/>
-          <w:b w:val="0"/>
-          <w:bCs w:val="0"/>
-        </w:rPr>
-        <w:t xml:space="preserve"> ручная проверка данных</w:t>
-      </w:r>
-    </w:p>
-    <w:p>
-      <w:pPr>
-        <w:numPr>
-          <w:ilvl w:val="0"/>
-          <w:numId w:val="6"/>
-        </w:numPr>
-        <w:spacing w:before="100" w:beforeAutospacing="1" w:after="100" w:afterAutospacing="1" w:line="240" w:lineRule="auto"/>
-      </w:pPr>
-      <w:r>
-        <w:rPr>
-          <w:rStyle w:val="a4"/>
-        </w:rPr>
-        <w:t xml:space="preserve">Почему выбрали </w:t>
-      </w:r>
-      <w:proofErr w:type="spellStart"/>
-      <w:r>
-        <w:rPr>
-          <w:rStyle w:val="a4"/>
-        </w:rPr>
-        <w:t>Pydantic</w:t>
-      </w:r>
-      <w:proofErr w:type="spellEnd"/>
-      <w:r>
-        <w:rPr>
-          <w:rStyle w:val="a4"/>
-        </w:rPr>
-        <w:t>:</w:t>
-      </w:r>
-      <w:r>
-        <w:t xml:space="preserve"> </w:t>
-      </w:r>
-    </w:p>
-    <w:p>
-      <w:pPr>
-        <w:numPr>
-          <w:ilvl w:val="1"/>
-          <w:numId w:val="6"/>
-        </w:numPr>
-        <w:spacing w:before="100" w:beforeAutospacing="1" w:after="100" w:afterAutospacing="1" w:line="240" w:lineRule="auto"/>
-      </w:pPr>
-      <w:r>
-        <w:t xml:space="preserve">Автоматическая </w:t>
-      </w:r>
-      <w:proofErr w:type="spellStart"/>
-      <w:r>
-        <w:t>валидация</w:t>
-      </w:r>
-      <w:proofErr w:type="spellEnd"/>
-      <w:r>
-        <w:t xml:space="preserve"> типов (например, </w:t>
-      </w:r>
-      <w:proofErr w:type="spellStart"/>
-      <w:r>
-        <w:rPr>
-          <w:rStyle w:val="HTML"/>
-          <w:rFonts w:eastAsiaTheme="minorHAnsi"/>
-        </w:rPr>
-        <w:t>user_id</w:t>
-      </w:r>
-      <w:proofErr w:type="spellEnd"/>
-      <w:r>
-        <w:t xml:space="preserve"> всегда будет числом).</w:t>
-      </w:r>
-    </w:p>
-    <w:p>
-      <w:pPr>
-        <w:numPr>
-          <w:ilvl w:val="1"/>
-          <w:numId w:val="6"/>
-        </w:numPr>
-        <w:spacing w:before="100" w:beforeAutospacing="1" w:after="100" w:afterAutospacing="1" w:line="240" w:lineRule="auto"/>
-      </w:pPr>
-      <w:r>
-        <w:t>Удобная работа с моделями данных.</w:t>
-      </w:r>
-    </w:p>
-    <w:p>
-      <w:pPr>
-        <w:numPr>
-          <w:ilvl w:val="1"/>
-          <w:numId w:val="6"/>
-        </w:numPr>
-        <w:spacing w:before="100" w:beforeAutospacing="1" w:after="100" w:afterAutospacing="1" w:line="240" w:lineRule="auto"/>
-      </w:pPr>
-      <w:r>
-        <w:t>Меньше кода → меньше ошибок.</w:t>
-      </w:r>
-    </w:p>
-    <w:p>
-      <w:pPr>
-        <w:numPr>
-          <w:ilvl w:val="0"/>
-          <w:numId w:val="6"/>
-        </w:numPr>
-        <w:spacing w:before="100" w:beforeAutospacing="1" w:after="100" w:afterAutospacing="1" w:line="240" w:lineRule="auto"/>
-      </w:pPr>
-      <w:r>
-        <w:rPr>
-          <w:rStyle w:val="a4"/>
-        </w:rPr>
-        <w:t>Альтернативы:</w:t>
-      </w:r>
-      <w:r>
-        <w:t xml:space="preserve"> </w:t>
-      </w:r>
-    </w:p>
-    <w:p>
-      <w:pPr>
-        <w:numPr>
-          <w:ilvl w:val="1"/>
-          <w:numId w:val="6"/>
-        </w:numPr>
-        <w:spacing w:before="100" w:beforeAutospacing="1" w:after="100" w:afterAutospacing="1" w:line="240" w:lineRule="auto"/>
-      </w:pPr>
-      <w:r>
-        <w:t xml:space="preserve">Ручная проверка через </w:t>
-      </w:r>
-      <w:proofErr w:type="spellStart"/>
-      <w:r>
-        <w:rPr>
-          <w:rStyle w:val="HTML"/>
-          <w:rFonts w:eastAsiaTheme="minorHAnsi"/>
-        </w:rPr>
-        <w:t>if</w:t>
-      </w:r>
-      <w:proofErr w:type="spellEnd"/>
-      <w:r>
-        <w:t xml:space="preserve"> и </w:t>
-      </w:r>
-      <w:proofErr w:type="spellStart"/>
-      <w:r>
-        <w:rPr>
-          <w:rStyle w:val="HTML"/>
-          <w:rFonts w:eastAsiaTheme="minorHAnsi"/>
-        </w:rPr>
-        <w:t>try</w:t>
-      </w:r>
-      <w:proofErr w:type="spellEnd"/>
-      <w:r>
-        <w:rPr>
-          <w:rStyle w:val="HTML"/>
-          <w:rFonts w:eastAsiaTheme="minorHAnsi"/>
-        </w:rPr>
-        <w:t>/</w:t>
-      </w:r>
-      <w:proofErr w:type="spellStart"/>
-      <w:r>
-        <w:rPr>
-          <w:rStyle w:val="HTML"/>
-          <w:rFonts w:eastAsiaTheme="minorHAnsi"/>
-        </w:rPr>
-        <w:t>except</w:t>
-      </w:r>
-      <w:proofErr w:type="spellEnd"/>
-      <w:r>
-        <w:t>.</w:t>
-      </w:r>
-    </w:p>
-    <w:p>
-      <w:pPr>
-        <w:numPr>
-          <w:ilvl w:val="0"/>
-          <w:numId w:val="6"/>
-        </w:numPr>
-        <w:spacing w:before="100" w:beforeAutospacing="1" w:after="100" w:afterAutospacing="1" w:line="240" w:lineRule="auto"/>
-      </w:pPr>
-      <w:r>
-        <w:rPr>
-          <w:rStyle w:val="a4"/>
-        </w:rPr>
-        <w:t>Вывод:</w:t>
-      </w:r>
-      <w:r>
-        <w:t xml:space="preserve"> </w:t>
-      </w:r>
-      <w:proofErr w:type="spellStart"/>
-      <w:r>
-        <w:t>Pydantic</w:t>
-      </w:r>
-      <w:proofErr w:type="spellEnd"/>
-      <w:r>
-        <w:t xml:space="preserve"> делает код чище и надёжнее. Это современный подход, который показывает, что мы используем лучшие практики.</w:t>
-      </w:r>
-    </w:p>
-    <w:p>
-      <w:pPr>
-        <w:spacing w:after="0"/>
-      </w:pPr>
-      <w:r>
-        <w:pict>
-          <v:rect id="_x0000_i1034" style="width:0;height:1.5pt" o:hralign="center" o:hrstd="t" o:hr="t" fillcolor="#a0a0a0" stroked="f"/>
-        </w:pict>
-      </w:r>
-    </w:p>
-    <w:p>
-      <w:pPr>
-        <w:pStyle w:val="3"/>
-        <w:rPr>
-          <w:lang w:val="en-US"/>
-        </w:rPr>
-      </w:pPr>
-      <w:r>
-        <w:rPr>
-          <w:lang w:val="en-US"/>
-        </w:rPr>
-        <w:t xml:space="preserve">4. </w:t>
-      </w:r>
-      <w:proofErr w:type="spellStart"/>
-      <w:r>
-        <w:rPr>
-          <w:rStyle w:val="a4"/>
-          <w:b w:val="0"/>
-          <w:bCs w:val="0"/>
-          <w:lang w:val="en-US"/>
-        </w:rPr>
-        <w:t>StaticFiles</w:t>
-      </w:r>
-      <w:proofErr w:type="spellEnd"/>
-      <w:r>
-        <w:rPr>
-          <w:rStyle w:val="a4"/>
-          <w:b w:val="0"/>
-          <w:bCs w:val="0"/>
-          <w:lang w:val="en-US"/>
-        </w:rPr>
-        <w:t xml:space="preserve"> vs </w:t>
-      </w:r>
-      <w:proofErr w:type="spellStart"/>
-      <w:r>
-        <w:rPr>
-          <w:rStyle w:val="a4"/>
-          <w:b w:val="0"/>
-          <w:bCs w:val="0"/>
-        </w:rPr>
-        <w:t>шаблонизаторы</w:t>
-      </w:r>
-      <w:proofErr w:type="spellEnd"/>
-      <w:r>
-        <w:rPr>
-          <w:rStyle w:val="a4"/>
-          <w:b w:val="0"/>
-          <w:bCs w:val="0"/>
-          <w:lang w:val="en-US"/>
-        </w:rPr>
-        <w:t xml:space="preserve"> (Jinja2, </w:t>
-      </w:r>
-      <w:proofErr w:type="spellStart"/>
-      <w:r>
-        <w:rPr>
-          <w:rStyle w:val="a4"/>
-          <w:b w:val="0"/>
-          <w:bCs w:val="0"/>
-          <w:lang w:val="en-US"/>
-        </w:rPr>
-        <w:t>Mako</w:t>
-      </w:r>
-      <w:proofErr w:type="spellEnd"/>
-      <w:r>
-        <w:rPr>
-          <w:rStyle w:val="a4"/>
-          <w:b w:val="0"/>
-          <w:bCs w:val="0"/>
-          <w:lang w:val="en-US"/>
-        </w:rPr>
-        <w:t>)</w:t>
-      </w:r>
-    </w:p>
-    <w:p>
-      <w:pPr>
-        <w:numPr>
-          <w:ilvl w:val="0"/>
-          <w:numId w:val="7"/>
-        </w:numPr>
-        <w:spacing w:before="100" w:beforeAutospacing="1" w:after="100" w:afterAutospacing="1" w:line="240" w:lineRule="auto"/>
-      </w:pPr>
-      <w:r>
-        <w:rPr>
-          <w:rStyle w:val="a4"/>
-        </w:rPr>
-        <w:t xml:space="preserve">Почему выбрали </w:t>
-      </w:r>
-      <w:proofErr w:type="spellStart"/>
-      <w:r>
-        <w:rPr>
-          <w:rStyle w:val="a4"/>
-        </w:rPr>
-        <w:t>StaticFiles</w:t>
-      </w:r>
-      <w:proofErr w:type="spellEnd"/>
-      <w:r>
-        <w:rPr>
-          <w:rStyle w:val="a4"/>
-        </w:rPr>
-        <w:t>:</w:t>
-      </w:r>
-      <w:r>
-        <w:t xml:space="preserve"> </w:t>
-      </w:r>
-    </w:p>
-    <w:p>
-      <w:pPr>
-        <w:numPr>
-          <w:ilvl w:val="1"/>
-          <w:numId w:val="7"/>
-        </w:numPr>
-        <w:spacing w:before="100" w:beforeAutospacing="1" w:after="100" w:afterAutospacing="1" w:line="240" w:lineRule="auto"/>
-      </w:pPr>
-      <w:r>
-        <w:t xml:space="preserve">Для простого проекта достаточно отдать готовый </w:t>
-      </w:r>
-      <w:r>
-        <w:rPr>
-          <w:rStyle w:val="HTML"/>
-          <w:rFonts w:eastAsiaTheme="minorHAnsi"/>
-        </w:rPr>
-        <w:t>index.html</w:t>
-      </w:r>
-      <w:r>
-        <w:t>.</w:t>
-      </w:r>
-    </w:p>
-    <w:p>
-      <w:pPr>
-        <w:numPr>
-          <w:ilvl w:val="1"/>
-          <w:numId w:val="7"/>
-        </w:numPr>
-        <w:spacing w:before="100" w:beforeAutospacing="1" w:after="100" w:afterAutospacing="1" w:line="240" w:lineRule="auto"/>
-      </w:pPr>
-      <w:r>
-        <w:lastRenderedPageBreak/>
-        <w:t>Нет необходимости в динамических шаблонах.</w:t>
-      </w:r>
-    </w:p>
-    <w:p>
-      <w:pPr>
-        <w:numPr>
-          <w:ilvl w:val="0"/>
-          <w:numId w:val="7"/>
-        </w:numPr>
-        <w:spacing w:before="100" w:beforeAutospacing="1" w:after="100" w:afterAutospacing="1" w:line="240" w:lineRule="auto"/>
-      </w:pPr>
-      <w:r>
-        <w:rPr>
-          <w:rStyle w:val="a4"/>
-        </w:rPr>
-        <w:t>Альтернативы:</w:t>
-      </w:r>
-      <w:r>
-        <w:t xml:space="preserve"> </w:t>
-      </w:r>
-    </w:p>
-    <w:p>
-      <w:pPr>
-        <w:numPr>
-          <w:ilvl w:val="1"/>
-          <w:numId w:val="7"/>
-        </w:numPr>
-        <w:spacing w:before="100" w:beforeAutospacing="1" w:after="100" w:afterAutospacing="1" w:line="240" w:lineRule="auto"/>
-      </w:pPr>
-      <w:r>
-        <w:t xml:space="preserve">Jinja2: мощный </w:t>
-      </w:r>
-      <w:proofErr w:type="spellStart"/>
-      <w:r>
-        <w:t>шаблонизатор</w:t>
-      </w:r>
-      <w:proofErr w:type="spellEnd"/>
-      <w:r>
-        <w:t>, но избыточен для маленького проекта.</w:t>
-      </w:r>
-    </w:p>
-    <w:p>
-      <w:pPr>
-        <w:numPr>
-          <w:ilvl w:val="0"/>
-          <w:numId w:val="7"/>
-        </w:numPr>
-        <w:spacing w:before="100" w:beforeAutospacing="1" w:after="100" w:afterAutospacing="1" w:line="240" w:lineRule="auto"/>
-      </w:pPr>
-      <w:r>
-        <w:rPr>
-          <w:rStyle w:val="a4"/>
-        </w:rPr>
-        <w:t>Вывод:</w:t>
-      </w:r>
-      <w:r>
-        <w:t xml:space="preserve"> </w:t>
-      </w:r>
-      <w:proofErr w:type="spellStart"/>
-      <w:r>
-        <w:t>StaticFiles</w:t>
-      </w:r>
-      <w:proofErr w:type="spellEnd"/>
-      <w:r>
-        <w:t xml:space="preserve"> — это простота и скорость. Для курсовой работы это преимущество: меньше кода, но всё работает.</w:t>
-      </w:r>
-    </w:p>
-    <w:p>
-      <w:pPr>
-        <w:pStyle w:val="HTML0"/>
-        <w:rPr>
-          <w:rStyle w:val="HTML"/>
-        </w:rPr>
-      </w:pPr>
-    </w:p>
-    <w:p>
-      <w:r>
-        <w:pict>
-          <v:rect id="_x0000_i1028" style="width:0;height:1.5pt" o:hralign="center" o:hrstd="t" o:hr="t" fillcolor="#a0a0a0" stroked="f"/>
-        </w:pict>
-      </w:r>
-    </w:p>
-    <w:p>
-      <w:pPr>
         <w:pStyle w:val="2"/>
-      </w:pPr>
-      <w:r>
-        <w:rPr>
-          <w:rFonts w:ascii="Segoe UI Symbol" w:hAnsi="Segoe UI Symbol" w:cs="Segoe UI Symbol"/>
-        </w:rPr>
-        <w:t>⚙️</w:t>
-      </w:r>
-      <w:r>
-        <w:t xml:space="preserve"> Логика работы приложения</w:t>
+        <w:rPr>
+          <w:color w:val="000000" w:themeColor="text1"/>
+          <w:sz w:val="32"/>
+          <w:szCs w:val="32"/>
+        </w:rPr>
+      </w:pPr>
+      <w:r>
+        <w:rPr>
+          <w:color w:val="000000" w:themeColor="text1"/>
+          <w:sz w:val="32"/>
+          <w:szCs w:val="32"/>
+        </w:rPr>
+        <w:t>Логика работы приложения</w:t>
       </w:r>
     </w:p>
     <w:p>
@@ -1660,12 +1484,20 @@
         <w:pStyle w:val="a3"/>
         <w:numPr>
           <w:ilvl w:val="0"/>
-          <w:numId w:val="11"/>
+          <w:numId w:val="20"/>
         </w:numPr>
+        <w:rPr>
+          <w:color w:val="000000" w:themeColor="text1"/>
+          <w:sz w:val="30"/>
+          <w:szCs w:val="30"/>
+        </w:rPr>
       </w:pPr>
       <w:r>
         <w:rPr>
           <w:rStyle w:val="a4"/>
+          <w:color w:val="000000" w:themeColor="text1"/>
+          <w:sz w:val="30"/>
+          <w:szCs w:val="30"/>
         </w:rPr>
         <w:t>Инициализация</w:t>
       </w:r>
@@ -1674,21 +1506,39 @@
       <w:pPr>
         <w:numPr>
           <w:ilvl w:val="1"/>
-          <w:numId w:val="11"/>
+          <w:numId w:val="20"/>
         </w:numPr>
         <w:spacing w:before="100" w:beforeAutospacing="1" w:after="100" w:afterAutospacing="1" w:line="240" w:lineRule="auto"/>
-      </w:pPr>
-      <w:r>
-        <w:t xml:space="preserve">При запуске проверяется наличие файла </w:t>
+        <w:rPr>
+          <w:color w:val="000000" w:themeColor="text1"/>
+          <w:sz w:val="30"/>
+          <w:szCs w:val="30"/>
+        </w:rPr>
+      </w:pPr>
+      <w:r>
+        <w:rPr>
+          <w:color w:val="000000" w:themeColor="text1"/>
+          <w:sz w:val="30"/>
+          <w:szCs w:val="30"/>
+        </w:rPr>
+        <w:t xml:space="preserve">Проверка наличия файла </w:t>
       </w:r>
       <w:r>
         <w:rPr>
           <w:rStyle w:val="HTML"/>
           <w:rFonts w:eastAsiaTheme="minorHAnsi"/>
+          <w:color w:val="000000" w:themeColor="text1"/>
+          <w:sz w:val="30"/>
+          <w:szCs w:val="30"/>
         </w:rPr>
         <w:t>calendar_data.csv</w:t>
       </w:r>
       <w:r>
+        <w:rPr>
+          <w:color w:val="000000" w:themeColor="text1"/>
+          <w:sz w:val="30"/>
+          <w:szCs w:val="30"/>
+        </w:rPr>
         <w:t>.</w:t>
       </w:r>
     </w:p>
@@ -1696,12 +1546,22 @@
       <w:pPr>
         <w:numPr>
           <w:ilvl w:val="1"/>
-          <w:numId w:val="11"/>
+          <w:numId w:val="20"/>
         </w:numPr>
         <w:spacing w:before="100" w:beforeAutospacing="1" w:after="100" w:afterAutospacing="1" w:line="240" w:lineRule="auto"/>
-      </w:pPr>
-      <w:r>
-        <w:t>Если файла нет, создаётся новый с заголовками.</w:t>
+        <w:rPr>
+          <w:color w:val="000000" w:themeColor="text1"/>
+          <w:sz w:val="30"/>
+          <w:szCs w:val="30"/>
+        </w:rPr>
+      </w:pPr>
+      <w:r>
+        <w:rPr>
+          <w:color w:val="000000" w:themeColor="text1"/>
+          <w:sz w:val="30"/>
+          <w:szCs w:val="30"/>
+        </w:rPr>
+        <w:t>Если файла нет — создание нового с заголовками.</w:t>
       </w:r>
     </w:p>
     <w:p>
@@ -1709,12 +1569,20 @@
         <w:pStyle w:val="a3"/>
         <w:numPr>
           <w:ilvl w:val="0"/>
-          <w:numId w:val="11"/>
+          <w:numId w:val="20"/>
         </w:numPr>
+        <w:rPr>
+          <w:color w:val="000000" w:themeColor="text1"/>
+          <w:sz w:val="30"/>
+          <w:szCs w:val="30"/>
+        </w:rPr>
       </w:pPr>
       <w:r>
         <w:rPr>
           <w:rStyle w:val="a4"/>
+          <w:color w:val="000000" w:themeColor="text1"/>
+          <w:sz w:val="30"/>
+          <w:szCs w:val="30"/>
         </w:rPr>
         <w:t>Основные маршруты API</w:t>
       </w:r>
@@ -1723,51 +1591,163 @@
       <w:pPr>
         <w:numPr>
           <w:ilvl w:val="1"/>
-          <w:numId w:val="11"/>
+          <w:numId w:val="20"/>
         </w:numPr>
         <w:spacing w:before="100" w:beforeAutospacing="1" w:after="100" w:afterAutospacing="1" w:line="240" w:lineRule="auto"/>
+        <w:rPr>
+          <w:color w:val="000000" w:themeColor="text1"/>
+          <w:sz w:val="30"/>
+          <w:szCs w:val="30"/>
+        </w:rPr>
       </w:pPr>
       <w:r>
         <w:rPr>
           <w:rStyle w:val="HTML"/>
           <w:rFonts w:eastAsiaTheme="minorHAnsi"/>
+          <w:color w:val="000000" w:themeColor="text1"/>
+          <w:sz w:val="30"/>
+          <w:szCs w:val="30"/>
         </w:rPr>
         <w:t>GET /</w:t>
       </w:r>
       <w:r>
-        <w:t xml:space="preserve"> – возвращает главную страницу (</w:t>
-      </w:r>
+        <w:rPr>
+          <w:color w:val="000000" w:themeColor="text1"/>
+          <w:sz w:val="30"/>
+          <w:szCs w:val="30"/>
+        </w:rPr>
+        <w:t xml:space="preserve"> → возвращает главную страницу.</w:t>
+      </w:r>
+    </w:p>
+    <w:p>
+      <w:pPr>
+        <w:numPr>
+          <w:ilvl w:val="1"/>
+          <w:numId w:val="20"/>
+        </w:numPr>
+        <w:spacing w:before="100" w:beforeAutospacing="1" w:after="100" w:afterAutospacing="1" w:line="240" w:lineRule="auto"/>
+        <w:rPr>
+          <w:color w:val="000000" w:themeColor="text1"/>
+          <w:sz w:val="30"/>
+          <w:szCs w:val="30"/>
+        </w:rPr>
+      </w:pPr>
       <w:r>
         <w:rPr>
           <w:rStyle w:val="HTML"/>
           <w:rFonts w:eastAsiaTheme="minorHAnsi"/>
-        </w:rPr>
-        <w:t>index.html</w:t>
-      </w:r>
-      <w:r>
-        <w:t>).</w:t>
+          <w:color w:val="000000" w:themeColor="text1"/>
+          <w:sz w:val="30"/>
+          <w:szCs w:val="30"/>
+        </w:rPr>
+        <w:t>GET /</w:t>
+      </w:r>
+      <w:proofErr w:type="spellStart"/>
+      <w:r>
+        <w:rPr>
+          <w:rStyle w:val="HTML"/>
+          <w:rFonts w:eastAsiaTheme="minorHAnsi"/>
+          <w:color w:val="000000" w:themeColor="text1"/>
+          <w:sz w:val="30"/>
+          <w:szCs w:val="30"/>
+        </w:rPr>
+        <w:t>api</w:t>
+      </w:r>
+      <w:proofErr w:type="spellEnd"/>
+      <w:r>
+        <w:rPr>
+          <w:rStyle w:val="HTML"/>
+          <w:rFonts w:eastAsiaTheme="minorHAnsi"/>
+          <w:color w:val="000000" w:themeColor="text1"/>
+          <w:sz w:val="30"/>
+          <w:szCs w:val="30"/>
+        </w:rPr>
+        <w:t>/</w:t>
+      </w:r>
+      <w:proofErr w:type="spellStart"/>
+      <w:r>
+        <w:rPr>
+          <w:rStyle w:val="HTML"/>
+          <w:rFonts w:eastAsiaTheme="minorHAnsi"/>
+          <w:color w:val="000000" w:themeColor="text1"/>
+          <w:sz w:val="30"/>
+          <w:szCs w:val="30"/>
+        </w:rPr>
+        <w:t>events</w:t>
+      </w:r>
+      <w:proofErr w:type="spellEnd"/>
+      <w:r>
+        <w:rPr>
+          <w:rStyle w:val="HTML"/>
+          <w:rFonts w:eastAsiaTheme="minorHAnsi"/>
+          <w:color w:val="000000" w:themeColor="text1"/>
+          <w:sz w:val="30"/>
+          <w:szCs w:val="30"/>
+        </w:rPr>
+        <w:t>/{</w:t>
+      </w:r>
+      <w:proofErr w:type="spellStart"/>
+      <w:r>
+        <w:rPr>
+          <w:rStyle w:val="HTML"/>
+          <w:rFonts w:eastAsiaTheme="minorHAnsi"/>
+          <w:color w:val="000000" w:themeColor="text1"/>
+          <w:sz w:val="30"/>
+          <w:szCs w:val="30"/>
+        </w:rPr>
+        <w:t>user_id</w:t>
+      </w:r>
+      <w:proofErr w:type="spellEnd"/>
+      <w:r>
+        <w:rPr>
+          <w:rStyle w:val="HTML"/>
+          <w:rFonts w:eastAsiaTheme="minorHAnsi"/>
+          <w:color w:val="000000" w:themeColor="text1"/>
+          <w:sz w:val="30"/>
+          <w:szCs w:val="30"/>
+        </w:rPr>
+        <w:t>}</w:t>
+      </w:r>
+      <w:r>
+        <w:rPr>
+          <w:color w:val="000000" w:themeColor="text1"/>
+          <w:sz w:val="30"/>
+          <w:szCs w:val="30"/>
+        </w:rPr>
+        <w:t xml:space="preserve"> → список событий пользователя.</w:t>
       </w:r>
     </w:p>
     <w:p>
       <w:pPr>
         <w:numPr>
           <w:ilvl w:val="1"/>
-          <w:numId w:val="11"/>
+          <w:numId w:val="20"/>
         </w:numPr>
         <w:spacing w:before="100" w:beforeAutospacing="1" w:after="100" w:afterAutospacing="1" w:line="240" w:lineRule="auto"/>
+        <w:rPr>
+          <w:color w:val="000000" w:themeColor="text1"/>
+          <w:sz w:val="30"/>
+          <w:szCs w:val="30"/>
+        </w:rPr>
       </w:pPr>
       <w:r>
         <w:rPr>
           <w:rStyle w:val="HTML"/>
           <w:rFonts w:eastAsiaTheme="minorHAnsi"/>
-        </w:rPr>
-        <w:t>GET /</w:t>
+          <w:color w:val="000000" w:themeColor="text1"/>
+          <w:sz w:val="30"/>
+          <w:szCs w:val="30"/>
+        </w:rPr>
+        <w:t>POST /</w:t>
       </w:r>
       <w:proofErr w:type="spellStart"/>
       <w:r>
         <w:rPr>
           <w:rStyle w:val="HTML"/>
           <w:rFonts w:eastAsiaTheme="minorHAnsi"/>
+          <w:color w:val="000000" w:themeColor="text1"/>
+          <w:sz w:val="30"/>
+          <w:szCs w:val="30"/>
         </w:rPr>
         <w:t>api</w:t>
       </w:r>
@@ -1776,6 +1756,9 @@
         <w:rPr>
           <w:rStyle w:val="HTML"/>
           <w:rFonts w:eastAsiaTheme="minorHAnsi"/>
+          <w:color w:val="000000" w:themeColor="text1"/>
+          <w:sz w:val="30"/>
+          <w:szCs w:val="30"/>
         </w:rPr>
         <w:t>/</w:t>
       </w:r>
@@ -1784,6 +1767,9 @@
         <w:rPr>
           <w:rStyle w:val="HTML"/>
           <w:rFonts w:eastAsiaTheme="minorHAnsi"/>
+          <w:color w:val="000000" w:themeColor="text1"/>
+          <w:sz w:val="30"/>
+          <w:szCs w:val="30"/>
         </w:rPr>
         <w:t>events</w:t>
       </w:r>
@@ -1792,230 +1778,117 @@
         <w:rPr>
           <w:rStyle w:val="HTML"/>
           <w:rFonts w:eastAsiaTheme="minorHAnsi"/>
-        </w:rPr>
-        <w:t>/{</w:t>
-      </w:r>
-      <w:proofErr w:type="spellStart"/>
+          <w:color w:val="000000" w:themeColor="text1"/>
+          <w:sz w:val="30"/>
+          <w:szCs w:val="30"/>
+        </w:rPr>
+        <w:t>/</w:t>
+      </w:r>
+      <w:r>
+        <w:rPr>
+          <w:color w:val="000000" w:themeColor="text1"/>
+          <w:sz w:val="30"/>
+          <w:szCs w:val="30"/>
+        </w:rPr>
+        <w:t xml:space="preserve"> → добавление события.</w:t>
+      </w:r>
+    </w:p>
+    <w:p>
+      <w:pPr>
+        <w:numPr>
+          <w:ilvl w:val="1"/>
+          <w:numId w:val="20"/>
+        </w:numPr>
+        <w:spacing w:before="100" w:beforeAutospacing="1" w:after="100" w:afterAutospacing="1" w:line="240" w:lineRule="auto"/>
+        <w:rPr>
+          <w:color w:val="000000" w:themeColor="text1"/>
+          <w:sz w:val="30"/>
+          <w:szCs w:val="30"/>
+        </w:rPr>
+      </w:pPr>
       <w:r>
         <w:rPr>
           <w:rStyle w:val="HTML"/>
           <w:rFonts w:eastAsiaTheme="minorHAnsi"/>
-        </w:rPr>
-        <w:t>user_id</w:t>
-      </w:r>
-      <w:proofErr w:type="spellEnd"/>
+          <w:color w:val="000000" w:themeColor="text1"/>
+          <w:sz w:val="30"/>
+          <w:szCs w:val="30"/>
+        </w:rPr>
+        <w:t>DELETE /</w:t>
+      </w:r>
+      <w:proofErr w:type="spellStart"/>
       <w:r>
         <w:rPr>
           <w:rStyle w:val="HTML"/>
           <w:rFonts w:eastAsiaTheme="minorHAnsi"/>
-        </w:rPr>
-        <w:t>}</w:t>
-      </w:r>
-      <w:r>
-        <w:t xml:space="preserve"> – возвращает список событий для конкретного пользователя.</w:t>
-      </w:r>
-    </w:p>
-    <w:p>
-      <w:pPr>
-        <w:numPr>
-          <w:ilvl w:val="1"/>
-          <w:numId w:val="11"/>
-        </w:numPr>
-        <w:spacing w:before="100" w:beforeAutospacing="1" w:after="100" w:afterAutospacing="1" w:line="240" w:lineRule="auto"/>
-      </w:pPr>
+          <w:color w:val="000000" w:themeColor="text1"/>
+          <w:sz w:val="30"/>
+          <w:szCs w:val="30"/>
+        </w:rPr>
+        <w:t>api</w:t>
+      </w:r>
+      <w:proofErr w:type="spellEnd"/>
       <w:r>
         <w:rPr>
           <w:rStyle w:val="HTML"/>
           <w:rFonts w:eastAsiaTheme="minorHAnsi"/>
-        </w:rPr>
-        <w:t>POST /</w:t>
+          <w:color w:val="000000" w:themeColor="text1"/>
+          <w:sz w:val="30"/>
+          <w:szCs w:val="30"/>
+        </w:rPr>
+        <w:t>/</w:t>
       </w:r>
       <w:proofErr w:type="spellStart"/>
       <w:r>
         <w:rPr>
           <w:rStyle w:val="HTML"/>
           <w:rFonts w:eastAsiaTheme="minorHAnsi"/>
-        </w:rPr>
-        <w:t>api</w:t>
+          <w:color w:val="000000" w:themeColor="text1"/>
+          <w:sz w:val="30"/>
+          <w:szCs w:val="30"/>
+        </w:rPr>
+        <w:t>events</w:t>
       </w:r>
       <w:proofErr w:type="spellEnd"/>
       <w:r>
         <w:rPr>
           <w:rStyle w:val="HTML"/>
           <w:rFonts w:eastAsiaTheme="minorHAnsi"/>
-        </w:rPr>
-        <w:t>/</w:t>
+          <w:color w:val="000000" w:themeColor="text1"/>
+          <w:sz w:val="30"/>
+          <w:szCs w:val="30"/>
+        </w:rPr>
+        <w:t>/{</w:t>
       </w:r>
       <w:proofErr w:type="spellStart"/>
       <w:r>
         <w:rPr>
           <w:rStyle w:val="HTML"/>
           <w:rFonts w:eastAsiaTheme="minorHAnsi"/>
-        </w:rPr>
-        <w:t>events</w:t>
+          <w:color w:val="000000" w:themeColor="text1"/>
+          <w:sz w:val="30"/>
+          <w:szCs w:val="30"/>
+        </w:rPr>
+        <w:t>user_id</w:t>
       </w:r>
       <w:proofErr w:type="spellEnd"/>
       <w:r>
         <w:rPr>
           <w:rStyle w:val="HTML"/>
           <w:rFonts w:eastAsiaTheme="minorHAnsi"/>
-        </w:rPr>
-        <w:t>/</w:t>
-      </w:r>
-      <w:r>
-        <w:t xml:space="preserve"> – добавляет новое событие в CSV.</w:t>
-      </w:r>
-    </w:p>
-    <w:p>
-      <w:pPr>
-        <w:numPr>
-          <w:ilvl w:val="1"/>
-          <w:numId w:val="11"/>
-        </w:numPr>
-        <w:spacing w:before="100" w:beforeAutospacing="1" w:after="100" w:afterAutospacing="1" w:line="240" w:lineRule="auto"/>
-        <w:rPr>
-          <w:lang w:val="en-US"/>
-        </w:rPr>
-      </w:pPr>
-      <w:r>
-        <w:rPr>
-          <w:rStyle w:val="HTML"/>
-          <w:rFonts w:eastAsiaTheme="minorHAnsi"/>
-          <w:lang w:val="en-US"/>
-        </w:rPr>
-        <w:t>DELETE /</w:t>
-      </w:r>
-      <w:proofErr w:type="spellStart"/>
-      <w:r>
-        <w:rPr>
-          <w:rStyle w:val="HTML"/>
-          <w:rFonts w:eastAsiaTheme="minorHAnsi"/>
-          <w:lang w:val="en-US"/>
-        </w:rPr>
-        <w:t>api</w:t>
-      </w:r>
-      <w:proofErr w:type="spellEnd"/>
-      <w:r>
-        <w:rPr>
-          <w:rStyle w:val="HTML"/>
-          <w:rFonts w:eastAsiaTheme="minorHAnsi"/>
-          <w:lang w:val="en-US"/>
-        </w:rPr>
-        <w:t>/events</w:t>
-      </w:r>
-      <w:proofErr w:type="gramStart"/>
-      <w:r>
-        <w:rPr>
-          <w:rStyle w:val="HTML"/>
-          <w:rFonts w:eastAsiaTheme="minorHAnsi"/>
-          <w:lang w:val="en-US"/>
-        </w:rPr>
-        <w:t>/{</w:t>
-      </w:r>
-      <w:proofErr w:type="spellStart"/>
-      <w:proofErr w:type="gramEnd"/>
-      <w:r>
-        <w:rPr>
-          <w:rStyle w:val="HTML"/>
-          <w:rFonts w:eastAsiaTheme="minorHAnsi"/>
-          <w:lang w:val="en-US"/>
-        </w:rPr>
-        <w:t>user_id</w:t>
-      </w:r>
-      <w:proofErr w:type="spellEnd"/>
-      <w:r>
-        <w:rPr>
-          <w:rStyle w:val="HTML"/>
-          <w:rFonts w:eastAsiaTheme="minorHAnsi"/>
-          <w:lang w:val="en-US"/>
+          <w:color w:val="000000" w:themeColor="text1"/>
+          <w:sz w:val="30"/>
+          <w:szCs w:val="30"/>
         </w:rPr>
         <w:t>}</w:t>
       </w:r>
       <w:r>
         <w:rPr>
-          <w:lang w:val="en-US"/>
-        </w:rPr>
-        <w:t xml:space="preserve"> – </w:t>
-      </w:r>
-      <w:r>
-        <w:t>удаляет</w:t>
-      </w:r>
-      <w:r>
-        <w:rPr>
-          <w:lang w:val="en-US"/>
-        </w:rPr>
-        <w:t xml:space="preserve"> </w:t>
-      </w:r>
-      <w:r>
-        <w:t>событие</w:t>
-      </w:r>
-      <w:r>
-        <w:rPr>
-          <w:lang w:val="en-US"/>
-        </w:rPr>
-        <w:t xml:space="preserve"> </w:t>
-      </w:r>
-      <w:r>
-        <w:t>по</w:t>
-      </w:r>
-      <w:r>
-        <w:rPr>
-          <w:lang w:val="en-US"/>
-        </w:rPr>
-        <w:t xml:space="preserve"> </w:t>
-      </w:r>
-      <w:proofErr w:type="spellStart"/>
-      <w:r>
-        <w:rPr>
-          <w:rStyle w:val="HTML"/>
-          <w:rFonts w:eastAsiaTheme="minorHAnsi"/>
-          <w:lang w:val="en-US"/>
-        </w:rPr>
-        <w:t>user_id</w:t>
-      </w:r>
-      <w:proofErr w:type="spellEnd"/>
-      <w:r>
-        <w:rPr>
-          <w:lang w:val="en-US"/>
-        </w:rPr>
-        <w:t xml:space="preserve">, </w:t>
-      </w:r>
-      <w:r>
-        <w:rPr>
-          <w:rStyle w:val="HTML"/>
-          <w:rFonts w:eastAsiaTheme="minorHAnsi"/>
-          <w:lang w:val="en-US"/>
-        </w:rPr>
-        <w:t>date</w:t>
-      </w:r>
-      <w:r>
-        <w:rPr>
-          <w:lang w:val="en-US"/>
-        </w:rPr>
-        <w:t xml:space="preserve"> </w:t>
-      </w:r>
-      <w:r>
-        <w:t>и</w:t>
-      </w:r>
-      <w:r>
-        <w:rPr>
-          <w:lang w:val="en-US"/>
-        </w:rPr>
-        <w:t xml:space="preserve"> </w:t>
-      </w:r>
-      <w:r>
-        <w:rPr>
-          <w:rStyle w:val="HTML"/>
-          <w:rFonts w:eastAsiaTheme="minorHAnsi"/>
-          <w:lang w:val="en-US"/>
-        </w:rPr>
-        <w:t>title</w:t>
-      </w:r>
-      <w:r>
-        <w:rPr>
-          <w:lang w:val="en-US"/>
-        </w:rPr>
-        <w:t>.</w:t>
+          <w:color w:val="000000" w:themeColor="text1"/>
+          <w:sz w:val="30"/>
+          <w:szCs w:val="30"/>
+        </w:rPr>
+        <w:t xml:space="preserve"> → удаление события.</w:t>
       </w:r>
     </w:p>
     <w:p>
@@ -2023,13 +1896,22 @@
         <w:pStyle w:val="a3"/>
         <w:numPr>
           <w:ilvl w:val="0"/>
-          <w:numId w:val="11"/>
+          <w:numId w:val="20"/>
         </w:numPr>
+        <w:rPr>
+          <w:color w:val="000000" w:themeColor="text1"/>
+          <w:sz w:val="30"/>
+          <w:szCs w:val="30"/>
+        </w:rPr>
       </w:pPr>
       <w:r>
         <w:rPr>
           <w:rStyle w:val="a4"/>
-        </w:rPr>
+          <w:color w:val="000000" w:themeColor="text1"/>
+          <w:sz w:val="30"/>
+          <w:szCs w:val="30"/>
+        </w:rPr>
+        <w:lastRenderedPageBreak/>
         <w:t>Работа с CSV</w:t>
       </w:r>
     </w:p>
@@ -2037,23 +1919,41 @@
       <w:pPr>
         <w:numPr>
           <w:ilvl w:val="1"/>
-          <w:numId w:val="11"/>
+          <w:numId w:val="20"/>
         </w:numPr>
         <w:spacing w:before="100" w:beforeAutospacing="1" w:after="100" w:afterAutospacing="1" w:line="240" w:lineRule="auto"/>
-      </w:pPr>
-      <w:r>
-        <w:t xml:space="preserve">Чтение: через </w:t>
+        <w:rPr>
+          <w:color w:val="000000" w:themeColor="text1"/>
+          <w:sz w:val="30"/>
+          <w:szCs w:val="30"/>
+        </w:rPr>
+      </w:pPr>
+      <w:r>
+        <w:rPr>
+          <w:color w:val="000000" w:themeColor="text1"/>
+          <w:sz w:val="30"/>
+          <w:szCs w:val="30"/>
+        </w:rPr>
+        <w:t xml:space="preserve">Чтение: </w:t>
       </w:r>
       <w:proofErr w:type="spellStart"/>
       <w:r>
         <w:rPr>
           <w:rStyle w:val="HTML"/>
           <w:rFonts w:eastAsiaTheme="minorHAnsi"/>
+          <w:color w:val="000000" w:themeColor="text1"/>
+          <w:sz w:val="30"/>
+          <w:szCs w:val="30"/>
         </w:rPr>
         <w:t>csv.DictReader</w:t>
       </w:r>
       <w:proofErr w:type="spellEnd"/>
       <w:r>
+        <w:rPr>
+          <w:color w:val="000000" w:themeColor="text1"/>
+          <w:sz w:val="30"/>
+          <w:szCs w:val="30"/>
+        </w:rPr>
         <w:t>.</w:t>
       </w:r>
     </w:p>
@@ -2061,23 +1961,41 @@
       <w:pPr>
         <w:numPr>
           <w:ilvl w:val="1"/>
-          <w:numId w:val="11"/>
+          <w:numId w:val="20"/>
         </w:numPr>
         <w:spacing w:before="100" w:beforeAutospacing="1" w:after="100" w:afterAutospacing="1" w:line="240" w:lineRule="auto"/>
-      </w:pPr>
-      <w:r>
-        <w:t xml:space="preserve">Запись: через </w:t>
+        <w:rPr>
+          <w:color w:val="000000" w:themeColor="text1"/>
+          <w:sz w:val="30"/>
+          <w:szCs w:val="30"/>
+        </w:rPr>
+      </w:pPr>
+      <w:r>
+        <w:rPr>
+          <w:color w:val="000000" w:themeColor="text1"/>
+          <w:sz w:val="30"/>
+          <w:szCs w:val="30"/>
+        </w:rPr>
+        <w:t xml:space="preserve">Запись: </w:t>
       </w:r>
       <w:proofErr w:type="spellStart"/>
       <w:r>
         <w:rPr>
           <w:rStyle w:val="HTML"/>
           <w:rFonts w:eastAsiaTheme="minorHAnsi"/>
+          <w:color w:val="000000" w:themeColor="text1"/>
+          <w:sz w:val="30"/>
+          <w:szCs w:val="30"/>
         </w:rPr>
         <w:t>csv.writer</w:t>
       </w:r>
       <w:proofErr w:type="spellEnd"/>
       <w:r>
+        <w:rPr>
+          <w:color w:val="000000" w:themeColor="text1"/>
+          <w:sz w:val="30"/>
+          <w:szCs w:val="30"/>
+        </w:rPr>
         <w:t>.</w:t>
       </w:r>
     </w:p>
@@ -2085,11 +2003,21 @@
       <w:pPr>
         <w:numPr>
           <w:ilvl w:val="1"/>
-          <w:numId w:val="11"/>
+          <w:numId w:val="20"/>
         </w:numPr>
         <w:spacing w:before="100" w:beforeAutospacing="1" w:after="100" w:afterAutospacing="1" w:line="240" w:lineRule="auto"/>
-      </w:pPr>
-      <w:r>
+        <w:rPr>
+          <w:color w:val="000000" w:themeColor="text1"/>
+          <w:sz w:val="30"/>
+          <w:szCs w:val="30"/>
+        </w:rPr>
+      </w:pPr>
+      <w:r>
+        <w:rPr>
+          <w:color w:val="000000" w:themeColor="text1"/>
+          <w:sz w:val="30"/>
+          <w:szCs w:val="30"/>
+        </w:rPr>
         <w:t>Удаление: перезапись файла без удалённого события.</w:t>
       </w:r>
     </w:p>
@@ -2098,12 +2026,20 @@
         <w:pStyle w:val="a3"/>
         <w:numPr>
           <w:ilvl w:val="0"/>
-          <w:numId w:val="11"/>
+          <w:numId w:val="20"/>
         </w:numPr>
+        <w:rPr>
+          <w:color w:val="000000" w:themeColor="text1"/>
+          <w:sz w:val="30"/>
+          <w:szCs w:val="30"/>
+        </w:rPr>
       </w:pPr>
       <w:r>
         <w:rPr>
           <w:rStyle w:val="a4"/>
+          <w:color w:val="000000" w:themeColor="text1"/>
+          <w:sz w:val="30"/>
+          <w:szCs w:val="30"/>
         </w:rPr>
         <w:t>Обработка ошибок</w:t>
       </w:r>
@@ -2112,18 +2048,31 @@
       <w:pPr>
         <w:numPr>
           <w:ilvl w:val="1"/>
-          <w:numId w:val="11"/>
+          <w:numId w:val="20"/>
         </w:numPr>
         <w:spacing w:before="100" w:beforeAutospacing="1" w:after="100" w:afterAutospacing="1" w:line="240" w:lineRule="auto"/>
-      </w:pPr>
-      <w:r>
-        <w:t xml:space="preserve">Если событие не найдено → </w:t>
+        <w:rPr>
+          <w:color w:val="000000" w:themeColor="text1"/>
+          <w:sz w:val="30"/>
+          <w:szCs w:val="30"/>
+        </w:rPr>
+      </w:pPr>
+      <w:r>
+        <w:rPr>
+          <w:color w:val="000000" w:themeColor="text1"/>
+          <w:sz w:val="30"/>
+          <w:szCs w:val="30"/>
+        </w:rPr>
+        <w:t xml:space="preserve">Событие не найдено → </w:t>
       </w:r>
       <w:proofErr w:type="spellStart"/>
       <w:r>
         <w:rPr>
           <w:rStyle w:val="HTML"/>
           <w:rFonts w:eastAsiaTheme="minorHAnsi"/>
+          <w:color w:val="000000" w:themeColor="text1"/>
+          <w:sz w:val="30"/>
+          <w:szCs w:val="30"/>
         </w:rPr>
         <w:t>HTTPException</w:t>
       </w:r>
@@ -2132,10 +2081,18 @@
         <w:rPr>
           <w:rStyle w:val="HTML"/>
           <w:rFonts w:eastAsiaTheme="minorHAnsi"/>
+          <w:color w:val="000000" w:themeColor="text1"/>
+          <w:sz w:val="30"/>
+          <w:szCs w:val="30"/>
         </w:rPr>
         <w:t>(404)</w:t>
       </w:r>
       <w:r>
+        <w:rPr>
+          <w:color w:val="000000" w:themeColor="text1"/>
+          <w:sz w:val="30"/>
+          <w:szCs w:val="30"/>
+        </w:rPr>
         <w:t>.</w:t>
       </w:r>
     </w:p>
@@ -2143,18 +2100,31 @@
       <w:pPr>
         <w:numPr>
           <w:ilvl w:val="1"/>
-          <w:numId w:val="11"/>
+          <w:numId w:val="20"/>
         </w:numPr>
         <w:spacing w:before="100" w:beforeAutospacing="1" w:after="100" w:afterAutospacing="1" w:line="240" w:lineRule="auto"/>
-      </w:pPr>
-      <w:r>
-        <w:t xml:space="preserve">Если ошибка работы с файлом → </w:t>
+        <w:rPr>
+          <w:color w:val="000000" w:themeColor="text1"/>
+          <w:sz w:val="30"/>
+          <w:szCs w:val="30"/>
+        </w:rPr>
+      </w:pPr>
+      <w:r>
+        <w:rPr>
+          <w:color w:val="000000" w:themeColor="text1"/>
+          <w:sz w:val="30"/>
+          <w:szCs w:val="30"/>
+        </w:rPr>
+        <w:t xml:space="preserve">Ошибка работы с файлом → </w:t>
       </w:r>
       <w:proofErr w:type="spellStart"/>
       <w:r>
         <w:rPr>
           <w:rStyle w:val="HTML"/>
           <w:rFonts w:eastAsiaTheme="minorHAnsi"/>
+          <w:color w:val="000000" w:themeColor="text1"/>
+          <w:sz w:val="30"/>
+          <w:szCs w:val="30"/>
         </w:rPr>
         <w:t>HTTPException</w:t>
       </w:r>
@@ -2163,699 +2133,424 @@
         <w:rPr>
           <w:rStyle w:val="HTML"/>
           <w:rFonts w:eastAsiaTheme="minorHAnsi"/>
+          <w:color w:val="000000" w:themeColor="text1"/>
+          <w:sz w:val="30"/>
+          <w:szCs w:val="30"/>
         </w:rPr>
         <w:t>(500)</w:t>
       </w:r>
       <w:r>
+        <w:rPr>
+          <w:color w:val="000000" w:themeColor="text1"/>
+          <w:sz w:val="30"/>
+          <w:szCs w:val="30"/>
+        </w:rPr>
         <w:t>.</w:t>
       </w:r>
     </w:p>
     <w:p>
       <w:pPr>
-        <w:spacing w:after="0"/>
-      </w:pPr>
-      <w:r>
-        <w:pict>
-          <v:rect id="_x0000_i1029" style="width:0;height:1.5pt" o:hralign="center" o:hrstd="t" o:hr="t" fillcolor="#a0a0a0" stroked="f"/>
-        </w:pict>
+        <w:pStyle w:val="2"/>
+        <w:rPr>
+          <w:color w:val="000000" w:themeColor="text1"/>
+          <w:sz w:val="32"/>
+          <w:szCs w:val="32"/>
+        </w:rPr>
+      </w:pPr>
+      <w:r>
+        <w:rPr>
+          <w:color w:val="000000" w:themeColor="text1"/>
+          <w:sz w:val="32"/>
+          <w:szCs w:val="32"/>
+        </w:rPr>
+        <w:t>Расширенная блок-схема логики работы</w:t>
       </w:r>
     </w:p>
     <w:p>
       <w:pPr>
         <w:pStyle w:val="2"/>
-      </w:pPr>
-      <w:r>
-        <w:rPr>
-          <w:rFonts w:ascii="Segoe UI Symbol" w:hAnsi="Segoe UI Symbol" w:cs="Segoe UI Symbol"/>
-        </w:rPr>
-        <w:t>🔄</w:t>
-      </w:r>
-      <w:r>
-        <w:t xml:space="preserve"> Блок-схема логики работы</w:t>
-      </w:r>
+        <w:rPr>
+          <w:color w:val="000000" w:themeColor="text1"/>
+          <w:sz w:val="32"/>
+          <w:szCs w:val="32"/>
+        </w:rPr>
+      </w:pPr>
     </w:p>
     <w:p>
       <w:pPr>
-        <w:pStyle w:val="HTML0"/>
-        <w:rPr>
-          <w:rStyle w:val="HTML"/>
-        </w:rPr>
-      </w:pPr>
-      <w:r>
-        <w:rPr>
-          <w:rStyle w:val="HTML"/>
-        </w:rPr>
-        <w:t xml:space="preserve">                ┌─────────────────────────┐</w:t>
-      </w:r>
+        <w:pStyle w:val="2"/>
+        <w:rPr>
+          <w:color w:val="000000" w:themeColor="text1"/>
+          <w:sz w:val="32"/>
+          <w:szCs w:val="32"/>
+        </w:rPr>
+      </w:pPr>
+      <w:r>
+        <w:object w:dxaOrig="13095" w:dyaOrig="7876">
+          <v:shape id="_x0000_i1026" type="#_x0000_t75" style="width:467.25pt;height:281.25pt" o:ole="">
+            <v:imagedata r:id="rId7" o:title=""/>
+          </v:shape>
+          <o:OLEObject Type="Embed" ProgID="Visio.Drawing.15" ShapeID="_x0000_i1026" DrawAspect="Content" ObjectID="_1825228664" r:id="rId8"/>
+        </w:object>
+      </w:r>
+      <w:bookmarkStart w:id="0" w:name="_GoBack"/>
+      <w:bookmarkEnd w:id="0"/>
     </w:p>
     <w:p>
       <w:pPr>
-        <w:pStyle w:val="HTML0"/>
-        <w:rPr>
-          <w:rStyle w:val="HTML"/>
-        </w:rPr>
-      </w:pPr>
-      <w:r>
-        <w:rPr>
-          <w:rStyle w:val="HTML"/>
-        </w:rPr>
-        <w:t xml:space="preserve">                │      Пользователь       │</w:t>
-      </w:r>
+        <w:pStyle w:val="2"/>
+        <w:rPr>
+          <w:color w:val="000000" w:themeColor="text1"/>
+          <w:sz w:val="32"/>
+          <w:szCs w:val="32"/>
+        </w:rPr>
+      </w:pPr>
     </w:p>
     <w:p>
       <w:pPr>
-        <w:pStyle w:val="HTML0"/>
-        <w:rPr>
-          <w:rStyle w:val="HTML"/>
-        </w:rPr>
-      </w:pPr>
-      <w:r>
-        <w:rPr>
-          <w:rStyle w:val="HTML"/>
-        </w:rPr>
-        <w:t xml:space="preserve">                └─────────────┬───────────┘</w:t>
+        <w:pStyle w:val="2"/>
+        <w:rPr>
+          <w:color w:val="000000" w:themeColor="text1"/>
+          <w:sz w:val="32"/>
+          <w:szCs w:val="32"/>
+        </w:rPr>
+      </w:pPr>
+      <w:r>
+        <w:rPr>
+          <w:color w:val="000000" w:themeColor="text1"/>
+          <w:sz w:val="32"/>
+          <w:szCs w:val="32"/>
+        </w:rPr>
+        <w:t>Заключение</w:t>
       </w:r>
     </w:p>
     <w:p>
       <w:pPr>
-        <w:pStyle w:val="HTML0"/>
-        <w:rPr>
-          <w:rStyle w:val="HTML"/>
-        </w:rPr>
-      </w:pPr>
-      <w:r>
-        <w:rPr>
-          <w:rStyle w:val="HTML"/>
-        </w:rPr>
-        <w:t xml:space="preserve">                              │</w:t>
+        <w:pStyle w:val="a3"/>
+        <w:rPr>
+          <w:color w:val="000000" w:themeColor="text1"/>
+          <w:sz w:val="30"/>
+          <w:szCs w:val="30"/>
+        </w:rPr>
+      </w:pPr>
+      <w:r>
+        <w:rPr>
+          <w:color w:val="000000" w:themeColor="text1"/>
+          <w:sz w:val="30"/>
+          <w:szCs w:val="30"/>
+        </w:rPr>
+        <w:t>В результате работы создано простое, но функциональное веб-приложение для управления календарём.</w:t>
       </w:r>
     </w:p>
     <w:p>
       <w:pPr>
-        <w:pStyle w:val="HTML0"/>
-        <w:rPr>
-          <w:rStyle w:val="HTML"/>
-        </w:rPr>
-      </w:pPr>
-      <w:r>
-        <w:rPr>
-          <w:rStyle w:val="HTML"/>
-        </w:rPr>
-        <w:t xml:space="preserve">                              ▼</w:t>
+        <w:numPr>
+          <w:ilvl w:val="0"/>
+          <w:numId w:val="21"/>
+        </w:numPr>
+        <w:spacing w:before="100" w:beforeAutospacing="1" w:after="100" w:afterAutospacing="1" w:line="240" w:lineRule="auto"/>
+        <w:rPr>
+          <w:color w:val="000000" w:themeColor="text1"/>
+          <w:sz w:val="30"/>
+          <w:szCs w:val="30"/>
+        </w:rPr>
+      </w:pPr>
+      <w:r>
+        <w:rPr>
+          <w:color w:val="000000" w:themeColor="text1"/>
+          <w:sz w:val="30"/>
+          <w:szCs w:val="30"/>
+        </w:rPr>
+        <w:t xml:space="preserve">Использование </w:t>
+      </w:r>
+      <w:proofErr w:type="spellStart"/>
+      <w:r>
+        <w:rPr>
+          <w:rStyle w:val="a4"/>
+          <w:color w:val="000000" w:themeColor="text1"/>
+          <w:sz w:val="30"/>
+          <w:szCs w:val="30"/>
+        </w:rPr>
+        <w:t>FastAPI</w:t>
+      </w:r>
+      <w:proofErr w:type="spellEnd"/>
+      <w:r>
+        <w:rPr>
+          <w:color w:val="000000" w:themeColor="text1"/>
+          <w:sz w:val="30"/>
+          <w:szCs w:val="30"/>
+        </w:rPr>
+        <w:t xml:space="preserve"> позволило реализовать современный REST API с автоматической документацией.</w:t>
       </w:r>
     </w:p>
     <w:p>
       <w:pPr>
-        <w:pStyle w:val="HTML0"/>
-        <w:rPr>
-          <w:rStyle w:val="HTML"/>
-        </w:rPr>
-      </w:pPr>
-      <w:r>
-        <w:rPr>
-          <w:rStyle w:val="HTML"/>
-        </w:rPr>
-        <w:t xml:space="preserve">                ┌─────────────────────────┐</w:t>
+        <w:numPr>
+          <w:ilvl w:val="0"/>
+          <w:numId w:val="21"/>
+        </w:numPr>
+        <w:spacing w:before="100" w:beforeAutospacing="1" w:after="100" w:afterAutospacing="1" w:line="240" w:lineRule="auto"/>
+        <w:rPr>
+          <w:color w:val="000000" w:themeColor="text1"/>
+          <w:sz w:val="30"/>
+          <w:szCs w:val="30"/>
+        </w:rPr>
+      </w:pPr>
+      <w:r>
+        <w:rPr>
+          <w:color w:val="000000" w:themeColor="text1"/>
+          <w:sz w:val="30"/>
+          <w:szCs w:val="30"/>
+        </w:rPr>
+        <w:t xml:space="preserve">Хранение данных в </w:t>
+      </w:r>
+      <w:r>
+        <w:rPr>
+          <w:rStyle w:val="a4"/>
+          <w:color w:val="000000" w:themeColor="text1"/>
+          <w:sz w:val="30"/>
+          <w:szCs w:val="30"/>
+        </w:rPr>
+        <w:t>CSV</w:t>
+      </w:r>
+      <w:r>
+        <w:rPr>
+          <w:color w:val="000000" w:themeColor="text1"/>
+          <w:sz w:val="30"/>
+          <w:szCs w:val="30"/>
+        </w:rPr>
+        <w:t xml:space="preserve"> сделало проект прозрачным и лёгким для понимания.</w:t>
       </w:r>
     </w:p>
     <w:p>
       <w:pPr>
-        <w:pStyle w:val="HTML0"/>
-        <w:rPr>
-          <w:rStyle w:val="HTML"/>
-        </w:rPr>
-      </w:pPr>
-      <w:r>
-        <w:rPr>
-          <w:rStyle w:val="HTML"/>
-        </w:rPr>
-        <w:t xml:space="preserve">                │       </w:t>
-      </w:r>
-      <w:proofErr w:type="spellStart"/>
-      <w:r>
-        <w:rPr>
-          <w:rStyle w:val="HTML"/>
-        </w:rPr>
-        <w:t>FastAPI</w:t>
-      </w:r>
-      <w:proofErr w:type="spellEnd"/>
-      <w:r>
-        <w:rPr>
-          <w:rStyle w:val="HTML"/>
-        </w:rPr>
-        <w:t xml:space="preserve"> </w:t>
-      </w:r>
-      <w:proofErr w:type="spellStart"/>
-      <w:r>
-        <w:rPr>
-          <w:rStyle w:val="HTML"/>
-        </w:rPr>
-        <w:t>App</w:t>
-      </w:r>
-      <w:proofErr w:type="spellEnd"/>
-      <w:r>
-        <w:rPr>
-          <w:rStyle w:val="HTML"/>
-        </w:rPr>
-        <w:t xml:space="preserve">       │</w:t>
+        <w:numPr>
+          <w:ilvl w:val="0"/>
+          <w:numId w:val="21"/>
+        </w:numPr>
+        <w:spacing w:before="100" w:beforeAutospacing="1" w:after="100" w:afterAutospacing="1" w:line="240" w:lineRule="auto"/>
+        <w:rPr>
+          <w:color w:val="000000" w:themeColor="text1"/>
+          <w:sz w:val="30"/>
+          <w:szCs w:val="30"/>
+        </w:rPr>
+      </w:pPr>
+      <w:r>
+        <w:rPr>
+          <w:color w:val="000000" w:themeColor="text1"/>
+          <w:sz w:val="30"/>
+          <w:szCs w:val="30"/>
+        </w:rPr>
+        <w:t xml:space="preserve">Реализованы базовые операции </w:t>
+      </w:r>
+      <w:r>
+        <w:rPr>
+          <w:rStyle w:val="a4"/>
+          <w:color w:val="000000" w:themeColor="text1"/>
+          <w:sz w:val="30"/>
+          <w:szCs w:val="30"/>
+        </w:rPr>
+        <w:t>CRUD</w:t>
+      </w:r>
+      <w:r>
+        <w:rPr>
+          <w:color w:val="000000" w:themeColor="text1"/>
+          <w:sz w:val="30"/>
+          <w:szCs w:val="30"/>
+        </w:rPr>
+        <w:t>, обеспечивающие добавление, просмотр и удаление событий.</w:t>
       </w:r>
     </w:p>
     <w:p>
       <w:pPr>
-        <w:pStyle w:val="HTML0"/>
-        <w:rPr>
-          <w:rStyle w:val="HTML"/>
-        </w:rPr>
-      </w:pPr>
-      <w:r>
-        <w:rPr>
-          <w:rStyle w:val="HTML"/>
-        </w:rPr>
-        <w:t xml:space="preserve">                └─────────────┬───────────┘</w:t>
+        <w:numPr>
+          <w:ilvl w:val="0"/>
+          <w:numId w:val="21"/>
+        </w:numPr>
+        <w:spacing w:before="100" w:beforeAutospacing="1" w:after="100" w:afterAutospacing="1" w:line="240" w:lineRule="auto"/>
+        <w:rPr>
+          <w:color w:val="000000" w:themeColor="text1"/>
+          <w:sz w:val="30"/>
+          <w:szCs w:val="30"/>
+        </w:rPr>
+      </w:pPr>
+      <w:r>
+        <w:rPr>
+          <w:color w:val="000000" w:themeColor="text1"/>
+          <w:sz w:val="30"/>
+          <w:szCs w:val="30"/>
+        </w:rPr>
+        <w:lastRenderedPageBreak/>
+        <w:t xml:space="preserve">Архитектура приложения соответствует принципу </w:t>
+      </w:r>
+      <w:r>
+        <w:rPr>
+          <w:rStyle w:val="a4"/>
+          <w:color w:val="000000" w:themeColor="text1"/>
+          <w:sz w:val="30"/>
+          <w:szCs w:val="30"/>
+        </w:rPr>
+        <w:t>клиент–сервер</w:t>
+      </w:r>
+      <w:r>
+        <w:rPr>
+          <w:color w:val="000000" w:themeColor="text1"/>
+          <w:sz w:val="30"/>
+          <w:szCs w:val="30"/>
+        </w:rPr>
+        <w:t>, что отражает современные подходы разработки.</w:t>
       </w:r>
     </w:p>
     <w:p>
       <w:pPr>
-        <w:pStyle w:val="HTML0"/>
-        <w:rPr>
-          <w:rStyle w:val="HTML"/>
-        </w:rPr>
-      </w:pPr>
-      <w:r>
-        <w:rPr>
-          <w:rStyle w:val="HTML"/>
-        </w:rPr>
-        <w:t xml:space="preserve">                              │</w:t>
+        <w:pStyle w:val="a3"/>
+        <w:rPr>
+          <w:color w:val="000000" w:themeColor="text1"/>
+          <w:sz w:val="32"/>
+          <w:szCs w:val="32"/>
+        </w:rPr>
+      </w:pPr>
+      <w:r>
+        <w:rPr>
+          <w:rStyle w:val="a4"/>
+          <w:color w:val="000000" w:themeColor="text1"/>
+          <w:sz w:val="32"/>
+          <w:szCs w:val="32"/>
+        </w:rPr>
+        <w:t>Преимущества проекта:</w:t>
       </w:r>
     </w:p>
     <w:p>
       <w:pPr>
-        <w:pStyle w:val="HTML0"/>
-        <w:rPr>
-          <w:rStyle w:val="HTML"/>
-        </w:rPr>
-      </w:pPr>
-      <w:r>
-        <w:rPr>
-          <w:rStyle w:val="HTML"/>
-        </w:rPr>
-        <w:t xml:space="preserve">          ┌───────────────────┼────────────────────┐</w:t>
+        <w:numPr>
+          <w:ilvl w:val="0"/>
+          <w:numId w:val="22"/>
+        </w:numPr>
+        <w:spacing w:before="100" w:beforeAutospacing="1" w:after="100" w:afterAutospacing="1" w:line="240" w:lineRule="auto"/>
+        <w:rPr>
+          <w:color w:val="000000" w:themeColor="text1"/>
+          <w:sz w:val="30"/>
+          <w:szCs w:val="30"/>
+        </w:rPr>
+      </w:pPr>
+      <w:r>
+        <w:rPr>
+          <w:color w:val="000000" w:themeColor="text1"/>
+          <w:sz w:val="30"/>
+          <w:szCs w:val="30"/>
+        </w:rPr>
+        <w:t>Простота реализации и лёгкость понимания.</w:t>
       </w:r>
     </w:p>
     <w:p>
       <w:pPr>
-        <w:pStyle w:val="HTML0"/>
-        <w:rPr>
-          <w:rStyle w:val="HTML"/>
-        </w:rPr>
-      </w:pPr>
-      <w:r>
-        <w:rPr>
-          <w:rStyle w:val="HTML"/>
-        </w:rPr>
-        <w:t xml:space="preserve">          ▼                   ▼                    ▼</w:t>
+        <w:numPr>
+          <w:ilvl w:val="0"/>
+          <w:numId w:val="22"/>
+        </w:numPr>
+        <w:spacing w:before="100" w:beforeAutospacing="1" w:after="100" w:afterAutospacing="1" w:line="240" w:lineRule="auto"/>
+        <w:rPr>
+          <w:color w:val="000000" w:themeColor="text1"/>
+          <w:sz w:val="30"/>
+          <w:szCs w:val="30"/>
+        </w:rPr>
+      </w:pPr>
+      <w:r>
+        <w:rPr>
+          <w:color w:val="000000" w:themeColor="text1"/>
+          <w:sz w:val="30"/>
+          <w:szCs w:val="30"/>
+        </w:rPr>
+        <w:t>Минимум зависимостей и настроек.</w:t>
       </w:r>
     </w:p>
     <w:p>
       <w:pPr>
-        <w:pStyle w:val="HTML0"/>
-        <w:rPr>
-          <w:rStyle w:val="HTML"/>
-        </w:rPr>
-      </w:pPr>
-      <w:r>
-        <w:rPr>
-          <w:rStyle w:val="HTML"/>
-        </w:rPr>
-        <w:t xml:space="preserve"> ┌─────────────────┐  ┌─────────────────┐  ┌─────────────────┐</w:t>
+        <w:numPr>
+          <w:ilvl w:val="0"/>
+          <w:numId w:val="22"/>
+        </w:numPr>
+        <w:spacing w:before="100" w:beforeAutospacing="1" w:after="100" w:afterAutospacing="1" w:line="240" w:lineRule="auto"/>
+        <w:rPr>
+          <w:color w:val="000000" w:themeColor="text1"/>
+          <w:sz w:val="30"/>
+          <w:szCs w:val="30"/>
+        </w:rPr>
+      </w:pPr>
+      <w:r>
+        <w:rPr>
+          <w:color w:val="000000" w:themeColor="text1"/>
+          <w:sz w:val="30"/>
+          <w:szCs w:val="30"/>
+        </w:rPr>
+        <w:t>Использование современных технологий (</w:t>
+      </w:r>
+      <w:proofErr w:type="spellStart"/>
+      <w:r>
+        <w:rPr>
+          <w:rStyle w:val="a4"/>
+          <w:color w:val="000000" w:themeColor="text1"/>
+          <w:sz w:val="30"/>
+          <w:szCs w:val="30"/>
+        </w:rPr>
+        <w:t>FastAPI</w:t>
+      </w:r>
+      <w:proofErr w:type="spellEnd"/>
+      <w:r>
+        <w:rPr>
+          <w:rStyle w:val="a4"/>
+          <w:color w:val="000000" w:themeColor="text1"/>
+          <w:sz w:val="30"/>
+          <w:szCs w:val="30"/>
+        </w:rPr>
+        <w:t xml:space="preserve"> + </w:t>
+      </w:r>
+      <w:proofErr w:type="spellStart"/>
+      <w:r>
+        <w:rPr>
+          <w:rStyle w:val="a4"/>
+          <w:color w:val="000000" w:themeColor="text1"/>
+          <w:sz w:val="30"/>
+          <w:szCs w:val="30"/>
+        </w:rPr>
+        <w:t>Pydantic</w:t>
+      </w:r>
+      <w:proofErr w:type="spellEnd"/>
+      <w:r>
+        <w:rPr>
+          <w:color w:val="000000" w:themeColor="text1"/>
+          <w:sz w:val="30"/>
+          <w:szCs w:val="30"/>
+        </w:rPr>
+        <w:t>).</w:t>
       </w:r>
     </w:p>
     <w:p>
       <w:pPr>
-        <w:pStyle w:val="HTML0"/>
-        <w:rPr>
-          <w:rStyle w:val="HTML"/>
-        </w:rPr>
-      </w:pPr>
-      <w:r>
-        <w:rPr>
-          <w:rStyle w:val="HTML"/>
-        </w:rPr>
-        <w:t xml:space="preserve"> │   GET /         </w:t>
-      </w:r>
-      <w:proofErr w:type="gramStart"/>
-      <w:r>
-        <w:rPr>
-          <w:rStyle w:val="HTML"/>
-        </w:rPr>
-        <w:t>│  │</w:t>
-      </w:r>
-      <w:proofErr w:type="gramEnd"/>
-      <w:r>
-        <w:rPr>
-          <w:rStyle w:val="HTML"/>
-        </w:rPr>
-        <w:t xml:space="preserve">  POST /</w:t>
-      </w:r>
-      <w:proofErr w:type="spellStart"/>
-      <w:r>
-        <w:rPr>
-          <w:rStyle w:val="HTML"/>
-        </w:rPr>
-        <w:t>api</w:t>
-      </w:r>
-      <w:proofErr w:type="spellEnd"/>
-      <w:r>
-        <w:rPr>
-          <w:rStyle w:val="HTML"/>
-        </w:rPr>
-        <w:t xml:space="preserve">/...  </w:t>
-      </w:r>
-      <w:proofErr w:type="gramStart"/>
-      <w:r>
-        <w:rPr>
-          <w:rStyle w:val="HTML"/>
-        </w:rPr>
-        <w:t>│  │</w:t>
-      </w:r>
-      <w:proofErr w:type="gramEnd"/>
-      <w:r>
-        <w:rPr>
-          <w:rStyle w:val="HTML"/>
-        </w:rPr>
-        <w:t xml:space="preserve"> DELETE /</w:t>
-      </w:r>
-      <w:proofErr w:type="spellStart"/>
-      <w:r>
-        <w:rPr>
-          <w:rStyle w:val="HTML"/>
-        </w:rPr>
-        <w:t>api</w:t>
-      </w:r>
-      <w:proofErr w:type="spellEnd"/>
-      <w:r>
-        <w:rPr>
-          <w:rStyle w:val="HTML"/>
-        </w:rPr>
-        <w:t>/... │</w:t>
+        <w:pStyle w:val="a3"/>
+        <w:rPr>
+          <w:color w:val="000000" w:themeColor="text1"/>
+          <w:sz w:val="30"/>
+          <w:szCs w:val="30"/>
+        </w:rPr>
+      </w:pPr>
+      <w:r>
+        <w:rPr>
+          <w:color w:val="000000" w:themeColor="text1"/>
+          <w:sz w:val="30"/>
+          <w:szCs w:val="30"/>
+        </w:rPr>
+        <w:t>Таким образом, проект является удачным примером учебного веб-приложения, демонстрирующего основы работы с API, хранением данных и архитектурой клиент–серверных систем.</w:t>
       </w:r>
     </w:p>
     <w:p>
       <w:pPr>
-        <w:pStyle w:val="HTML0"/>
-        <w:rPr>
-          <w:rStyle w:val="HTML"/>
-        </w:rPr>
-      </w:pPr>
-      <w:r>
-        <w:rPr>
-          <w:rStyle w:val="HTML"/>
-        </w:rPr>
-        <w:t xml:space="preserve"> │ index.html      </w:t>
-      </w:r>
-      <w:proofErr w:type="gramStart"/>
-      <w:r>
-        <w:rPr>
-          <w:rStyle w:val="HTML"/>
-        </w:rPr>
-        <w:t>│  │</w:t>
-      </w:r>
-      <w:proofErr w:type="gramEnd"/>
-      <w:r>
-        <w:rPr>
-          <w:rStyle w:val="HTML"/>
-        </w:rPr>
-        <w:t xml:space="preserve"> Добавить событие│  │ Удалить событие │</w:t>
-      </w:r>
-    </w:p>
-    <w:p>
-      <w:pPr>
-        <w:pStyle w:val="HTML0"/>
-        <w:rPr>
-          <w:rStyle w:val="HTML"/>
-        </w:rPr>
-      </w:pPr>
-      <w:r>
-        <w:rPr>
-          <w:rStyle w:val="HTML"/>
-        </w:rPr>
-        <w:t xml:space="preserve"> └───────┬─────────┘  └─────────┬───────┘  └─────────┬───────┘</w:t>
-      </w:r>
-    </w:p>
-    <w:p>
-      <w:pPr>
-        <w:pStyle w:val="HTML0"/>
-        <w:rPr>
-          <w:rStyle w:val="HTML"/>
-        </w:rPr>
-      </w:pPr>
-      <w:r>
-        <w:rPr>
-          <w:rStyle w:val="HTML"/>
-        </w:rPr>
-        <w:t xml:space="preserve">         │                      │                    │</w:t>
-      </w:r>
-    </w:p>
-    <w:p>
-      <w:pPr>
-        <w:pStyle w:val="HTML0"/>
-        <w:rPr>
-          <w:rStyle w:val="HTML"/>
-        </w:rPr>
-      </w:pPr>
-      <w:r>
-        <w:rPr>
-          <w:rStyle w:val="HTML"/>
-        </w:rPr>
-        <w:t xml:space="preserve">         ▼                      ▼                    ▼</w:t>
-      </w:r>
-    </w:p>
-    <w:p>
-      <w:pPr>
-        <w:pStyle w:val="HTML0"/>
-        <w:rPr>
-          <w:rStyle w:val="HTML"/>
-        </w:rPr>
-      </w:pPr>
-      <w:r>
-        <w:rPr>
-          <w:rStyle w:val="HTML"/>
-        </w:rPr>
-        <w:t xml:space="preserve"> ┌─────────────────┐   ┌─────────────────┐   ┌─────────────────┐</w:t>
-      </w:r>
-    </w:p>
-    <w:p>
-      <w:pPr>
-        <w:pStyle w:val="HTML0"/>
-        <w:rPr>
-          <w:rStyle w:val="HTML"/>
-        </w:rPr>
-      </w:pPr>
-      <w:r>
-        <w:rPr>
-          <w:rStyle w:val="HTML"/>
-        </w:rPr>
-        <w:t xml:space="preserve"> </w:t>
-      </w:r>
-      <w:proofErr w:type="gramStart"/>
-      <w:r>
-        <w:rPr>
-          <w:rStyle w:val="HTML"/>
-        </w:rPr>
-        <w:t xml:space="preserve">│  </w:t>
-      </w:r>
-      <w:proofErr w:type="spellStart"/>
-      <w:r>
-        <w:rPr>
-          <w:rStyle w:val="HTML"/>
-        </w:rPr>
-        <w:t>FileResponse</w:t>
-      </w:r>
-      <w:proofErr w:type="spellEnd"/>
-      <w:proofErr w:type="gramEnd"/>
-      <w:r>
-        <w:rPr>
-          <w:rStyle w:val="HTML"/>
-        </w:rPr>
-        <w:t xml:space="preserve">    │   │  Запись в CSV   │   │  Чтение CSV     │</w:t>
-      </w:r>
-    </w:p>
-    <w:p>
-      <w:pPr>
-        <w:pStyle w:val="HTML0"/>
-        <w:rPr>
-          <w:rStyle w:val="HTML"/>
-        </w:rPr>
-      </w:pPr>
-      <w:r>
-        <w:rPr>
-          <w:rStyle w:val="HTML"/>
-        </w:rPr>
-        <w:t xml:space="preserve"> </w:t>
-      </w:r>
-      <w:proofErr w:type="gramStart"/>
-      <w:r>
-        <w:rPr>
-          <w:rStyle w:val="HTML"/>
-        </w:rPr>
-        <w:t xml:space="preserve">│  </w:t>
-      </w:r>
-      <w:proofErr w:type="spellStart"/>
-      <w:r>
-        <w:rPr>
-          <w:rStyle w:val="HTML"/>
-        </w:rPr>
-        <w:t>static</w:t>
-      </w:r>
-      <w:proofErr w:type="spellEnd"/>
-      <w:proofErr w:type="gramEnd"/>
-      <w:r>
-        <w:rPr>
-          <w:rStyle w:val="HTML"/>
-        </w:rPr>
-        <w:t>/</w:t>
-      </w:r>
-      <w:proofErr w:type="spellStart"/>
-      <w:r>
-        <w:rPr>
-          <w:rStyle w:val="HTML"/>
-        </w:rPr>
-        <w:t>index</w:t>
-      </w:r>
-      <w:proofErr w:type="spellEnd"/>
-      <w:r>
-        <w:rPr>
-          <w:rStyle w:val="HTML"/>
-        </w:rPr>
-        <w:t xml:space="preserve">    │   │  (</w:t>
-      </w:r>
-      <w:proofErr w:type="spellStart"/>
-      <w:r>
-        <w:rPr>
-          <w:rStyle w:val="HTML"/>
-        </w:rPr>
-        <w:t>append</w:t>
-      </w:r>
-      <w:proofErr w:type="spellEnd"/>
-      <w:r>
-        <w:rPr>
-          <w:rStyle w:val="HTML"/>
-        </w:rPr>
-        <w:t>)       │   │  фильтрация     │</w:t>
-      </w:r>
-    </w:p>
-    <w:p>
-      <w:pPr>
-        <w:pStyle w:val="HTML0"/>
-        <w:rPr>
-          <w:rStyle w:val="HTML"/>
-        </w:rPr>
-      </w:pPr>
-      <w:r>
-        <w:rPr>
-          <w:rStyle w:val="HTML"/>
-        </w:rPr>
-        <w:t xml:space="preserve"> └─────────────────┘   └─────────────────┘   └─────────────────┘</w:t>
-      </w:r>
-    </w:p>
-    <w:p>
-      <w:r>
-        <w:pict>
-          <v:rect id="_x0000_i1030" style="width:0;height:1.5pt" o:hralign="center" o:hrstd="t" o:hr="t" fillcolor="#a0a0a0" stroked="f"/>
-        </w:pict>
-      </w:r>
-    </w:p>
-    <w:p>
-      <w:pPr>
-        <w:pStyle w:val="2"/>
-      </w:pPr>
-      <w:r>
-        <w:rPr>
-          <w:rFonts w:ascii="Segoe UI Symbol" w:hAnsi="Segoe UI Symbol" w:cs="Segoe UI Symbol"/>
-        </w:rPr>
-        <w:lastRenderedPageBreak/>
-        <w:t>✅</w:t>
-      </w:r>
-      <w:r>
-        <w:t xml:space="preserve"> Заключение</w:t>
-      </w:r>
-    </w:p>
-    <w:p>
-      <w:pPr>
-        <w:pStyle w:val="a3"/>
-      </w:pPr>
-      <w:r>
-        <w:t>В ходе работы было разработано веб-приложение для управления календарём.</w:t>
-      </w:r>
-    </w:p>
-    <w:p>
-      <w:pPr>
-        <w:numPr>
-          <w:ilvl w:val="0"/>
-          <w:numId w:val="12"/>
-        </w:numPr>
-        <w:spacing w:before="100" w:beforeAutospacing="1" w:after="100" w:afterAutospacing="1" w:line="240" w:lineRule="auto"/>
-      </w:pPr>
-      <w:r>
-        <w:t xml:space="preserve">Использование </w:t>
-      </w:r>
-      <w:proofErr w:type="spellStart"/>
-      <w:r>
-        <w:rPr>
-          <w:rStyle w:val="a4"/>
-        </w:rPr>
-        <w:t>FastAPI</w:t>
-      </w:r>
-      <w:proofErr w:type="spellEnd"/>
-      <w:r>
-        <w:t xml:space="preserve"> позволило создать современный и быстрый REST API.</w:t>
-      </w:r>
-    </w:p>
-    <w:p>
-      <w:pPr>
-        <w:numPr>
-          <w:ilvl w:val="0"/>
-          <w:numId w:val="12"/>
-        </w:numPr>
-        <w:spacing w:before="100" w:beforeAutospacing="1" w:after="100" w:afterAutospacing="1" w:line="240" w:lineRule="auto"/>
-      </w:pPr>
-      <w:r>
-        <w:t xml:space="preserve">Хранение данных в </w:t>
-      </w:r>
-      <w:r>
-        <w:rPr>
-          <w:rStyle w:val="a4"/>
-        </w:rPr>
-        <w:t>CSV</w:t>
-      </w:r>
-      <w:r>
-        <w:t xml:space="preserve"> сделало проект простым и прозрачным, что особенно важно для учебных целей.</w:t>
-      </w:r>
-    </w:p>
-    <w:p>
-      <w:pPr>
-        <w:numPr>
-          <w:ilvl w:val="0"/>
-          <w:numId w:val="12"/>
-        </w:numPr>
-        <w:spacing w:before="100" w:beforeAutospacing="1" w:after="100" w:afterAutospacing="1" w:line="240" w:lineRule="auto"/>
-      </w:pPr>
-      <w:r>
-        <w:t>Реализованы базовые операции CRUD, обеспечивающие добавление, просмотр и удаление событий.</w:t>
-      </w:r>
-    </w:p>
-    <w:p>
-      <w:pPr>
-        <w:numPr>
-          <w:ilvl w:val="0"/>
-          <w:numId w:val="12"/>
-        </w:numPr>
-        <w:spacing w:before="100" w:beforeAutospacing="1" w:after="100" w:afterAutospacing="1" w:line="240" w:lineRule="auto"/>
-      </w:pPr>
-      <w:r>
-        <w:t>Архитектура приложения построена по принципу клиент–сервер, что соответствует современным подходам разработки.</w:t>
-      </w:r>
-    </w:p>
-    <w:p>
-      <w:pPr>
-        <w:pStyle w:val="a3"/>
-      </w:pPr>
-      <w:r>
-        <w:rPr>
-          <w:rStyle w:val="a4"/>
-        </w:rPr>
-        <w:t>Преимущество выбранного подхода:</w:t>
-      </w:r>
-    </w:p>
-    <w:p>
-      <w:pPr>
-        <w:numPr>
-          <w:ilvl w:val="0"/>
-          <w:numId w:val="13"/>
-        </w:numPr>
-        <w:spacing w:before="100" w:beforeAutospacing="1" w:after="100" w:afterAutospacing="1" w:line="240" w:lineRule="auto"/>
-      </w:pPr>
-      <w:r>
-        <w:t>Простота реализации и лёгкость понимания.</w:t>
-      </w:r>
-    </w:p>
-    <w:p>
-      <w:pPr>
-        <w:numPr>
-          <w:ilvl w:val="0"/>
-          <w:numId w:val="13"/>
-        </w:numPr>
-        <w:spacing w:before="100" w:beforeAutospacing="1" w:after="100" w:afterAutospacing="1" w:line="240" w:lineRule="auto"/>
-      </w:pPr>
-      <w:r>
-        <w:t>Минимум зависимостей и настроек.</w:t>
-      </w:r>
-    </w:p>
-    <w:p>
-      <w:pPr>
-        <w:numPr>
-          <w:ilvl w:val="0"/>
-          <w:numId w:val="13"/>
-        </w:numPr>
-        <w:spacing w:before="100" w:beforeAutospacing="1" w:after="100" w:afterAutospacing="1" w:line="240" w:lineRule="auto"/>
-      </w:pPr>
-      <w:r>
-        <w:t>Современные технологии (</w:t>
-      </w:r>
-      <w:proofErr w:type="spellStart"/>
-      <w:r>
-        <w:t>FastAPI</w:t>
-      </w:r>
-      <w:proofErr w:type="spellEnd"/>
-      <w:r>
-        <w:t xml:space="preserve"> + </w:t>
-      </w:r>
-      <w:proofErr w:type="spellStart"/>
-      <w:r>
-        <w:t>Pydantic</w:t>
-      </w:r>
-      <w:proofErr w:type="spellEnd"/>
-      <w:r>
-        <w:t>).</w:t>
-      </w:r>
-    </w:p>
-    <w:p>
-      <w:pPr>
-        <w:pStyle w:val="a3"/>
-      </w:pPr>
-      <w:r>
-        <w:t>Таким образом, проект является удачным примером учебного веб-приложения, демонстрирующего основы работы с API, хранением данных и архитектурой клиент–серверных систем.</w:t>
-      </w:r>
-    </w:p>
-    <w:p>
-      <w:r>
-        <w:pict>
-          <v:rect id="_x0000_i1031" style="width:0;height:1.5pt" o:hralign="center" o:hrstd="t" o:hr="t" fillcolor="#a0a0a0" stroked="f"/>
-        </w:pict>
-      </w:r>
-    </w:p>
-    <w:p>
-      <w:pPr>
-        <w:pStyle w:val="a3"/>
-      </w:pPr>
-      <w:r>
-        <w:t xml:space="preserve">Хочешь, я могу оформить это ещё в </w:t>
-      </w:r>
-      <w:r>
-        <w:rPr>
-          <w:rStyle w:val="a4"/>
-        </w:rPr>
-        <w:t>структуру курсовой работы (оглавление, главы, список литературы)</w:t>
-      </w:r>
-      <w:r>
-        <w:t>, чтобы выглядело как полноценный документ?</w:t>
-      </w:r>
-    </w:p>
-    <w:p/>
-    <w:p>
-      <w:r>
-        <w:t>https://copilot.microsoft.com/shares/eQ1Gf51uUYABD4K2inU25</w:t>
-      </w:r>
+        <w:rPr>
+          <w:color w:val="000000" w:themeColor="text1"/>
+          <w:sz w:val="30"/>
+          <w:szCs w:val="30"/>
+        </w:rPr>
+      </w:pPr>
     </w:p>
     <w:sectPr>
       <w:pgSz w:w="11906" w:h="16838"/>
@@ -2870,6 +2565,272 @@
 <file path=word/numbering.xml><?xml version="1.0" encoding="utf-8"?>
 <w:numbering xmlns:wpc="http://schemas.microsoft.com/office/word/2010/wordprocessingCanvas" xmlns:mc="http://schemas.openxmlformats.org/markup-compatibility/2006" xmlns:o="urn:schemas-microsoft-com:office:office" xmlns:r="http://schemas.openxmlformats.org/officeDocument/2006/relationships" xmlns:m="http://schemas.openxmlformats.org/officeDocument/2006/math" xmlns:v="urn:schemas-microsoft-com:vml" xmlns:wp14="http://schemas.microsoft.com/office/word/2010/wordprocessingDrawing" xmlns:wp="http://schemas.openxmlformats.org/drawingml/2006/wordprocessingDrawing" xmlns:w10="urn:schemas-microsoft-com:office:word" xmlns:w="http://schemas.openxmlformats.org/wordprocessingml/2006/main" xmlns:w14="http://schemas.microsoft.com/office/word/2010/wordml" xmlns:w15="http://schemas.microsoft.com/office/word/2012/wordml" xmlns:wpg="http://schemas.microsoft.com/office/word/2010/wordprocessingGroup" xmlns:wpi="http://schemas.microsoft.com/office/word/2010/wordprocessingInk" xmlns:wne="http://schemas.microsoft.com/office/word/2006/wordml" xmlns:wps="http://schemas.microsoft.com/office/word/2010/wordprocessingShape" mc:Ignorable="w14 w15 wp14">
   <w:abstractNum w:abstractNumId="0">
+    <w:nsid w:val="04753145"/>
+    <w:multiLevelType w:val="multilevel"/>
+    <w:tmpl w:val="B4500408"/>
+    <w:lvl w:ilvl="0">
+      <w:start w:val="1"/>
+      <w:numFmt w:val="bullet"/>
+      <w:lvlText w:val=""/>
+      <w:lvlJc w:val="left"/>
+      <w:pPr>
+        <w:tabs>
+          <w:tab w:val="num" w:pos="720"/>
+        </w:tabs>
+        <w:ind w:left="720" w:hanging="360"/>
+      </w:pPr>
+      <w:rPr>
+        <w:rFonts w:ascii="Symbol" w:hAnsi="Symbol" w:hint="default"/>
+        <w:sz w:val="20"/>
+      </w:rPr>
+    </w:lvl>
+    <w:lvl w:ilvl="1" w:tentative="1">
+      <w:start w:val="1"/>
+      <w:numFmt w:val="bullet"/>
+      <w:lvlText w:val="o"/>
+      <w:lvlJc w:val="left"/>
+      <w:pPr>
+        <w:tabs>
+          <w:tab w:val="num" w:pos="1440"/>
+        </w:tabs>
+        <w:ind w:left="1440" w:hanging="360"/>
+      </w:pPr>
+      <w:rPr>
+        <w:rFonts w:ascii="Courier New" w:hAnsi="Courier New" w:hint="default"/>
+        <w:sz w:val="20"/>
+      </w:rPr>
+    </w:lvl>
+    <w:lvl w:ilvl="2" w:tentative="1">
+      <w:start w:val="1"/>
+      <w:numFmt w:val="bullet"/>
+      <w:lvlText w:val=""/>
+      <w:lvlJc w:val="left"/>
+      <w:pPr>
+        <w:tabs>
+          <w:tab w:val="num" w:pos="2160"/>
+        </w:tabs>
+        <w:ind w:left="2160" w:hanging="360"/>
+      </w:pPr>
+      <w:rPr>
+        <w:rFonts w:ascii="Wingdings" w:hAnsi="Wingdings" w:hint="default"/>
+        <w:sz w:val="20"/>
+      </w:rPr>
+    </w:lvl>
+    <w:lvl w:ilvl="3" w:tentative="1">
+      <w:start w:val="1"/>
+      <w:numFmt w:val="bullet"/>
+      <w:lvlText w:val=""/>
+      <w:lvlJc w:val="left"/>
+      <w:pPr>
+        <w:tabs>
+          <w:tab w:val="num" w:pos="2880"/>
+        </w:tabs>
+        <w:ind w:left="2880" w:hanging="360"/>
+      </w:pPr>
+      <w:rPr>
+        <w:rFonts w:ascii="Wingdings" w:hAnsi="Wingdings" w:hint="default"/>
+        <w:sz w:val="20"/>
+      </w:rPr>
+    </w:lvl>
+    <w:lvl w:ilvl="4" w:tentative="1">
+      <w:start w:val="1"/>
+      <w:numFmt w:val="bullet"/>
+      <w:lvlText w:val=""/>
+      <w:lvlJc w:val="left"/>
+      <w:pPr>
+        <w:tabs>
+          <w:tab w:val="num" w:pos="3600"/>
+        </w:tabs>
+        <w:ind w:left="3600" w:hanging="360"/>
+      </w:pPr>
+      <w:rPr>
+        <w:rFonts w:ascii="Wingdings" w:hAnsi="Wingdings" w:hint="default"/>
+        <w:sz w:val="20"/>
+      </w:rPr>
+    </w:lvl>
+    <w:lvl w:ilvl="5" w:tentative="1">
+      <w:start w:val="1"/>
+      <w:numFmt w:val="bullet"/>
+      <w:lvlText w:val=""/>
+      <w:lvlJc w:val="left"/>
+      <w:pPr>
+        <w:tabs>
+          <w:tab w:val="num" w:pos="4320"/>
+        </w:tabs>
+        <w:ind w:left="4320" w:hanging="360"/>
+      </w:pPr>
+      <w:rPr>
+        <w:rFonts w:ascii="Wingdings" w:hAnsi="Wingdings" w:hint="default"/>
+        <w:sz w:val="20"/>
+      </w:rPr>
+    </w:lvl>
+    <w:lvl w:ilvl="6" w:tentative="1">
+      <w:start w:val="1"/>
+      <w:numFmt w:val="bullet"/>
+      <w:lvlText w:val=""/>
+      <w:lvlJc w:val="left"/>
+      <w:pPr>
+        <w:tabs>
+          <w:tab w:val="num" w:pos="5040"/>
+        </w:tabs>
+        <w:ind w:left="5040" w:hanging="360"/>
+      </w:pPr>
+      <w:rPr>
+        <w:rFonts w:ascii="Wingdings" w:hAnsi="Wingdings" w:hint="default"/>
+        <w:sz w:val="20"/>
+      </w:rPr>
+    </w:lvl>
+    <w:lvl w:ilvl="7" w:tentative="1">
+      <w:start w:val="1"/>
+      <w:numFmt w:val="bullet"/>
+      <w:lvlText w:val=""/>
+      <w:lvlJc w:val="left"/>
+      <w:pPr>
+        <w:tabs>
+          <w:tab w:val="num" w:pos="5760"/>
+        </w:tabs>
+        <w:ind w:left="5760" w:hanging="360"/>
+      </w:pPr>
+      <w:rPr>
+        <w:rFonts w:ascii="Wingdings" w:hAnsi="Wingdings" w:hint="default"/>
+        <w:sz w:val="20"/>
+      </w:rPr>
+    </w:lvl>
+    <w:lvl w:ilvl="8" w:tentative="1">
+      <w:start w:val="1"/>
+      <w:numFmt w:val="bullet"/>
+      <w:lvlText w:val=""/>
+      <w:lvlJc w:val="left"/>
+      <w:pPr>
+        <w:tabs>
+          <w:tab w:val="num" w:pos="6480"/>
+        </w:tabs>
+        <w:ind w:left="6480" w:hanging="360"/>
+      </w:pPr>
+      <w:rPr>
+        <w:rFonts w:ascii="Wingdings" w:hAnsi="Wingdings" w:hint="default"/>
+        <w:sz w:val="20"/>
+      </w:rPr>
+    </w:lvl>
+  </w:abstractNum>
+  <w:abstractNum w:abstractNumId="1">
+    <w:nsid w:val="09536992"/>
+    <w:multiLevelType w:val="multilevel"/>
+    <w:tmpl w:val="AE8CD274"/>
+    <w:lvl w:ilvl="0">
+      <w:start w:val="1"/>
+      <w:numFmt w:val="decimal"/>
+      <w:lvlText w:val="%1."/>
+      <w:lvlJc w:val="left"/>
+      <w:pPr>
+        <w:tabs>
+          <w:tab w:val="num" w:pos="720"/>
+        </w:tabs>
+        <w:ind w:left="720" w:hanging="360"/>
+      </w:pPr>
+    </w:lvl>
+    <w:lvl w:ilvl="1">
+      <w:start w:val="1"/>
+      <w:numFmt w:val="bullet"/>
+      <w:lvlText w:val="o"/>
+      <w:lvlJc w:val="left"/>
+      <w:pPr>
+        <w:tabs>
+          <w:tab w:val="num" w:pos="1440"/>
+        </w:tabs>
+        <w:ind w:left="1440" w:hanging="360"/>
+      </w:pPr>
+      <w:rPr>
+        <w:rFonts w:ascii="Courier New" w:hAnsi="Courier New" w:hint="default"/>
+        <w:sz w:val="20"/>
+      </w:rPr>
+    </w:lvl>
+    <w:lvl w:ilvl="2" w:tentative="1">
+      <w:start w:val="1"/>
+      <w:numFmt w:val="decimal"/>
+      <w:lvlText w:val="%3."/>
+      <w:lvlJc w:val="left"/>
+      <w:pPr>
+        <w:tabs>
+          <w:tab w:val="num" w:pos="2160"/>
+        </w:tabs>
+        <w:ind w:left="2160" w:hanging="360"/>
+      </w:pPr>
+    </w:lvl>
+    <w:lvl w:ilvl="3" w:tentative="1">
+      <w:start w:val="1"/>
+      <w:numFmt w:val="decimal"/>
+      <w:lvlText w:val="%4."/>
+      <w:lvlJc w:val="left"/>
+      <w:pPr>
+        <w:tabs>
+          <w:tab w:val="num" w:pos="2880"/>
+        </w:tabs>
+        <w:ind w:left="2880" w:hanging="360"/>
+      </w:pPr>
+    </w:lvl>
+    <w:lvl w:ilvl="4" w:tentative="1">
+      <w:start w:val="1"/>
+      <w:numFmt w:val="decimal"/>
+      <w:lvlText w:val="%5."/>
+      <w:lvlJc w:val="left"/>
+      <w:pPr>
+        <w:tabs>
+          <w:tab w:val="num" w:pos="3600"/>
+        </w:tabs>
+        <w:ind w:left="3600" w:hanging="360"/>
+      </w:pPr>
+    </w:lvl>
+    <w:lvl w:ilvl="5" w:tentative="1">
+      <w:start w:val="1"/>
+      <w:numFmt w:val="decimal"/>
+      <w:lvlText w:val="%6."/>
+      <w:lvlJc w:val="left"/>
+      <w:pPr>
+        <w:tabs>
+          <w:tab w:val="num" w:pos="4320"/>
+        </w:tabs>
+        <w:ind w:left="4320" w:hanging="360"/>
+      </w:pPr>
+    </w:lvl>
+    <w:lvl w:ilvl="6" w:tentative="1">
+      <w:start w:val="1"/>
+      <w:numFmt w:val="decimal"/>
+      <w:lvlText w:val="%7."/>
+      <w:lvlJc w:val="left"/>
+      <w:pPr>
+        <w:tabs>
+          <w:tab w:val="num" w:pos="5040"/>
+        </w:tabs>
+        <w:ind w:left="5040" w:hanging="360"/>
+      </w:pPr>
+    </w:lvl>
+    <w:lvl w:ilvl="7" w:tentative="1">
+      <w:start w:val="1"/>
+      <w:numFmt w:val="decimal"/>
+      <w:lvlText w:val="%8."/>
+      <w:lvlJc w:val="left"/>
+      <w:pPr>
+        <w:tabs>
+          <w:tab w:val="num" w:pos="5760"/>
+        </w:tabs>
+        <w:ind w:left="5760" w:hanging="360"/>
+      </w:pPr>
+    </w:lvl>
+    <w:lvl w:ilvl="8" w:tentative="1">
+      <w:start w:val="1"/>
+      <w:numFmt w:val="decimal"/>
+      <w:lvlText w:val="%9."/>
+      <w:lvlJc w:val="left"/>
+      <w:pPr>
+        <w:tabs>
+          <w:tab w:val="num" w:pos="6480"/>
+        </w:tabs>
+        <w:ind w:left="6480" w:hanging="360"/>
+      </w:pPr>
+    </w:lvl>
+  </w:abstractNum>
+  <w:abstractNum w:abstractNumId="2">
     <w:nsid w:val="0DD71308"/>
     <w:multiLevelType w:val="multilevel"/>
     <w:tmpl w:val="8262843E"/>
@@ -3018,7 +2979,7 @@
       </w:rPr>
     </w:lvl>
   </w:abstractNum>
-  <w:abstractNum w:abstractNumId="1">
+  <w:abstractNum w:abstractNumId="3">
     <w:nsid w:val="0E3E1B0F"/>
     <w:multiLevelType w:val="multilevel"/>
     <w:tmpl w:val="7E223A72"/>
@@ -3167,7 +3128,156 @@
       </w:rPr>
     </w:lvl>
   </w:abstractNum>
-  <w:abstractNum w:abstractNumId="2">
+  <w:abstractNum w:abstractNumId="4">
+    <w:nsid w:val="0FB67261"/>
+    <w:multiLevelType w:val="multilevel"/>
+    <w:tmpl w:val="65FE5FFA"/>
+    <w:lvl w:ilvl="0">
+      <w:start w:val="1"/>
+      <w:numFmt w:val="bullet"/>
+      <w:lvlText w:val=""/>
+      <w:lvlJc w:val="left"/>
+      <w:pPr>
+        <w:tabs>
+          <w:tab w:val="num" w:pos="720"/>
+        </w:tabs>
+        <w:ind w:left="720" w:hanging="360"/>
+      </w:pPr>
+      <w:rPr>
+        <w:rFonts w:ascii="Symbol" w:hAnsi="Symbol" w:hint="default"/>
+        <w:sz w:val="20"/>
+      </w:rPr>
+    </w:lvl>
+    <w:lvl w:ilvl="1" w:tentative="1">
+      <w:start w:val="1"/>
+      <w:numFmt w:val="bullet"/>
+      <w:lvlText w:val="o"/>
+      <w:lvlJc w:val="left"/>
+      <w:pPr>
+        <w:tabs>
+          <w:tab w:val="num" w:pos="1440"/>
+        </w:tabs>
+        <w:ind w:left="1440" w:hanging="360"/>
+      </w:pPr>
+      <w:rPr>
+        <w:rFonts w:ascii="Courier New" w:hAnsi="Courier New" w:hint="default"/>
+        <w:sz w:val="20"/>
+      </w:rPr>
+    </w:lvl>
+    <w:lvl w:ilvl="2" w:tentative="1">
+      <w:start w:val="1"/>
+      <w:numFmt w:val="bullet"/>
+      <w:lvlText w:val=""/>
+      <w:lvlJc w:val="left"/>
+      <w:pPr>
+        <w:tabs>
+          <w:tab w:val="num" w:pos="2160"/>
+        </w:tabs>
+        <w:ind w:left="2160" w:hanging="360"/>
+      </w:pPr>
+      <w:rPr>
+        <w:rFonts w:ascii="Wingdings" w:hAnsi="Wingdings" w:hint="default"/>
+        <w:sz w:val="20"/>
+      </w:rPr>
+    </w:lvl>
+    <w:lvl w:ilvl="3" w:tentative="1">
+      <w:start w:val="1"/>
+      <w:numFmt w:val="bullet"/>
+      <w:lvlText w:val=""/>
+      <w:lvlJc w:val="left"/>
+      <w:pPr>
+        <w:tabs>
+          <w:tab w:val="num" w:pos="2880"/>
+        </w:tabs>
+        <w:ind w:left="2880" w:hanging="360"/>
+      </w:pPr>
+      <w:rPr>
+        <w:rFonts w:ascii="Wingdings" w:hAnsi="Wingdings" w:hint="default"/>
+        <w:sz w:val="20"/>
+      </w:rPr>
+    </w:lvl>
+    <w:lvl w:ilvl="4" w:tentative="1">
+      <w:start w:val="1"/>
+      <w:numFmt w:val="bullet"/>
+      <w:lvlText w:val=""/>
+      <w:lvlJc w:val="left"/>
+      <w:pPr>
+        <w:tabs>
+          <w:tab w:val="num" w:pos="3600"/>
+        </w:tabs>
+        <w:ind w:left="3600" w:hanging="360"/>
+      </w:pPr>
+      <w:rPr>
+        <w:rFonts w:ascii="Wingdings" w:hAnsi="Wingdings" w:hint="default"/>
+        <w:sz w:val="20"/>
+      </w:rPr>
+    </w:lvl>
+    <w:lvl w:ilvl="5" w:tentative="1">
+      <w:start w:val="1"/>
+      <w:numFmt w:val="bullet"/>
+      <w:lvlText w:val=""/>
+      <w:lvlJc w:val="left"/>
+      <w:pPr>
+        <w:tabs>
+          <w:tab w:val="num" w:pos="4320"/>
+        </w:tabs>
+        <w:ind w:left="4320" w:hanging="360"/>
+      </w:pPr>
+      <w:rPr>
+        <w:rFonts w:ascii="Wingdings" w:hAnsi="Wingdings" w:hint="default"/>
+        <w:sz w:val="20"/>
+      </w:rPr>
+    </w:lvl>
+    <w:lvl w:ilvl="6" w:tentative="1">
+      <w:start w:val="1"/>
+      <w:numFmt w:val="bullet"/>
+      <w:lvlText w:val=""/>
+      <w:lvlJc w:val="left"/>
+      <w:pPr>
+        <w:tabs>
+          <w:tab w:val="num" w:pos="5040"/>
+        </w:tabs>
+        <w:ind w:left="5040" w:hanging="360"/>
+      </w:pPr>
+      <w:rPr>
+        <w:rFonts w:ascii="Wingdings" w:hAnsi="Wingdings" w:hint="default"/>
+        <w:sz w:val="20"/>
+      </w:rPr>
+    </w:lvl>
+    <w:lvl w:ilvl="7" w:tentative="1">
+      <w:start w:val="1"/>
+      <w:numFmt w:val="bullet"/>
+      <w:lvlText w:val=""/>
+      <w:lvlJc w:val="left"/>
+      <w:pPr>
+        <w:tabs>
+          <w:tab w:val="num" w:pos="5760"/>
+        </w:tabs>
+        <w:ind w:left="5760" w:hanging="360"/>
+      </w:pPr>
+      <w:rPr>
+        <w:rFonts w:ascii="Wingdings" w:hAnsi="Wingdings" w:hint="default"/>
+        <w:sz w:val="20"/>
+      </w:rPr>
+    </w:lvl>
+    <w:lvl w:ilvl="8" w:tentative="1">
+      <w:start w:val="1"/>
+      <w:numFmt w:val="bullet"/>
+      <w:lvlText w:val=""/>
+      <w:lvlJc w:val="left"/>
+      <w:pPr>
+        <w:tabs>
+          <w:tab w:val="num" w:pos="6480"/>
+        </w:tabs>
+        <w:ind w:left="6480" w:hanging="360"/>
+      </w:pPr>
+      <w:rPr>
+        <w:rFonts w:ascii="Wingdings" w:hAnsi="Wingdings" w:hint="default"/>
+        <w:sz w:val="20"/>
+      </w:rPr>
+    </w:lvl>
+  </w:abstractNum>
+  <w:abstractNum w:abstractNumId="5">
     <w:nsid w:val="1715250E"/>
     <w:multiLevelType w:val="multilevel"/>
     <w:tmpl w:val="758A953C"/>
@@ -3284,7 +3394,7 @@
       </w:pPr>
     </w:lvl>
   </w:abstractNum>
-  <w:abstractNum w:abstractNumId="3">
+  <w:abstractNum w:abstractNumId="6">
     <w:nsid w:val="1B7D3A15"/>
     <w:multiLevelType w:val="multilevel"/>
     <w:tmpl w:val="0D4C6F20"/>
@@ -3433,7 +3543,305 @@
       </w:rPr>
     </w:lvl>
   </w:abstractNum>
-  <w:abstractNum w:abstractNumId="4">
+  <w:abstractNum w:abstractNumId="7">
+    <w:nsid w:val="2AC75864"/>
+    <w:multiLevelType w:val="multilevel"/>
+    <w:tmpl w:val="83E6AA98"/>
+    <w:lvl w:ilvl="0">
+      <w:start w:val="1"/>
+      <w:numFmt w:val="bullet"/>
+      <w:lvlText w:val=""/>
+      <w:lvlJc w:val="left"/>
+      <w:pPr>
+        <w:tabs>
+          <w:tab w:val="num" w:pos="720"/>
+        </w:tabs>
+        <w:ind w:left="720" w:hanging="360"/>
+      </w:pPr>
+      <w:rPr>
+        <w:rFonts w:ascii="Symbol" w:hAnsi="Symbol" w:hint="default"/>
+        <w:sz w:val="20"/>
+      </w:rPr>
+    </w:lvl>
+    <w:lvl w:ilvl="1" w:tentative="1">
+      <w:start w:val="1"/>
+      <w:numFmt w:val="bullet"/>
+      <w:lvlText w:val="o"/>
+      <w:lvlJc w:val="left"/>
+      <w:pPr>
+        <w:tabs>
+          <w:tab w:val="num" w:pos="1440"/>
+        </w:tabs>
+        <w:ind w:left="1440" w:hanging="360"/>
+      </w:pPr>
+      <w:rPr>
+        <w:rFonts w:ascii="Courier New" w:hAnsi="Courier New" w:hint="default"/>
+        <w:sz w:val="20"/>
+      </w:rPr>
+    </w:lvl>
+    <w:lvl w:ilvl="2" w:tentative="1">
+      <w:start w:val="1"/>
+      <w:numFmt w:val="bullet"/>
+      <w:lvlText w:val=""/>
+      <w:lvlJc w:val="left"/>
+      <w:pPr>
+        <w:tabs>
+          <w:tab w:val="num" w:pos="2160"/>
+        </w:tabs>
+        <w:ind w:left="2160" w:hanging="360"/>
+      </w:pPr>
+      <w:rPr>
+        <w:rFonts w:ascii="Wingdings" w:hAnsi="Wingdings" w:hint="default"/>
+        <w:sz w:val="20"/>
+      </w:rPr>
+    </w:lvl>
+    <w:lvl w:ilvl="3" w:tentative="1">
+      <w:start w:val="1"/>
+      <w:numFmt w:val="bullet"/>
+      <w:lvlText w:val=""/>
+      <w:lvlJc w:val="left"/>
+      <w:pPr>
+        <w:tabs>
+          <w:tab w:val="num" w:pos="2880"/>
+        </w:tabs>
+        <w:ind w:left="2880" w:hanging="360"/>
+      </w:pPr>
+      <w:rPr>
+        <w:rFonts w:ascii="Wingdings" w:hAnsi="Wingdings" w:hint="default"/>
+        <w:sz w:val="20"/>
+      </w:rPr>
+    </w:lvl>
+    <w:lvl w:ilvl="4" w:tentative="1">
+      <w:start w:val="1"/>
+      <w:numFmt w:val="bullet"/>
+      <w:lvlText w:val=""/>
+      <w:lvlJc w:val="left"/>
+      <w:pPr>
+        <w:tabs>
+          <w:tab w:val="num" w:pos="3600"/>
+        </w:tabs>
+        <w:ind w:left="3600" w:hanging="360"/>
+      </w:pPr>
+      <w:rPr>
+        <w:rFonts w:ascii="Wingdings" w:hAnsi="Wingdings" w:hint="default"/>
+        <w:sz w:val="20"/>
+      </w:rPr>
+    </w:lvl>
+    <w:lvl w:ilvl="5" w:tentative="1">
+      <w:start w:val="1"/>
+      <w:numFmt w:val="bullet"/>
+      <w:lvlText w:val=""/>
+      <w:lvlJc w:val="left"/>
+      <w:pPr>
+        <w:tabs>
+          <w:tab w:val="num" w:pos="4320"/>
+        </w:tabs>
+        <w:ind w:left="4320" w:hanging="360"/>
+      </w:pPr>
+      <w:rPr>
+        <w:rFonts w:ascii="Wingdings" w:hAnsi="Wingdings" w:hint="default"/>
+        <w:sz w:val="20"/>
+      </w:rPr>
+    </w:lvl>
+    <w:lvl w:ilvl="6" w:tentative="1">
+      <w:start w:val="1"/>
+      <w:numFmt w:val="bullet"/>
+      <w:lvlText w:val=""/>
+      <w:lvlJc w:val="left"/>
+      <w:pPr>
+        <w:tabs>
+          <w:tab w:val="num" w:pos="5040"/>
+        </w:tabs>
+        <w:ind w:left="5040" w:hanging="360"/>
+      </w:pPr>
+      <w:rPr>
+        <w:rFonts w:ascii="Wingdings" w:hAnsi="Wingdings" w:hint="default"/>
+        <w:sz w:val="20"/>
+      </w:rPr>
+    </w:lvl>
+    <w:lvl w:ilvl="7" w:tentative="1">
+      <w:start w:val="1"/>
+      <w:numFmt w:val="bullet"/>
+      <w:lvlText w:val=""/>
+      <w:lvlJc w:val="left"/>
+      <w:pPr>
+        <w:tabs>
+          <w:tab w:val="num" w:pos="5760"/>
+        </w:tabs>
+        <w:ind w:left="5760" w:hanging="360"/>
+      </w:pPr>
+      <w:rPr>
+        <w:rFonts w:ascii="Wingdings" w:hAnsi="Wingdings" w:hint="default"/>
+        <w:sz w:val="20"/>
+      </w:rPr>
+    </w:lvl>
+    <w:lvl w:ilvl="8" w:tentative="1">
+      <w:start w:val="1"/>
+      <w:numFmt w:val="bullet"/>
+      <w:lvlText w:val=""/>
+      <w:lvlJc w:val="left"/>
+      <w:pPr>
+        <w:tabs>
+          <w:tab w:val="num" w:pos="6480"/>
+        </w:tabs>
+        <w:ind w:left="6480" w:hanging="360"/>
+      </w:pPr>
+      <w:rPr>
+        <w:rFonts w:ascii="Wingdings" w:hAnsi="Wingdings" w:hint="default"/>
+        <w:sz w:val="20"/>
+      </w:rPr>
+    </w:lvl>
+  </w:abstractNum>
+  <w:abstractNum w:abstractNumId="8">
+    <w:nsid w:val="2CBC6D02"/>
+    <w:multiLevelType w:val="multilevel"/>
+    <w:tmpl w:val="7A4C3ADA"/>
+    <w:lvl w:ilvl="0">
+      <w:start w:val="1"/>
+      <w:numFmt w:val="bullet"/>
+      <w:lvlText w:val=""/>
+      <w:lvlJc w:val="left"/>
+      <w:pPr>
+        <w:tabs>
+          <w:tab w:val="num" w:pos="720"/>
+        </w:tabs>
+        <w:ind w:left="720" w:hanging="360"/>
+      </w:pPr>
+      <w:rPr>
+        <w:rFonts w:ascii="Symbol" w:hAnsi="Symbol" w:hint="default"/>
+        <w:sz w:val="20"/>
+      </w:rPr>
+    </w:lvl>
+    <w:lvl w:ilvl="1" w:tentative="1">
+      <w:start w:val="1"/>
+      <w:numFmt w:val="bullet"/>
+      <w:lvlText w:val="o"/>
+      <w:lvlJc w:val="left"/>
+      <w:pPr>
+        <w:tabs>
+          <w:tab w:val="num" w:pos="1440"/>
+        </w:tabs>
+        <w:ind w:left="1440" w:hanging="360"/>
+      </w:pPr>
+      <w:rPr>
+        <w:rFonts w:ascii="Courier New" w:hAnsi="Courier New" w:hint="default"/>
+        <w:sz w:val="20"/>
+      </w:rPr>
+    </w:lvl>
+    <w:lvl w:ilvl="2" w:tentative="1">
+      <w:start w:val="1"/>
+      <w:numFmt w:val="bullet"/>
+      <w:lvlText w:val=""/>
+      <w:lvlJc w:val="left"/>
+      <w:pPr>
+        <w:tabs>
+          <w:tab w:val="num" w:pos="2160"/>
+        </w:tabs>
+        <w:ind w:left="2160" w:hanging="360"/>
+      </w:pPr>
+      <w:rPr>
+        <w:rFonts w:ascii="Wingdings" w:hAnsi="Wingdings" w:hint="default"/>
+        <w:sz w:val="20"/>
+      </w:rPr>
+    </w:lvl>
+    <w:lvl w:ilvl="3" w:tentative="1">
+      <w:start w:val="1"/>
+      <w:numFmt w:val="bullet"/>
+      <w:lvlText w:val=""/>
+      <w:lvlJc w:val="left"/>
+      <w:pPr>
+        <w:tabs>
+          <w:tab w:val="num" w:pos="2880"/>
+        </w:tabs>
+        <w:ind w:left="2880" w:hanging="360"/>
+      </w:pPr>
+      <w:rPr>
+        <w:rFonts w:ascii="Wingdings" w:hAnsi="Wingdings" w:hint="default"/>
+        <w:sz w:val="20"/>
+      </w:rPr>
+    </w:lvl>
+    <w:lvl w:ilvl="4" w:tentative="1">
+      <w:start w:val="1"/>
+      <w:numFmt w:val="bullet"/>
+      <w:lvlText w:val=""/>
+      <w:lvlJc w:val="left"/>
+      <w:pPr>
+        <w:tabs>
+          <w:tab w:val="num" w:pos="3600"/>
+        </w:tabs>
+        <w:ind w:left="3600" w:hanging="360"/>
+      </w:pPr>
+      <w:rPr>
+        <w:rFonts w:ascii="Wingdings" w:hAnsi="Wingdings" w:hint="default"/>
+        <w:sz w:val="20"/>
+      </w:rPr>
+    </w:lvl>
+    <w:lvl w:ilvl="5" w:tentative="1">
+      <w:start w:val="1"/>
+      <w:numFmt w:val="bullet"/>
+      <w:lvlText w:val=""/>
+      <w:lvlJc w:val="left"/>
+      <w:pPr>
+        <w:tabs>
+          <w:tab w:val="num" w:pos="4320"/>
+        </w:tabs>
+        <w:ind w:left="4320" w:hanging="360"/>
+      </w:pPr>
+      <w:rPr>
+        <w:rFonts w:ascii="Wingdings" w:hAnsi="Wingdings" w:hint="default"/>
+        <w:sz w:val="20"/>
+      </w:rPr>
+    </w:lvl>
+    <w:lvl w:ilvl="6" w:tentative="1">
+      <w:start w:val="1"/>
+      <w:numFmt w:val="bullet"/>
+      <w:lvlText w:val=""/>
+      <w:lvlJc w:val="left"/>
+      <w:pPr>
+        <w:tabs>
+          <w:tab w:val="num" w:pos="5040"/>
+        </w:tabs>
+        <w:ind w:left="5040" w:hanging="360"/>
+      </w:pPr>
+      <w:rPr>
+        <w:rFonts w:ascii="Wingdings" w:hAnsi="Wingdings" w:hint="default"/>
+        <w:sz w:val="20"/>
+      </w:rPr>
+    </w:lvl>
+    <w:lvl w:ilvl="7" w:tentative="1">
+      <w:start w:val="1"/>
+      <w:numFmt w:val="bullet"/>
+      <w:lvlText w:val=""/>
+      <w:lvlJc w:val="left"/>
+      <w:pPr>
+        <w:tabs>
+          <w:tab w:val="num" w:pos="5760"/>
+        </w:tabs>
+        <w:ind w:left="5760" w:hanging="360"/>
+      </w:pPr>
+      <w:rPr>
+        <w:rFonts w:ascii="Wingdings" w:hAnsi="Wingdings" w:hint="default"/>
+        <w:sz w:val="20"/>
+      </w:rPr>
+    </w:lvl>
+    <w:lvl w:ilvl="8" w:tentative="1">
+      <w:start w:val="1"/>
+      <w:numFmt w:val="bullet"/>
+      <w:lvlText w:val=""/>
+      <w:lvlJc w:val="left"/>
+      <w:pPr>
+        <w:tabs>
+          <w:tab w:val="num" w:pos="6480"/>
+        </w:tabs>
+        <w:ind w:left="6480" w:hanging="360"/>
+      </w:pPr>
+      <w:rPr>
+        <w:rFonts w:ascii="Wingdings" w:hAnsi="Wingdings" w:hint="default"/>
+        <w:sz w:val="20"/>
+      </w:rPr>
+    </w:lvl>
+  </w:abstractNum>
+  <w:abstractNum w:abstractNumId="9">
     <w:nsid w:val="3D16451F"/>
     <w:multiLevelType w:val="multilevel"/>
     <w:tmpl w:val="14520F22"/>
@@ -3582,7 +3990,156 @@
       </w:rPr>
     </w:lvl>
   </w:abstractNum>
-  <w:abstractNum w:abstractNumId="5">
+  <w:abstractNum w:abstractNumId="10">
+    <w:nsid w:val="4B361B1A"/>
+    <w:multiLevelType w:val="multilevel"/>
+    <w:tmpl w:val="CCF8E18C"/>
+    <w:lvl w:ilvl="0">
+      <w:start w:val="1"/>
+      <w:numFmt w:val="bullet"/>
+      <w:lvlText w:val=""/>
+      <w:lvlJc w:val="left"/>
+      <w:pPr>
+        <w:tabs>
+          <w:tab w:val="num" w:pos="720"/>
+        </w:tabs>
+        <w:ind w:left="720" w:hanging="360"/>
+      </w:pPr>
+      <w:rPr>
+        <w:rFonts w:ascii="Symbol" w:hAnsi="Symbol" w:hint="default"/>
+        <w:sz w:val="20"/>
+      </w:rPr>
+    </w:lvl>
+    <w:lvl w:ilvl="1" w:tentative="1">
+      <w:start w:val="1"/>
+      <w:numFmt w:val="bullet"/>
+      <w:lvlText w:val="o"/>
+      <w:lvlJc w:val="left"/>
+      <w:pPr>
+        <w:tabs>
+          <w:tab w:val="num" w:pos="1440"/>
+        </w:tabs>
+        <w:ind w:left="1440" w:hanging="360"/>
+      </w:pPr>
+      <w:rPr>
+        <w:rFonts w:ascii="Courier New" w:hAnsi="Courier New" w:hint="default"/>
+        <w:sz w:val="20"/>
+      </w:rPr>
+    </w:lvl>
+    <w:lvl w:ilvl="2" w:tentative="1">
+      <w:start w:val="1"/>
+      <w:numFmt w:val="bullet"/>
+      <w:lvlText w:val=""/>
+      <w:lvlJc w:val="left"/>
+      <w:pPr>
+        <w:tabs>
+          <w:tab w:val="num" w:pos="2160"/>
+        </w:tabs>
+        <w:ind w:left="2160" w:hanging="360"/>
+      </w:pPr>
+      <w:rPr>
+        <w:rFonts w:ascii="Wingdings" w:hAnsi="Wingdings" w:hint="default"/>
+        <w:sz w:val="20"/>
+      </w:rPr>
+    </w:lvl>
+    <w:lvl w:ilvl="3" w:tentative="1">
+      <w:start w:val="1"/>
+      <w:numFmt w:val="bullet"/>
+      <w:lvlText w:val=""/>
+      <w:lvlJc w:val="left"/>
+      <w:pPr>
+        <w:tabs>
+          <w:tab w:val="num" w:pos="2880"/>
+        </w:tabs>
+        <w:ind w:left="2880" w:hanging="360"/>
+      </w:pPr>
+      <w:rPr>
+        <w:rFonts w:ascii="Wingdings" w:hAnsi="Wingdings" w:hint="default"/>
+        <w:sz w:val="20"/>
+      </w:rPr>
+    </w:lvl>
+    <w:lvl w:ilvl="4" w:tentative="1">
+      <w:start w:val="1"/>
+      <w:numFmt w:val="bullet"/>
+      <w:lvlText w:val=""/>
+      <w:lvlJc w:val="left"/>
+      <w:pPr>
+        <w:tabs>
+          <w:tab w:val="num" w:pos="3600"/>
+        </w:tabs>
+        <w:ind w:left="3600" w:hanging="360"/>
+      </w:pPr>
+      <w:rPr>
+        <w:rFonts w:ascii="Wingdings" w:hAnsi="Wingdings" w:hint="default"/>
+        <w:sz w:val="20"/>
+      </w:rPr>
+    </w:lvl>
+    <w:lvl w:ilvl="5" w:tentative="1">
+      <w:start w:val="1"/>
+      <w:numFmt w:val="bullet"/>
+      <w:lvlText w:val=""/>
+      <w:lvlJc w:val="left"/>
+      <w:pPr>
+        <w:tabs>
+          <w:tab w:val="num" w:pos="4320"/>
+        </w:tabs>
+        <w:ind w:left="4320" w:hanging="360"/>
+      </w:pPr>
+      <w:rPr>
+        <w:rFonts w:ascii="Wingdings" w:hAnsi="Wingdings" w:hint="default"/>
+        <w:sz w:val="20"/>
+      </w:rPr>
+    </w:lvl>
+    <w:lvl w:ilvl="6" w:tentative="1">
+      <w:start w:val="1"/>
+      <w:numFmt w:val="bullet"/>
+      <w:lvlText w:val=""/>
+      <w:lvlJc w:val="left"/>
+      <w:pPr>
+        <w:tabs>
+          <w:tab w:val="num" w:pos="5040"/>
+        </w:tabs>
+        <w:ind w:left="5040" w:hanging="360"/>
+      </w:pPr>
+      <w:rPr>
+        <w:rFonts w:ascii="Wingdings" w:hAnsi="Wingdings" w:hint="default"/>
+        <w:sz w:val="20"/>
+      </w:rPr>
+    </w:lvl>
+    <w:lvl w:ilvl="7" w:tentative="1">
+      <w:start w:val="1"/>
+      <w:numFmt w:val="bullet"/>
+      <w:lvlText w:val=""/>
+      <w:lvlJc w:val="left"/>
+      <w:pPr>
+        <w:tabs>
+          <w:tab w:val="num" w:pos="5760"/>
+        </w:tabs>
+        <w:ind w:left="5760" w:hanging="360"/>
+      </w:pPr>
+      <w:rPr>
+        <w:rFonts w:ascii="Wingdings" w:hAnsi="Wingdings" w:hint="default"/>
+        <w:sz w:val="20"/>
+      </w:rPr>
+    </w:lvl>
+    <w:lvl w:ilvl="8" w:tentative="1">
+      <w:start w:val="1"/>
+      <w:numFmt w:val="bullet"/>
+      <w:lvlText w:val=""/>
+      <w:lvlJc w:val="left"/>
+      <w:pPr>
+        <w:tabs>
+          <w:tab w:val="num" w:pos="6480"/>
+        </w:tabs>
+        <w:ind w:left="6480" w:hanging="360"/>
+      </w:pPr>
+      <w:rPr>
+        <w:rFonts w:ascii="Wingdings" w:hAnsi="Wingdings" w:hint="default"/>
+        <w:sz w:val="20"/>
+      </w:rPr>
+    </w:lvl>
+  </w:abstractNum>
+  <w:abstractNum w:abstractNumId="11">
     <w:nsid w:val="53DD7A41"/>
     <w:multiLevelType w:val="multilevel"/>
     <w:tmpl w:val="9FEEF676"/>
@@ -3731,7 +4288,7 @@
       </w:rPr>
     </w:lvl>
   </w:abstractNum>
-  <w:abstractNum w:abstractNumId="6">
+  <w:abstractNum w:abstractNumId="12">
     <w:nsid w:val="569270FE"/>
     <w:multiLevelType w:val="multilevel"/>
     <w:tmpl w:val="0714FED6"/>
@@ -3848,7 +4405,156 @@
       </w:pPr>
     </w:lvl>
   </w:abstractNum>
-  <w:abstractNum w:abstractNumId="7">
+  <w:abstractNum w:abstractNumId="13">
+    <w:nsid w:val="57E36E7E"/>
+    <w:multiLevelType w:val="multilevel"/>
+    <w:tmpl w:val="74405CD6"/>
+    <w:lvl w:ilvl="0">
+      <w:start w:val="1"/>
+      <w:numFmt w:val="bullet"/>
+      <w:lvlText w:val=""/>
+      <w:lvlJc w:val="left"/>
+      <w:pPr>
+        <w:tabs>
+          <w:tab w:val="num" w:pos="720"/>
+        </w:tabs>
+        <w:ind w:left="720" w:hanging="360"/>
+      </w:pPr>
+      <w:rPr>
+        <w:rFonts w:ascii="Symbol" w:hAnsi="Symbol" w:hint="default"/>
+        <w:sz w:val="20"/>
+      </w:rPr>
+    </w:lvl>
+    <w:lvl w:ilvl="1" w:tentative="1">
+      <w:start w:val="1"/>
+      <w:numFmt w:val="bullet"/>
+      <w:lvlText w:val="o"/>
+      <w:lvlJc w:val="left"/>
+      <w:pPr>
+        <w:tabs>
+          <w:tab w:val="num" w:pos="1440"/>
+        </w:tabs>
+        <w:ind w:left="1440" w:hanging="360"/>
+      </w:pPr>
+      <w:rPr>
+        <w:rFonts w:ascii="Courier New" w:hAnsi="Courier New" w:hint="default"/>
+        <w:sz w:val="20"/>
+      </w:rPr>
+    </w:lvl>
+    <w:lvl w:ilvl="2" w:tentative="1">
+      <w:start w:val="1"/>
+      <w:numFmt w:val="bullet"/>
+      <w:lvlText w:val=""/>
+      <w:lvlJc w:val="left"/>
+      <w:pPr>
+        <w:tabs>
+          <w:tab w:val="num" w:pos="2160"/>
+        </w:tabs>
+        <w:ind w:left="2160" w:hanging="360"/>
+      </w:pPr>
+      <w:rPr>
+        <w:rFonts w:ascii="Wingdings" w:hAnsi="Wingdings" w:hint="default"/>
+        <w:sz w:val="20"/>
+      </w:rPr>
+    </w:lvl>
+    <w:lvl w:ilvl="3" w:tentative="1">
+      <w:start w:val="1"/>
+      <w:numFmt w:val="bullet"/>
+      <w:lvlText w:val=""/>
+      <w:lvlJc w:val="left"/>
+      <w:pPr>
+        <w:tabs>
+          <w:tab w:val="num" w:pos="2880"/>
+        </w:tabs>
+        <w:ind w:left="2880" w:hanging="360"/>
+      </w:pPr>
+      <w:rPr>
+        <w:rFonts w:ascii="Wingdings" w:hAnsi="Wingdings" w:hint="default"/>
+        <w:sz w:val="20"/>
+      </w:rPr>
+    </w:lvl>
+    <w:lvl w:ilvl="4" w:tentative="1">
+      <w:start w:val="1"/>
+      <w:numFmt w:val="bullet"/>
+      <w:lvlText w:val=""/>
+      <w:lvlJc w:val="left"/>
+      <w:pPr>
+        <w:tabs>
+          <w:tab w:val="num" w:pos="3600"/>
+        </w:tabs>
+        <w:ind w:left="3600" w:hanging="360"/>
+      </w:pPr>
+      <w:rPr>
+        <w:rFonts w:ascii="Wingdings" w:hAnsi="Wingdings" w:hint="default"/>
+        <w:sz w:val="20"/>
+      </w:rPr>
+    </w:lvl>
+    <w:lvl w:ilvl="5" w:tentative="1">
+      <w:start w:val="1"/>
+      <w:numFmt w:val="bullet"/>
+      <w:lvlText w:val=""/>
+      <w:lvlJc w:val="left"/>
+      <w:pPr>
+        <w:tabs>
+          <w:tab w:val="num" w:pos="4320"/>
+        </w:tabs>
+        <w:ind w:left="4320" w:hanging="360"/>
+      </w:pPr>
+      <w:rPr>
+        <w:rFonts w:ascii="Wingdings" w:hAnsi="Wingdings" w:hint="default"/>
+        <w:sz w:val="20"/>
+      </w:rPr>
+    </w:lvl>
+    <w:lvl w:ilvl="6" w:tentative="1">
+      <w:start w:val="1"/>
+      <w:numFmt w:val="bullet"/>
+      <w:lvlText w:val=""/>
+      <w:lvlJc w:val="left"/>
+      <w:pPr>
+        <w:tabs>
+          <w:tab w:val="num" w:pos="5040"/>
+        </w:tabs>
+        <w:ind w:left="5040" w:hanging="360"/>
+      </w:pPr>
+      <w:rPr>
+        <w:rFonts w:ascii="Wingdings" w:hAnsi="Wingdings" w:hint="default"/>
+        <w:sz w:val="20"/>
+      </w:rPr>
+    </w:lvl>
+    <w:lvl w:ilvl="7" w:tentative="1">
+      <w:start w:val="1"/>
+      <w:numFmt w:val="bullet"/>
+      <w:lvlText w:val=""/>
+      <w:lvlJc w:val="left"/>
+      <w:pPr>
+        <w:tabs>
+          <w:tab w:val="num" w:pos="5760"/>
+        </w:tabs>
+        <w:ind w:left="5760" w:hanging="360"/>
+      </w:pPr>
+      <w:rPr>
+        <w:rFonts w:ascii="Wingdings" w:hAnsi="Wingdings" w:hint="default"/>
+        <w:sz w:val="20"/>
+      </w:rPr>
+    </w:lvl>
+    <w:lvl w:ilvl="8" w:tentative="1">
+      <w:start w:val="1"/>
+      <w:numFmt w:val="bullet"/>
+      <w:lvlText w:val=""/>
+      <w:lvlJc w:val="left"/>
+      <w:pPr>
+        <w:tabs>
+          <w:tab w:val="num" w:pos="6480"/>
+        </w:tabs>
+        <w:ind w:left="6480" w:hanging="360"/>
+      </w:pPr>
+      <w:rPr>
+        <w:rFonts w:ascii="Wingdings" w:hAnsi="Wingdings" w:hint="default"/>
+        <w:sz w:val="20"/>
+      </w:rPr>
+    </w:lvl>
+  </w:abstractNum>
+  <w:abstractNum w:abstractNumId="14">
     <w:nsid w:val="59D4669B"/>
     <w:multiLevelType w:val="multilevel"/>
     <w:tmpl w:val="13A27BBC"/>
@@ -3997,7 +4703,7 @@
       </w:rPr>
     </w:lvl>
   </w:abstractNum>
-  <w:abstractNum w:abstractNumId="8">
+  <w:abstractNum w:abstractNumId="15">
     <w:nsid w:val="62DE3A4D"/>
     <w:multiLevelType w:val="multilevel"/>
     <w:tmpl w:val="D9E6F9A4"/>
@@ -4146,7 +4852,7 @@
       </w:rPr>
     </w:lvl>
   </w:abstractNum>
-  <w:abstractNum w:abstractNumId="9">
+  <w:abstractNum w:abstractNumId="16">
     <w:nsid w:val="6BBC63D5"/>
     <w:multiLevelType w:val="multilevel"/>
     <w:tmpl w:val="7CAEA40E"/>
@@ -4295,7 +5001,7 @@
       </w:rPr>
     </w:lvl>
   </w:abstractNum>
-  <w:abstractNum w:abstractNumId="10">
+  <w:abstractNum w:abstractNumId="17">
     <w:nsid w:val="70942615"/>
     <w:multiLevelType w:val="multilevel"/>
     <w:tmpl w:val="5220F92A"/>
@@ -4444,7 +5150,120 @@
       </w:rPr>
     </w:lvl>
   </w:abstractNum>
-  <w:abstractNum w:abstractNumId="11">
+  <w:abstractNum w:abstractNumId="18">
+    <w:nsid w:val="724B7277"/>
+    <w:multiLevelType w:val="multilevel"/>
+    <w:tmpl w:val="31E80464"/>
+    <w:lvl w:ilvl="0">
+      <w:start w:val="1"/>
+      <w:numFmt w:val="decimal"/>
+      <w:lvlText w:val="%1."/>
+      <w:lvlJc w:val="left"/>
+      <w:pPr>
+        <w:tabs>
+          <w:tab w:val="num" w:pos="720"/>
+        </w:tabs>
+        <w:ind w:left="720" w:hanging="360"/>
+      </w:pPr>
+    </w:lvl>
+    <w:lvl w:ilvl="1" w:tentative="1">
+      <w:start w:val="1"/>
+      <w:numFmt w:val="decimal"/>
+      <w:lvlText w:val="%2."/>
+      <w:lvlJc w:val="left"/>
+      <w:pPr>
+        <w:tabs>
+          <w:tab w:val="num" w:pos="1440"/>
+        </w:tabs>
+        <w:ind w:left="1440" w:hanging="360"/>
+      </w:pPr>
+    </w:lvl>
+    <w:lvl w:ilvl="2" w:tentative="1">
+      <w:start w:val="1"/>
+      <w:numFmt w:val="decimal"/>
+      <w:lvlText w:val="%3."/>
+      <w:lvlJc w:val="left"/>
+      <w:pPr>
+        <w:tabs>
+          <w:tab w:val="num" w:pos="2160"/>
+        </w:tabs>
+        <w:ind w:left="2160" w:hanging="360"/>
+      </w:pPr>
+    </w:lvl>
+    <w:lvl w:ilvl="3" w:tentative="1">
+      <w:start w:val="1"/>
+      <w:numFmt w:val="decimal"/>
+      <w:lvlText w:val="%4."/>
+      <w:lvlJc w:val="left"/>
+      <w:pPr>
+        <w:tabs>
+          <w:tab w:val="num" w:pos="2880"/>
+        </w:tabs>
+        <w:ind w:left="2880" w:hanging="360"/>
+      </w:pPr>
+    </w:lvl>
+    <w:lvl w:ilvl="4" w:tentative="1">
+      <w:start w:val="1"/>
+      <w:numFmt w:val="decimal"/>
+      <w:lvlText w:val="%5."/>
+      <w:lvlJc w:val="left"/>
+      <w:pPr>
+        <w:tabs>
+          <w:tab w:val="num" w:pos="3600"/>
+        </w:tabs>
+        <w:ind w:left="3600" w:hanging="360"/>
+      </w:pPr>
+    </w:lvl>
+    <w:lvl w:ilvl="5" w:tentative="1">
+      <w:start w:val="1"/>
+      <w:numFmt w:val="decimal"/>
+      <w:lvlText w:val="%6."/>
+      <w:lvlJc w:val="left"/>
+      <w:pPr>
+        <w:tabs>
+          <w:tab w:val="num" w:pos="4320"/>
+        </w:tabs>
+        <w:ind w:left="4320" w:hanging="360"/>
+      </w:pPr>
+    </w:lvl>
+    <w:lvl w:ilvl="6" w:tentative="1">
+      <w:start w:val="1"/>
+      <w:numFmt w:val="decimal"/>
+      <w:lvlText w:val="%7."/>
+      <w:lvlJc w:val="left"/>
+      <w:pPr>
+        <w:tabs>
+          <w:tab w:val="num" w:pos="5040"/>
+        </w:tabs>
+        <w:ind w:left="5040" w:hanging="360"/>
+      </w:pPr>
+    </w:lvl>
+    <w:lvl w:ilvl="7" w:tentative="1">
+      <w:start w:val="1"/>
+      <w:numFmt w:val="decimal"/>
+      <w:lvlText w:val="%8."/>
+      <w:lvlJc w:val="left"/>
+      <w:pPr>
+        <w:tabs>
+          <w:tab w:val="num" w:pos="5760"/>
+        </w:tabs>
+        <w:ind w:left="5760" w:hanging="360"/>
+      </w:pPr>
+    </w:lvl>
+    <w:lvl w:ilvl="8" w:tentative="1">
+      <w:start w:val="1"/>
+      <w:numFmt w:val="decimal"/>
+      <w:lvlText w:val="%9."/>
+      <w:lvlJc w:val="left"/>
+      <w:pPr>
+        <w:tabs>
+          <w:tab w:val="num" w:pos="6480"/>
+        </w:tabs>
+        <w:ind w:left="6480" w:hanging="360"/>
+      </w:pPr>
+    </w:lvl>
+  </w:abstractNum>
+  <w:abstractNum w:abstractNumId="19">
     <w:nsid w:val="7342073C"/>
     <w:multiLevelType w:val="multilevel"/>
     <w:tmpl w:val="6E0C3896"/>
@@ -4557,7 +5376,7 @@
       </w:pPr>
     </w:lvl>
   </w:abstractNum>
-  <w:abstractNum w:abstractNumId="12">
+  <w:abstractNum w:abstractNumId="20">
     <w:nsid w:val="78A104D7"/>
     <w:multiLevelType w:val="multilevel"/>
     <w:tmpl w:val="B7585FE4"/>
@@ -4706,43 +5525,219 @@
       </w:rPr>
     </w:lvl>
   </w:abstractNum>
+  <w:abstractNum w:abstractNumId="21">
+    <w:nsid w:val="7AA02662"/>
+    <w:multiLevelType w:val="multilevel"/>
+    <w:tmpl w:val="868E6E0E"/>
+    <w:lvl w:ilvl="0">
+      <w:start w:val="1"/>
+      <w:numFmt w:val="bullet"/>
+      <w:lvlText w:val=""/>
+      <w:lvlJc w:val="left"/>
+      <w:pPr>
+        <w:tabs>
+          <w:tab w:val="num" w:pos="720"/>
+        </w:tabs>
+        <w:ind w:left="720" w:hanging="360"/>
+      </w:pPr>
+      <w:rPr>
+        <w:rFonts w:ascii="Symbol" w:hAnsi="Symbol" w:hint="default"/>
+        <w:sz w:val="20"/>
+      </w:rPr>
+    </w:lvl>
+    <w:lvl w:ilvl="1" w:tentative="1">
+      <w:start w:val="1"/>
+      <w:numFmt w:val="bullet"/>
+      <w:lvlText w:val="o"/>
+      <w:lvlJc w:val="left"/>
+      <w:pPr>
+        <w:tabs>
+          <w:tab w:val="num" w:pos="1440"/>
+        </w:tabs>
+        <w:ind w:left="1440" w:hanging="360"/>
+      </w:pPr>
+      <w:rPr>
+        <w:rFonts w:ascii="Courier New" w:hAnsi="Courier New" w:hint="default"/>
+        <w:sz w:val="20"/>
+      </w:rPr>
+    </w:lvl>
+    <w:lvl w:ilvl="2" w:tentative="1">
+      <w:start w:val="1"/>
+      <w:numFmt w:val="bullet"/>
+      <w:lvlText w:val=""/>
+      <w:lvlJc w:val="left"/>
+      <w:pPr>
+        <w:tabs>
+          <w:tab w:val="num" w:pos="2160"/>
+        </w:tabs>
+        <w:ind w:left="2160" w:hanging="360"/>
+      </w:pPr>
+      <w:rPr>
+        <w:rFonts w:ascii="Wingdings" w:hAnsi="Wingdings" w:hint="default"/>
+        <w:sz w:val="20"/>
+      </w:rPr>
+    </w:lvl>
+    <w:lvl w:ilvl="3" w:tentative="1">
+      <w:start w:val="1"/>
+      <w:numFmt w:val="bullet"/>
+      <w:lvlText w:val=""/>
+      <w:lvlJc w:val="left"/>
+      <w:pPr>
+        <w:tabs>
+          <w:tab w:val="num" w:pos="2880"/>
+        </w:tabs>
+        <w:ind w:left="2880" w:hanging="360"/>
+      </w:pPr>
+      <w:rPr>
+        <w:rFonts w:ascii="Wingdings" w:hAnsi="Wingdings" w:hint="default"/>
+        <w:sz w:val="20"/>
+      </w:rPr>
+    </w:lvl>
+    <w:lvl w:ilvl="4" w:tentative="1">
+      <w:start w:val="1"/>
+      <w:numFmt w:val="bullet"/>
+      <w:lvlText w:val=""/>
+      <w:lvlJc w:val="left"/>
+      <w:pPr>
+        <w:tabs>
+          <w:tab w:val="num" w:pos="3600"/>
+        </w:tabs>
+        <w:ind w:left="3600" w:hanging="360"/>
+      </w:pPr>
+      <w:rPr>
+        <w:rFonts w:ascii="Wingdings" w:hAnsi="Wingdings" w:hint="default"/>
+        <w:sz w:val="20"/>
+      </w:rPr>
+    </w:lvl>
+    <w:lvl w:ilvl="5" w:tentative="1">
+      <w:start w:val="1"/>
+      <w:numFmt w:val="bullet"/>
+      <w:lvlText w:val=""/>
+      <w:lvlJc w:val="left"/>
+      <w:pPr>
+        <w:tabs>
+          <w:tab w:val="num" w:pos="4320"/>
+        </w:tabs>
+        <w:ind w:left="4320" w:hanging="360"/>
+      </w:pPr>
+      <w:rPr>
+        <w:rFonts w:ascii="Wingdings" w:hAnsi="Wingdings" w:hint="default"/>
+        <w:sz w:val="20"/>
+      </w:rPr>
+    </w:lvl>
+    <w:lvl w:ilvl="6" w:tentative="1">
+      <w:start w:val="1"/>
+      <w:numFmt w:val="bullet"/>
+      <w:lvlText w:val=""/>
+      <w:lvlJc w:val="left"/>
+      <w:pPr>
+        <w:tabs>
+          <w:tab w:val="num" w:pos="5040"/>
+        </w:tabs>
+        <w:ind w:left="5040" w:hanging="360"/>
+      </w:pPr>
+      <w:rPr>
+        <w:rFonts w:ascii="Wingdings" w:hAnsi="Wingdings" w:hint="default"/>
+        <w:sz w:val="20"/>
+      </w:rPr>
+    </w:lvl>
+    <w:lvl w:ilvl="7" w:tentative="1">
+      <w:start w:val="1"/>
+      <w:numFmt w:val="bullet"/>
+      <w:lvlText w:val=""/>
+      <w:lvlJc w:val="left"/>
+      <w:pPr>
+        <w:tabs>
+          <w:tab w:val="num" w:pos="5760"/>
+        </w:tabs>
+        <w:ind w:left="5760" w:hanging="360"/>
+      </w:pPr>
+      <w:rPr>
+        <w:rFonts w:ascii="Wingdings" w:hAnsi="Wingdings" w:hint="default"/>
+        <w:sz w:val="20"/>
+      </w:rPr>
+    </w:lvl>
+    <w:lvl w:ilvl="8" w:tentative="1">
+      <w:start w:val="1"/>
+      <w:numFmt w:val="bullet"/>
+      <w:lvlText w:val=""/>
+      <w:lvlJc w:val="left"/>
+      <w:pPr>
+        <w:tabs>
+          <w:tab w:val="num" w:pos="6480"/>
+        </w:tabs>
+        <w:ind w:left="6480" w:hanging="360"/>
+      </w:pPr>
+      <w:rPr>
+        <w:rFonts w:ascii="Wingdings" w:hAnsi="Wingdings" w:hint="default"/>
+        <w:sz w:val="20"/>
+      </w:rPr>
+    </w:lvl>
+  </w:abstractNum>
   <w:num w:numId="1">
+    <w:abstractNumId w:val="16"/>
+  </w:num>
+  <w:num w:numId="2">
+    <w:abstractNumId w:val="5"/>
+  </w:num>
+  <w:num w:numId="3">
+    <w:abstractNumId w:val="15"/>
+  </w:num>
+  <w:num w:numId="4">
+    <w:abstractNumId w:val="20"/>
+  </w:num>
+  <w:num w:numId="5">
+    <w:abstractNumId w:val="6"/>
+  </w:num>
+  <w:num w:numId="6">
+    <w:abstractNumId w:val="11"/>
+  </w:num>
+  <w:num w:numId="7">
+    <w:abstractNumId w:val="14"/>
+  </w:num>
+  <w:num w:numId="8">
+    <w:abstractNumId w:val="2"/>
+  </w:num>
+  <w:num w:numId="9">
+    <w:abstractNumId w:val="19"/>
+  </w:num>
+  <w:num w:numId="10">
+    <w:abstractNumId w:val="3"/>
+  </w:num>
+  <w:num w:numId="11">
+    <w:abstractNumId w:val="12"/>
+  </w:num>
+  <w:num w:numId="12">
+    <w:abstractNumId w:val="17"/>
+  </w:num>
+  <w:num w:numId="13">
     <w:abstractNumId w:val="9"/>
   </w:num>
-  <w:num w:numId="2">
-    <w:abstractNumId w:val="2"/>
+  <w:num w:numId="14">
+    <w:abstractNumId w:val="18"/>
   </w:num>
-  <w:num w:numId="3">
+  <w:num w:numId="15">
+    <w:abstractNumId w:val="13"/>
+  </w:num>
+  <w:num w:numId="16">
+    <w:abstractNumId w:val="21"/>
+  </w:num>
+  <w:num w:numId="17">
+    <w:abstractNumId w:val="10"/>
+  </w:num>
+  <w:num w:numId="18">
+    <w:abstractNumId w:val="7"/>
+  </w:num>
+  <w:num w:numId="19">
+    <w:abstractNumId w:val="0"/>
+  </w:num>
+  <w:num w:numId="20">
+    <w:abstractNumId w:val="1"/>
+  </w:num>
+  <w:num w:numId="21">
     <w:abstractNumId w:val="8"/>
   </w:num>
-  <w:num w:numId="4">
-    <w:abstractNumId w:val="12"/>
-  </w:num>
-  <w:num w:numId="5">
-    <w:abstractNumId w:val="3"/>
-  </w:num>
-  <w:num w:numId="6">
-    <w:abstractNumId w:val="5"/>
-  </w:num>
-  <w:num w:numId="7">
-    <w:abstractNumId w:val="7"/>
-  </w:num>
-  <w:num w:numId="8">
-    <w:abstractNumId w:val="0"/>
-  </w:num>
-  <w:num w:numId="9">
-    <w:abstractNumId w:val="11"/>
-  </w:num>
-  <w:num w:numId="10">
-    <w:abstractNumId w:val="1"/>
-  </w:num>
-  <w:num w:numId="11">
-    <w:abstractNumId w:val="6"/>
-  </w:num>
-  <w:num w:numId="12">
-    <w:abstractNumId w:val="10"/>
-  </w:num>
-  <w:num w:numId="13">
+  <w:num w:numId="22">
     <w:abstractNumId w:val="4"/>
   </w:num>
 </w:numbering>
@@ -5252,7 +6247,6 @@
     <w:name w:val="Normal (Web)"/>
     <w:basedOn w:val="a"/>
     <w:uiPriority w:val="99"/>
-    <w:semiHidden/>
     <w:unhideWhenUsed/>
     <w:rsid w:val="00BF6FC8"/>
     <w:pPr>
@@ -5294,7 +6288,6 @@
     <w:basedOn w:val="a"/>
     <w:link w:val="HTML1"/>
     <w:uiPriority w:val="99"/>
-    <w:semiHidden/>
     <w:unhideWhenUsed/>
     <w:rsid w:val="00BF6FC8"/>
     <w:pPr>
@@ -5330,7 +6323,6 @@
     <w:basedOn w:val="a0"/>
     <w:link w:val="HTML0"/>
     <w:uiPriority w:val="99"/>
-    <w:semiHidden/>
     <w:rsid w:val="00BF6FC8"/>
     <w:rPr>
       <w:rFonts w:ascii="Courier New" w:eastAsia="Times New Roman" w:hAnsi="Courier New" w:cs="Courier New"/>
